--- a/doc.docx
+++ b/doc.docx
@@ -254,7 +254,25 @@
           <w:sz w:val="32"/>
           <w:szCs w:val="32"/>
         </w:rPr>
-        <w:t>Lucca Alexandre - RM99700</w:t>
+        <w:t xml:space="preserve">Victor </w:t>
+      </w:r>
+      <w:proofErr w:type="spellStart"/>
+      <w:r>
+        <w:rPr>
+          <w:rFonts w:ascii="Times New Roman" w:hAnsi="Times New Roman" w:cs="Times New Roman"/>
+          <w:sz w:val="32"/>
+          <w:szCs w:val="32"/>
+        </w:rPr>
+        <w:t>Wittner</w:t>
+      </w:r>
+      <w:proofErr w:type="spellEnd"/>
+      <w:r>
+        <w:rPr>
+          <w:rFonts w:ascii="Times New Roman" w:hAnsi="Times New Roman" w:cs="Times New Roman"/>
+          <w:sz w:val="32"/>
+          <w:szCs w:val="32"/>
+        </w:rPr>
+        <w:t xml:space="preserve"> - RM98667</w:t>
       </w:r>
     </w:p>
     <w:p>
@@ -273,25 +291,44 @@
           <w:sz w:val="32"/>
           <w:szCs w:val="32"/>
         </w:rPr>
-        <w:t xml:space="preserve">Victor </w:t>
-      </w:r>
-      <w:proofErr w:type="spellStart"/>
-      <w:r>
+        <w:t>Matheus Haruo - RM97663</w:t>
+      </w:r>
+    </w:p>
+    <w:p>
+      <w:pPr>
+        <w:spacing w:line="240" w:lineRule="auto"/>
+        <w:jc w:val="center"/>
         <w:rPr>
           <w:rFonts w:ascii="Times New Roman" w:hAnsi="Times New Roman" w:cs="Times New Roman"/>
           <w:sz w:val="32"/>
           <w:szCs w:val="32"/>
         </w:rPr>
-        <w:t>Wittner</w:t>
-      </w:r>
-      <w:proofErr w:type="spellEnd"/>
+      </w:pPr>
       <w:r>
         <w:rPr>
           <w:rFonts w:ascii="Times New Roman" w:hAnsi="Times New Roman" w:cs="Times New Roman"/>
           <w:sz w:val="32"/>
           <w:szCs w:val="32"/>
         </w:rPr>
-        <w:t xml:space="preserve"> - RM98667</w:t>
+        <w:t xml:space="preserve">João </w:t>
+      </w:r>
+      <w:proofErr w:type="spellStart"/>
+      <w:r>
+        <w:rPr>
+          <w:rFonts w:ascii="Times New Roman" w:hAnsi="Times New Roman" w:cs="Times New Roman"/>
+          <w:sz w:val="32"/>
+          <w:szCs w:val="32"/>
+        </w:rPr>
+        <w:t>Saborido</w:t>
+      </w:r>
+      <w:proofErr w:type="spellEnd"/>
+      <w:r>
+        <w:rPr>
+          <w:rFonts w:ascii="Times New Roman" w:hAnsi="Times New Roman" w:cs="Times New Roman"/>
+          <w:sz w:val="32"/>
+          <w:szCs w:val="32"/>
+        </w:rPr>
+        <w:t xml:space="preserve"> - RM98184</w:t>
       </w:r>
     </w:p>
     <w:p>
@@ -310,7 +347,7 @@
           <w:sz w:val="32"/>
           <w:szCs w:val="32"/>
         </w:rPr>
-        <w:t>Matheus Haruo - RM97663</w:t>
+        <w:t>Pedro Guerra – RM99526</w:t>
       </w:r>
     </w:p>
     <w:p>
@@ -319,55 +356,10 @@
         <w:jc w:val="center"/>
         <w:rPr>
           <w:rFonts w:ascii="Times New Roman" w:hAnsi="Times New Roman" w:cs="Times New Roman"/>
-          <w:sz w:val="32"/>
-          <w:szCs w:val="32"/>
-        </w:rPr>
-      </w:pPr>
-      <w:r>
-        <w:rPr>
-          <w:rFonts w:ascii="Times New Roman" w:hAnsi="Times New Roman" w:cs="Times New Roman"/>
-          <w:sz w:val="32"/>
-          <w:szCs w:val="32"/>
-        </w:rPr>
-        <w:t xml:space="preserve">João </w:t>
-      </w:r>
-      <w:proofErr w:type="spellStart"/>
-      <w:r>
-        <w:rPr>
-          <w:rFonts w:ascii="Times New Roman" w:hAnsi="Times New Roman" w:cs="Times New Roman"/>
-          <w:sz w:val="32"/>
-          <w:szCs w:val="32"/>
-        </w:rPr>
-        <w:t>Saborido</w:t>
-      </w:r>
-      <w:proofErr w:type="spellEnd"/>
-      <w:r>
-        <w:rPr>
-          <w:rFonts w:ascii="Times New Roman" w:hAnsi="Times New Roman" w:cs="Times New Roman"/>
-          <w:sz w:val="32"/>
-          <w:szCs w:val="32"/>
-        </w:rPr>
-        <w:t xml:space="preserve"> - RM98184</w:t>
-      </w:r>
-    </w:p>
-    <w:p>
-      <w:pPr>
-        <w:spacing w:line="240" w:lineRule="auto"/>
-        <w:jc w:val="center"/>
-        <w:rPr>
-          <w:rFonts w:ascii="Times New Roman" w:hAnsi="Times New Roman" w:cs="Times New Roman"/>
-          <w:sz w:val="32"/>
-          <w:szCs w:val="32"/>
-        </w:rPr>
-      </w:pPr>
-      <w:r>
-        <w:rPr>
-          <w:rFonts w:ascii="Times New Roman" w:hAnsi="Times New Roman" w:cs="Times New Roman"/>
-          <w:sz w:val="32"/>
-          <w:szCs w:val="32"/>
-        </w:rPr>
-        <w:t>Pedro Guerra – RM99526</w:t>
-      </w:r>
+          <w:sz w:val="52"/>
+          <w:szCs w:val="52"/>
+        </w:rPr>
+      </w:pPr>
     </w:p>
     <w:p>
       <w:pPr>
@@ -558,7 +550,7 @@
         <w:pStyle w:val="PargrafodaLista"/>
         <w:numPr>
           <w:ilvl w:val="0"/>
-          <w:numId w:val="2"/>
+          <w:numId w:val="6"/>
         </w:numPr>
         <w:rPr>
           <w:rFonts w:ascii="Times New Roman" w:hAnsi="Times New Roman" w:cs="Times New Roman"/>
@@ -580,7 +572,7 @@
         <w:pStyle w:val="PargrafodaLista"/>
         <w:numPr>
           <w:ilvl w:val="0"/>
-          <w:numId w:val="2"/>
+          <w:numId w:val="6"/>
         </w:numPr>
         <w:rPr>
           <w:rFonts w:ascii="Times New Roman" w:hAnsi="Times New Roman" w:cs="Times New Roman"/>
@@ -602,7 +594,7 @@
         <w:pStyle w:val="PargrafodaLista"/>
         <w:numPr>
           <w:ilvl w:val="0"/>
-          <w:numId w:val="2"/>
+          <w:numId w:val="6"/>
         </w:numPr>
         <w:rPr>
           <w:rFonts w:ascii="Times New Roman" w:hAnsi="Times New Roman" w:cs="Times New Roman"/>
@@ -624,7 +616,7 @@
         <w:pStyle w:val="PargrafodaLista"/>
         <w:numPr>
           <w:ilvl w:val="0"/>
-          <w:numId w:val="2"/>
+          <w:numId w:val="6"/>
         </w:numPr>
         <w:rPr>
           <w:rFonts w:ascii="Times New Roman" w:hAnsi="Times New Roman" w:cs="Times New Roman"/>
@@ -935,7 +927,7 @@
         <w:pStyle w:val="PargrafodaLista"/>
         <w:numPr>
           <w:ilvl w:val="0"/>
-          <w:numId w:val="2"/>
+          <w:numId w:val="7"/>
         </w:numPr>
         <w:rPr>
           <w:rFonts w:ascii="Times New Roman" w:hAnsi="Times New Roman" w:cs="Times New Roman"/>
@@ -957,7 +949,7 @@
         <w:pStyle w:val="PargrafodaLista"/>
         <w:numPr>
           <w:ilvl w:val="0"/>
-          <w:numId w:val="2"/>
+          <w:numId w:val="7"/>
         </w:numPr>
         <w:rPr>
           <w:rFonts w:ascii="Times New Roman" w:hAnsi="Times New Roman" w:cs="Times New Roman"/>
@@ -979,7 +971,7 @@
         <w:pStyle w:val="PargrafodaLista"/>
         <w:numPr>
           <w:ilvl w:val="0"/>
-          <w:numId w:val="2"/>
+          <w:numId w:val="7"/>
         </w:numPr>
         <w:rPr>
           <w:rFonts w:ascii="Times New Roman" w:hAnsi="Times New Roman" w:cs="Times New Roman"/>
@@ -1001,7 +993,7 @@
         <w:pStyle w:val="PargrafodaLista"/>
         <w:numPr>
           <w:ilvl w:val="0"/>
-          <w:numId w:val="2"/>
+          <w:numId w:val="7"/>
         </w:numPr>
         <w:rPr>
           <w:rFonts w:ascii="Times New Roman" w:hAnsi="Times New Roman" w:cs="Times New Roman"/>
@@ -1023,7 +1015,7 @@
         <w:pStyle w:val="PargrafodaLista"/>
         <w:numPr>
           <w:ilvl w:val="0"/>
-          <w:numId w:val="2"/>
+          <w:numId w:val="7"/>
         </w:numPr>
         <w:rPr>
           <w:rFonts w:ascii="Times New Roman" w:hAnsi="Times New Roman" w:cs="Times New Roman"/>
@@ -1045,7 +1037,7 @@
         <w:pStyle w:val="PargrafodaLista"/>
         <w:numPr>
           <w:ilvl w:val="0"/>
-          <w:numId w:val="2"/>
+          <w:numId w:val="7"/>
         </w:numPr>
         <w:rPr>
           <w:rFonts w:ascii="Times New Roman" w:hAnsi="Times New Roman" w:cs="Times New Roman"/>
@@ -1067,7 +1059,7 @@
         <w:pStyle w:val="PargrafodaLista"/>
         <w:numPr>
           <w:ilvl w:val="0"/>
-          <w:numId w:val="2"/>
+          <w:numId w:val="7"/>
         </w:numPr>
         <w:rPr>
           <w:rFonts w:ascii="Times New Roman" w:hAnsi="Times New Roman" w:cs="Times New Roman"/>
@@ -1099,7 +1091,7 @@
         <w:pStyle w:val="PargrafodaLista"/>
         <w:numPr>
           <w:ilvl w:val="0"/>
-          <w:numId w:val="2"/>
+          <w:numId w:val="7"/>
         </w:numPr>
         <w:rPr>
           <w:rFonts w:ascii="Times New Roman" w:hAnsi="Times New Roman" w:cs="Times New Roman"/>
@@ -1192,12 +1184,6 @@
         <w:gridCol w:w="6360"/>
       </w:tblGrid>
       <w:tr>
-        <w:tblPrEx>
-          <w:tblCellMar>
-            <w:top w:w="0" w:type="dxa"/>
-            <w:bottom w:w="0" w:type="dxa"/>
-          </w:tblCellMar>
-        </w:tblPrEx>
         <w:tc>
           <w:tcPr>
             <w:tcW w:w="3000" w:type="dxa"/>
@@ -1281,12 +1267,6 @@
         </w:tc>
       </w:tr>
       <w:tr>
-        <w:tblPrEx>
-          <w:tblCellMar>
-            <w:top w:w="0" w:type="dxa"/>
-            <w:bottom w:w="0" w:type="dxa"/>
-          </w:tblCellMar>
-        </w:tblPrEx>
         <w:tc>
           <w:tcPr>
             <w:tcW w:w="3000" w:type="dxa"/>
@@ -1362,12 +1342,6 @@
         </w:tc>
       </w:tr>
       <w:tr>
-        <w:tblPrEx>
-          <w:tblCellMar>
-            <w:top w:w="0" w:type="dxa"/>
-            <w:bottom w:w="0" w:type="dxa"/>
-          </w:tblCellMar>
-        </w:tblPrEx>
         <w:tc>
           <w:tcPr>
             <w:tcW w:w="3000" w:type="dxa"/>
@@ -1465,12 +1439,6 @@
         </w:tc>
       </w:tr>
       <w:tr>
-        <w:tblPrEx>
-          <w:tblCellMar>
-            <w:top w:w="0" w:type="dxa"/>
-            <w:bottom w:w="0" w:type="dxa"/>
-          </w:tblCellMar>
-        </w:tblPrEx>
         <w:tc>
           <w:tcPr>
             <w:tcW w:w="3000" w:type="dxa"/>
@@ -1544,12 +1512,6 @@
         </w:tc>
       </w:tr>
       <w:tr>
-        <w:tblPrEx>
-          <w:tblCellMar>
-            <w:top w:w="0" w:type="dxa"/>
-            <w:bottom w:w="0" w:type="dxa"/>
-          </w:tblCellMar>
-        </w:tblPrEx>
         <w:tc>
           <w:tcPr>
             <w:tcW w:w="3000" w:type="dxa"/>
@@ -1633,12 +1595,6 @@
         </w:tc>
       </w:tr>
       <w:tr>
-        <w:tblPrEx>
-          <w:tblCellMar>
-            <w:top w:w="0" w:type="dxa"/>
-            <w:bottom w:w="0" w:type="dxa"/>
-          </w:tblCellMar>
-        </w:tblPrEx>
         <w:tc>
           <w:tcPr>
             <w:tcW w:w="3000" w:type="dxa"/>
@@ -1712,12 +1668,6 @@
         </w:tc>
       </w:tr>
       <w:tr>
-        <w:tblPrEx>
-          <w:tblCellMar>
-            <w:top w:w="0" w:type="dxa"/>
-            <w:bottom w:w="0" w:type="dxa"/>
-          </w:tblCellMar>
-        </w:tblPrEx>
         <w:tc>
           <w:tcPr>
             <w:tcW w:w="3000" w:type="dxa"/>
@@ -1801,12 +1751,6 @@
         </w:tc>
       </w:tr>
       <w:tr>
-        <w:tblPrEx>
-          <w:tblCellMar>
-            <w:top w:w="0" w:type="dxa"/>
-            <w:bottom w:w="0" w:type="dxa"/>
-          </w:tblCellMar>
-        </w:tblPrEx>
         <w:tc>
           <w:tcPr>
             <w:tcW w:w="3000" w:type="dxa"/>
@@ -1880,12 +1824,6 @@
         </w:tc>
       </w:tr>
       <w:tr>
-        <w:tblPrEx>
-          <w:tblCellMar>
-            <w:top w:w="0" w:type="dxa"/>
-            <w:bottom w:w="0" w:type="dxa"/>
-          </w:tblCellMar>
-        </w:tblPrEx>
         <w:tc>
           <w:tcPr>
             <w:tcW w:w="3000" w:type="dxa"/>
@@ -1971,12 +1909,6 @@
         </w:tc>
       </w:tr>
       <w:tr>
-        <w:tblPrEx>
-          <w:tblCellMar>
-            <w:top w:w="0" w:type="dxa"/>
-            <w:bottom w:w="0" w:type="dxa"/>
-          </w:tblCellMar>
-        </w:tblPrEx>
         <w:tc>
           <w:tcPr>
             <w:tcW w:w="3000" w:type="dxa"/>
@@ -2072,12 +2004,6 @@
         </w:tc>
       </w:tr>
       <w:tr>
-        <w:tblPrEx>
-          <w:tblCellMar>
-            <w:top w:w="0" w:type="dxa"/>
-            <w:bottom w:w="0" w:type="dxa"/>
-          </w:tblCellMar>
-        </w:tblPrEx>
         <w:tc>
           <w:tcPr>
             <w:tcW w:w="3000" w:type="dxa"/>
@@ -2180,12 +2106,67 @@
           <w:szCs w:val="20"/>
         </w:rPr>
       </w:pPr>
-      <w:r>
-        <w:rPr>
-          <w:rFonts w:ascii="Times New Roman" w:hAnsi="Times New Roman" w:cs="Times New Roman"/>
-          <w:sz w:val="20"/>
-          <w:szCs w:val="20"/>
-        </w:rPr>
+    </w:p>
+    <w:p>
+      <w:pPr>
+        <w:rPr>
+          <w:rFonts w:ascii="Times New Roman" w:hAnsi="Times New Roman" w:cs="Times New Roman"/>
+          <w:sz w:val="20"/>
+          <w:szCs w:val="20"/>
+        </w:rPr>
+      </w:pPr>
+    </w:p>
+    <w:p>
+      <w:pPr>
+        <w:rPr>
+          <w:rFonts w:ascii="Times New Roman" w:hAnsi="Times New Roman" w:cs="Times New Roman"/>
+          <w:sz w:val="20"/>
+          <w:szCs w:val="20"/>
+        </w:rPr>
+      </w:pPr>
+    </w:p>
+    <w:p>
+      <w:pPr>
+        <w:rPr>
+          <w:rFonts w:ascii="Times New Roman" w:hAnsi="Times New Roman" w:cs="Times New Roman"/>
+          <w:sz w:val="20"/>
+          <w:szCs w:val="20"/>
+        </w:rPr>
+      </w:pPr>
+    </w:p>
+    <w:p>
+      <w:pPr>
+        <w:rPr>
+          <w:rFonts w:ascii="Times New Roman" w:hAnsi="Times New Roman" w:cs="Times New Roman"/>
+          <w:sz w:val="20"/>
+          <w:szCs w:val="20"/>
+        </w:rPr>
+      </w:pPr>
+    </w:p>
+    <w:p>
+      <w:pPr>
+        <w:rPr>
+          <w:rFonts w:ascii="Times New Roman" w:hAnsi="Times New Roman" w:cs="Times New Roman"/>
+          <w:sz w:val="20"/>
+          <w:szCs w:val="20"/>
+        </w:rPr>
+      </w:pPr>
+    </w:p>
+    <w:p>
+      <w:pPr>
+        <w:rPr>
+          <w:rFonts w:ascii="Times New Roman" w:hAnsi="Times New Roman" w:cs="Times New Roman"/>
+          <w:sz w:val="20"/>
+          <w:szCs w:val="20"/>
+        </w:rPr>
+      </w:pPr>
+      <w:r>
+        <w:rPr>
+          <w:rFonts w:ascii="Times New Roman" w:hAnsi="Times New Roman" w:cs="Times New Roman"/>
+          <w:sz w:val="20"/>
+          <w:szCs w:val="20"/>
+        </w:rPr>
+        <w:lastRenderedPageBreak/>
         <w:t>2.4 Dashboard em Produção</w:t>
       </w:r>
     </w:p>
@@ -2214,31 +2195,47 @@
           <w:szCs w:val="20"/>
         </w:rPr>
       </w:pPr>
-      <w:proofErr w:type="gramStart"/>
-      <w:r>
-        <w:rPr>
-          <w:rFonts w:ascii="Segoe UI Emoji" w:hAnsi="Segoe UI Emoji" w:cs="Segoe UI Emoji"/>
-          <w:sz w:val="20"/>
-          <w:szCs w:val="20"/>
-        </w:rPr>
-        <w:t>📸</w:t>
-      </w:r>
-      <w:r>
-        <w:rPr>
-          <w:rFonts w:ascii="Times New Roman" w:hAnsi="Times New Roman" w:cs="Times New Roman"/>
-          <w:sz w:val="20"/>
-          <w:szCs w:val="20"/>
-        </w:rPr>
-        <w:t xml:space="preserve">  Print</w:t>
-      </w:r>
-      <w:proofErr w:type="gramEnd"/>
-      <w:r>
-        <w:rPr>
-          <w:rFonts w:ascii="Times New Roman" w:hAnsi="Times New Roman" w:cs="Times New Roman"/>
-          <w:sz w:val="20"/>
-          <w:szCs w:val="20"/>
-        </w:rPr>
-        <w:t xml:space="preserve"> do dashboard em https://firewatch-orbital.azurewebsites.net</w:t>
+      <w:r>
+        <w:rPr>
+          <w:rFonts w:ascii="Times New Roman" w:hAnsi="Times New Roman" w:cs="Times New Roman"/>
+          <w:sz w:val="20"/>
+          <w:szCs w:val="20"/>
+        </w:rPr>
+        <w:drawing>
+          <wp:inline distT="0" distB="0" distL="0" distR="0" wp14:anchorId="3028567B" wp14:editId="5E2A6556">
+            <wp:extent cx="5400040" cy="2817495"/>
+            <wp:effectExtent l="0" t="0" r="0" b="1905"/>
+            <wp:docPr id="1490102065" name="Imagem 1"/>
+            <wp:cNvGraphicFramePr>
+              <a:graphicFrameLocks xmlns:a="http://schemas.openxmlformats.org/drawingml/2006/main" noChangeAspect="1"/>
+            </wp:cNvGraphicFramePr>
+            <a:graphic xmlns:a="http://schemas.openxmlformats.org/drawingml/2006/main">
+              <a:graphicData uri="http://schemas.openxmlformats.org/drawingml/2006/picture">
+                <pic:pic xmlns:pic="http://schemas.openxmlformats.org/drawingml/2006/picture">
+                  <pic:nvPicPr>
+                    <pic:cNvPr id="1490102065" name=""/>
+                    <pic:cNvPicPr/>
+                  </pic:nvPicPr>
+                  <pic:blipFill>
+                    <a:blip r:embed="rId6"/>
+                    <a:stretch>
+                      <a:fillRect/>
+                    </a:stretch>
+                  </pic:blipFill>
+                  <pic:spPr>
+                    <a:xfrm>
+                      <a:off x="0" y="0"/>
+                      <a:ext cx="5400040" cy="2817495"/>
+                    </a:xfrm>
+                    <a:prstGeom prst="rect">
+                      <a:avLst/>
+                    </a:prstGeom>
+                  </pic:spPr>
+                </pic:pic>
+              </a:graphicData>
+            </a:graphic>
+          </wp:inline>
+        </w:drawing>
       </w:r>
     </w:p>
     <w:p>
@@ -2311,59 +2308,72 @@
           <w:szCs w:val="20"/>
         </w:rPr>
       </w:pPr>
-      <w:proofErr w:type="gramStart"/>
-      <w:r>
-        <w:rPr>
-          <w:rFonts w:ascii="Segoe UI Emoji" w:hAnsi="Segoe UI Emoji" w:cs="Segoe UI Emoji"/>
-          <w:sz w:val="20"/>
-          <w:szCs w:val="20"/>
-        </w:rPr>
-        <w:t>📸</w:t>
-      </w:r>
-      <w:r>
-        <w:rPr>
-          <w:rFonts w:ascii="Times New Roman" w:hAnsi="Times New Roman" w:cs="Times New Roman"/>
-          <w:sz w:val="20"/>
-          <w:szCs w:val="20"/>
-        </w:rPr>
-        <w:t xml:space="preserve">  Print</w:t>
-      </w:r>
-      <w:proofErr w:type="gramEnd"/>
-      <w:r>
-        <w:rPr>
-          <w:rFonts w:ascii="Times New Roman" w:hAnsi="Times New Roman" w:cs="Times New Roman"/>
-          <w:sz w:val="20"/>
-          <w:szCs w:val="20"/>
-        </w:rPr>
-        <w:t xml:space="preserve"> de </w:t>
-      </w:r>
-      <w:hyperlink r:id="rId6" w:history="1">
-        <w:r>
-          <w:rPr>
-            <w:rStyle w:val="Hyperlink"/>
-            <w:rFonts w:ascii="Times New Roman" w:hAnsi="Times New Roman" w:cs="Times New Roman"/>
-            <w:sz w:val="20"/>
-            <w:szCs w:val="20"/>
-          </w:rPr>
-          <w:t>https://firewatch-orbital.azurewebsites.net/health</w:t>
-        </w:r>
-      </w:hyperlink>
-    </w:p>
-    <w:p>
-      <w:pPr>
-        <w:rPr>
-          <w:rFonts w:ascii="Times New Roman" w:hAnsi="Times New Roman" w:cs="Times New Roman"/>
-          <w:sz w:val="20"/>
-          <w:szCs w:val="20"/>
-        </w:rPr>
-      </w:pPr>
-      <w:r>
-        <w:rPr>
-          <w:rFonts w:ascii="Times New Roman" w:hAnsi="Times New Roman" w:cs="Times New Roman"/>
-          <w:sz w:val="20"/>
-          <w:szCs w:val="20"/>
-        </w:rPr>
-        <w:lastRenderedPageBreak/>
+      <w:r>
+        <w:rPr>
+          <w:rFonts w:ascii="Times New Roman" w:hAnsi="Times New Roman" w:cs="Times New Roman"/>
+          <w:sz w:val="20"/>
+          <w:szCs w:val="20"/>
+        </w:rPr>
+        <w:drawing>
+          <wp:inline distT="0" distB="0" distL="0" distR="0" wp14:anchorId="58624350" wp14:editId="2A5B6BC5">
+            <wp:extent cx="5400040" cy="809625"/>
+            <wp:effectExtent l="0" t="0" r="0" b="9525"/>
+            <wp:docPr id="1862563311" name="Imagem 1"/>
+            <wp:cNvGraphicFramePr>
+              <a:graphicFrameLocks xmlns:a="http://schemas.openxmlformats.org/drawingml/2006/main" noChangeAspect="1"/>
+            </wp:cNvGraphicFramePr>
+            <a:graphic xmlns:a="http://schemas.openxmlformats.org/drawingml/2006/main">
+              <a:graphicData uri="http://schemas.openxmlformats.org/drawingml/2006/picture">
+                <pic:pic xmlns:pic="http://schemas.openxmlformats.org/drawingml/2006/picture">
+                  <pic:nvPicPr>
+                    <pic:cNvPr id="1862563311" name=""/>
+                    <pic:cNvPicPr/>
+                  </pic:nvPicPr>
+                  <pic:blipFill>
+                    <a:blip r:embed="rId7"/>
+                    <a:stretch>
+                      <a:fillRect/>
+                    </a:stretch>
+                  </pic:blipFill>
+                  <pic:spPr>
+                    <a:xfrm>
+                      <a:off x="0" y="0"/>
+                      <a:ext cx="5400040" cy="809625"/>
+                    </a:xfrm>
+                    <a:prstGeom prst="rect">
+                      <a:avLst/>
+                    </a:prstGeom>
+                  </pic:spPr>
+                </pic:pic>
+              </a:graphicData>
+            </a:graphic>
+          </wp:inline>
+        </w:drawing>
+      </w:r>
+    </w:p>
+    <w:p>
+      <w:pPr>
+        <w:rPr>
+          <w:rFonts w:ascii="Times New Roman" w:hAnsi="Times New Roman" w:cs="Times New Roman"/>
+          <w:sz w:val="20"/>
+          <w:szCs w:val="20"/>
+        </w:rPr>
+      </w:pPr>
+    </w:p>
+    <w:p>
+      <w:pPr>
+        <w:rPr>
+          <w:rFonts w:ascii="Times New Roman" w:hAnsi="Times New Roman" w:cs="Times New Roman"/>
+          <w:sz w:val="20"/>
+          <w:szCs w:val="20"/>
+        </w:rPr>
+      </w:pPr>
+      <w:r>
+        <w:rPr>
+          <w:rFonts w:ascii="Times New Roman" w:hAnsi="Times New Roman" w:cs="Times New Roman"/>
+          <w:sz w:val="20"/>
+          <w:szCs w:val="20"/>
+        </w:rPr>
         <w:t>3. Arquitetura da Solução</w:t>
       </w:r>
     </w:p>
@@ -2422,12 +2432,6 @@
         <w:gridCol w:w="9360"/>
       </w:tblGrid>
       <w:tr>
-        <w:tblPrEx>
-          <w:tblCellMar>
-            <w:top w:w="0" w:type="dxa"/>
-            <w:bottom w:w="0" w:type="dxa"/>
-          </w:tblCellMar>
-        </w:tblPrEx>
         <w:tc>
           <w:tcPr>
             <w:tcW w:w="9360" w:type="dxa"/>
@@ -2991,6 +2995,7 @@
           <w:sz w:val="20"/>
           <w:szCs w:val="20"/>
         </w:rPr>
+        <w:lastRenderedPageBreak/>
         <w:t>3.2 Recursos Azure</w:t>
       </w:r>
     </w:p>
@@ -3008,150 +3013,41 @@
           <w:sz w:val="20"/>
           <w:szCs w:val="20"/>
         </w:rPr>
-        <w:t xml:space="preserve">Print do </w:t>
-      </w:r>
-      <w:proofErr w:type="spellStart"/>
-      <w:r>
-        <w:rPr>
-          <w:rFonts w:ascii="Times New Roman" w:hAnsi="Times New Roman" w:cs="Times New Roman"/>
-          <w:sz w:val="20"/>
-          <w:szCs w:val="20"/>
-        </w:rPr>
-        <w:t>Resource</w:t>
-      </w:r>
-      <w:proofErr w:type="spellEnd"/>
-      <w:r>
-        <w:rPr>
-          <w:rFonts w:ascii="Times New Roman" w:hAnsi="Times New Roman" w:cs="Times New Roman"/>
-          <w:sz w:val="20"/>
-          <w:szCs w:val="20"/>
-        </w:rPr>
-        <w:t xml:space="preserve"> </w:t>
-      </w:r>
-      <w:proofErr w:type="spellStart"/>
-      <w:r>
-        <w:rPr>
-          <w:rFonts w:ascii="Times New Roman" w:hAnsi="Times New Roman" w:cs="Times New Roman"/>
-          <w:sz w:val="20"/>
-          <w:szCs w:val="20"/>
-        </w:rPr>
-        <w:t>Group</w:t>
-      </w:r>
-      <w:proofErr w:type="spellEnd"/>
-      <w:r>
-        <w:rPr>
-          <w:rFonts w:ascii="Times New Roman" w:hAnsi="Times New Roman" w:cs="Times New Roman"/>
-          <w:sz w:val="20"/>
-          <w:szCs w:val="20"/>
-        </w:rPr>
-        <w:t xml:space="preserve"> </w:t>
-      </w:r>
-      <w:proofErr w:type="spellStart"/>
-      <w:r>
-        <w:rPr>
-          <w:rFonts w:ascii="Times New Roman" w:hAnsi="Times New Roman" w:cs="Times New Roman"/>
-          <w:sz w:val="20"/>
-          <w:szCs w:val="20"/>
-        </w:rPr>
-        <w:t>rg</w:t>
-      </w:r>
-      <w:proofErr w:type="spellEnd"/>
-      <w:r>
-        <w:rPr>
-          <w:rFonts w:ascii="Times New Roman" w:hAnsi="Times New Roman" w:cs="Times New Roman"/>
-          <w:sz w:val="20"/>
-          <w:szCs w:val="20"/>
-        </w:rPr>
-        <w:t>-</w:t>
-      </w:r>
-      <w:proofErr w:type="spellStart"/>
-      <w:r>
-        <w:rPr>
-          <w:rFonts w:ascii="Times New Roman" w:hAnsi="Times New Roman" w:cs="Times New Roman"/>
-          <w:sz w:val="20"/>
-          <w:szCs w:val="20"/>
-        </w:rPr>
-        <w:t>firewatch</w:t>
-      </w:r>
-      <w:proofErr w:type="spellEnd"/>
-      <w:r>
-        <w:rPr>
-          <w:rFonts w:ascii="Times New Roman" w:hAnsi="Times New Roman" w:cs="Times New Roman"/>
-          <w:sz w:val="20"/>
-          <w:szCs w:val="20"/>
-        </w:rPr>
-        <w:t>-orbital mostrando todos os recursos criados:</w:t>
-      </w:r>
-    </w:p>
-    <w:p>
-      <w:pPr>
-        <w:rPr>
-          <w:rFonts w:ascii="Times New Roman" w:hAnsi="Times New Roman" w:cs="Times New Roman"/>
-          <w:sz w:val="20"/>
-          <w:szCs w:val="20"/>
-        </w:rPr>
-      </w:pPr>
-      <w:proofErr w:type="gramStart"/>
-      <w:r>
-        <w:rPr>
-          <w:rFonts w:ascii="Segoe UI Emoji" w:hAnsi="Segoe UI Emoji" w:cs="Segoe UI Emoji"/>
-          <w:sz w:val="20"/>
-          <w:szCs w:val="20"/>
-        </w:rPr>
-        <w:t>📸</w:t>
-      </w:r>
-      <w:r>
-        <w:rPr>
-          <w:rFonts w:ascii="Times New Roman" w:hAnsi="Times New Roman" w:cs="Times New Roman"/>
-          <w:sz w:val="20"/>
-          <w:szCs w:val="20"/>
-        </w:rPr>
-        <w:t xml:space="preserve">  Print</w:t>
-      </w:r>
-      <w:proofErr w:type="gramEnd"/>
-      <w:r>
-        <w:rPr>
-          <w:rFonts w:ascii="Times New Roman" w:hAnsi="Times New Roman" w:cs="Times New Roman"/>
-          <w:sz w:val="20"/>
-          <w:szCs w:val="20"/>
-        </w:rPr>
-        <w:t xml:space="preserve"> do </w:t>
-      </w:r>
-      <w:proofErr w:type="spellStart"/>
-      <w:r>
-        <w:rPr>
-          <w:rFonts w:ascii="Times New Roman" w:hAnsi="Times New Roman" w:cs="Times New Roman"/>
-          <w:sz w:val="20"/>
-          <w:szCs w:val="20"/>
-        </w:rPr>
-        <w:t>Resource</w:t>
-      </w:r>
-      <w:proofErr w:type="spellEnd"/>
-      <w:r>
-        <w:rPr>
-          <w:rFonts w:ascii="Times New Roman" w:hAnsi="Times New Roman" w:cs="Times New Roman"/>
-          <w:sz w:val="20"/>
-          <w:szCs w:val="20"/>
-        </w:rPr>
-        <w:t xml:space="preserve"> </w:t>
-      </w:r>
-      <w:proofErr w:type="spellStart"/>
-      <w:r>
-        <w:rPr>
-          <w:rFonts w:ascii="Times New Roman" w:hAnsi="Times New Roman" w:cs="Times New Roman"/>
-          <w:sz w:val="20"/>
-          <w:szCs w:val="20"/>
-        </w:rPr>
-        <w:t>Group</w:t>
-      </w:r>
-      <w:proofErr w:type="spellEnd"/>
-      <w:r>
-        <w:rPr>
-          <w:rFonts w:ascii="Times New Roman" w:hAnsi="Times New Roman" w:cs="Times New Roman"/>
-          <w:sz w:val="20"/>
-          <w:szCs w:val="20"/>
-        </w:rPr>
-        <w:t xml:space="preserve"> no portal Azure com todos os recursos listados</w:t>
+        <w:drawing>
+          <wp:inline distT="0" distB="0" distL="0" distR="0" wp14:anchorId="077AB943" wp14:editId="119379F2">
+            <wp:extent cx="5400040" cy="2675255"/>
+            <wp:effectExtent l="0" t="0" r="0" b="0"/>
+            <wp:docPr id="989316467" name="Imagem 1"/>
+            <wp:cNvGraphicFramePr>
+              <a:graphicFrameLocks xmlns:a="http://schemas.openxmlformats.org/drawingml/2006/main" noChangeAspect="1"/>
+            </wp:cNvGraphicFramePr>
+            <a:graphic xmlns:a="http://schemas.openxmlformats.org/drawingml/2006/main">
+              <a:graphicData uri="http://schemas.openxmlformats.org/drawingml/2006/picture">
+                <pic:pic xmlns:pic="http://schemas.openxmlformats.org/drawingml/2006/picture">
+                  <pic:nvPicPr>
+                    <pic:cNvPr id="989316467" name=""/>
+                    <pic:cNvPicPr/>
+                  </pic:nvPicPr>
+                  <pic:blipFill>
+                    <a:blip r:embed="rId8"/>
+                    <a:stretch>
+                      <a:fillRect/>
+                    </a:stretch>
+                  </pic:blipFill>
+                  <pic:spPr>
+                    <a:xfrm>
+                      <a:off x="0" y="0"/>
+                      <a:ext cx="5400040" cy="2675255"/>
+                    </a:xfrm>
+                    <a:prstGeom prst="rect">
+                      <a:avLst/>
+                    </a:prstGeom>
+                  </pic:spPr>
+                </pic:pic>
+              </a:graphicData>
+            </a:graphic>
+          </wp:inline>
+        </w:drawing>
       </w:r>
     </w:p>
     <w:p>
@@ -3203,12 +3099,6 @@
         <w:gridCol w:w="4680"/>
       </w:tblGrid>
       <w:tr>
-        <w:tblPrEx>
-          <w:tblCellMar>
-            <w:top w:w="0" w:type="dxa"/>
-            <w:bottom w:w="0" w:type="dxa"/>
-          </w:tblCellMar>
-        </w:tblPrEx>
         <w:tc>
           <w:tcPr>
             <w:tcW w:w="2340" w:type="dxa"/>
@@ -3319,12 +3209,6 @@
         </w:tc>
       </w:tr>
       <w:tr>
-        <w:tblPrEx>
-          <w:tblCellMar>
-            <w:top w:w="0" w:type="dxa"/>
-            <w:bottom w:w="0" w:type="dxa"/>
-          </w:tblCellMar>
-        </w:tblPrEx>
         <w:tc>
           <w:tcPr>
             <w:tcW w:w="2340" w:type="dxa"/>
@@ -3349,23 +3233,13 @@
             </w:pPr>
             <w:r>
               <w:rPr>
-                <w:rFonts w:ascii="Segoe UI Emoji" w:eastAsia="Arial" w:hAnsi="Segoe UI Emoji" w:cs="Segoe UI Emoji"/>
+                <w:rFonts w:ascii="Times New Roman" w:eastAsia="Arial" w:hAnsi="Times New Roman" w:cs="Times New Roman"/>
                 <w:b/>
                 <w:bCs/>
                 <w:sz w:val="20"/>
                 <w:szCs w:val="20"/>
               </w:rPr>
-              <w:t>🔴</w:t>
-            </w:r>
-            <w:r>
-              <w:rPr>
-                <w:rFonts w:ascii="Times New Roman" w:eastAsia="Arial" w:hAnsi="Times New Roman" w:cs="Times New Roman"/>
-                <w:b/>
-                <w:bCs/>
-                <w:sz w:val="20"/>
-                <w:szCs w:val="20"/>
-              </w:rPr>
-              <w:t xml:space="preserve"> Crítico</w:t>
+              <w:t>Crítico</w:t>
             </w:r>
           </w:p>
         </w:tc>
@@ -3435,12 +3309,6 @@
         </w:tc>
       </w:tr>
       <w:tr>
-        <w:tblPrEx>
-          <w:tblCellMar>
-            <w:top w:w="0" w:type="dxa"/>
-            <w:bottom w:w="0" w:type="dxa"/>
-          </w:tblCellMar>
-        </w:tblPrEx>
         <w:tc>
           <w:tcPr>
             <w:tcW w:w="2340" w:type="dxa"/>
@@ -3465,23 +3333,13 @@
             </w:pPr>
             <w:r>
               <w:rPr>
-                <w:rFonts w:ascii="Segoe UI Emoji" w:eastAsia="Arial" w:hAnsi="Segoe UI Emoji" w:cs="Segoe UI Emoji"/>
+                <w:rFonts w:ascii="Times New Roman" w:eastAsia="Arial" w:hAnsi="Times New Roman" w:cs="Times New Roman"/>
                 <w:b/>
                 <w:bCs/>
                 <w:sz w:val="20"/>
                 <w:szCs w:val="20"/>
               </w:rPr>
-              <w:t>🟠</w:t>
-            </w:r>
-            <w:r>
-              <w:rPr>
-                <w:rFonts w:ascii="Times New Roman" w:eastAsia="Arial" w:hAnsi="Times New Roman" w:cs="Times New Roman"/>
-                <w:b/>
-                <w:bCs/>
-                <w:sz w:val="20"/>
-                <w:szCs w:val="20"/>
-              </w:rPr>
-              <w:t xml:space="preserve"> Alto</w:t>
+              <w:t>Alto</w:t>
             </w:r>
           </w:p>
         </w:tc>
@@ -3551,12 +3409,6 @@
         </w:tc>
       </w:tr>
       <w:tr>
-        <w:tblPrEx>
-          <w:tblCellMar>
-            <w:top w:w="0" w:type="dxa"/>
-            <w:bottom w:w="0" w:type="dxa"/>
-          </w:tblCellMar>
-        </w:tblPrEx>
         <w:tc>
           <w:tcPr>
             <w:tcW w:w="2340" w:type="dxa"/>
@@ -3581,23 +3433,13 @@
             </w:pPr>
             <w:r>
               <w:rPr>
-                <w:rFonts w:ascii="Segoe UI Emoji" w:eastAsia="Arial" w:hAnsi="Segoe UI Emoji" w:cs="Segoe UI Emoji"/>
+                <w:rFonts w:ascii="Times New Roman" w:eastAsia="Arial" w:hAnsi="Times New Roman" w:cs="Times New Roman"/>
                 <w:b/>
                 <w:bCs/>
                 <w:sz w:val="20"/>
                 <w:szCs w:val="20"/>
               </w:rPr>
-              <w:t>🟡</w:t>
-            </w:r>
-            <w:r>
-              <w:rPr>
-                <w:rFonts w:ascii="Times New Roman" w:eastAsia="Arial" w:hAnsi="Times New Roman" w:cs="Times New Roman"/>
-                <w:b/>
-                <w:bCs/>
-                <w:sz w:val="20"/>
-                <w:szCs w:val="20"/>
-              </w:rPr>
-              <w:t xml:space="preserve"> Médio</w:t>
+              <w:t>Médio</w:t>
             </w:r>
           </w:p>
         </w:tc>
@@ -3667,12 +3509,6 @@
         </w:tc>
       </w:tr>
       <w:tr>
-        <w:tblPrEx>
-          <w:tblCellMar>
-            <w:top w:w="0" w:type="dxa"/>
-            <w:bottom w:w="0" w:type="dxa"/>
-          </w:tblCellMar>
-        </w:tblPrEx>
         <w:tc>
           <w:tcPr>
             <w:tcW w:w="2340" w:type="dxa"/>
@@ -3697,23 +3533,13 @@
             </w:pPr>
             <w:r>
               <w:rPr>
-                <w:rFonts w:ascii="Segoe UI Emoji" w:eastAsia="Arial" w:hAnsi="Segoe UI Emoji" w:cs="Segoe UI Emoji"/>
+                <w:rFonts w:ascii="Times New Roman" w:eastAsia="Arial" w:hAnsi="Times New Roman" w:cs="Times New Roman"/>
                 <w:b/>
                 <w:bCs/>
                 <w:sz w:val="20"/>
                 <w:szCs w:val="20"/>
               </w:rPr>
-              <w:t>🟢</w:t>
-            </w:r>
-            <w:r>
-              <w:rPr>
-                <w:rFonts w:ascii="Times New Roman" w:eastAsia="Arial" w:hAnsi="Times New Roman" w:cs="Times New Roman"/>
-                <w:b/>
-                <w:bCs/>
-                <w:sz w:val="20"/>
-                <w:szCs w:val="20"/>
-              </w:rPr>
-              <w:t xml:space="preserve"> Baixo</w:t>
+              <w:t>Baixo</w:t>
             </w:r>
           </w:p>
         </w:tc>
@@ -3857,12 +3683,6 @@
         <w:gridCol w:w="3860"/>
       </w:tblGrid>
       <w:tr>
-        <w:tblPrEx>
-          <w:tblCellMar>
-            <w:top w:w="0" w:type="dxa"/>
-            <w:bottom w:w="0" w:type="dxa"/>
-          </w:tblCellMar>
-        </w:tblPrEx>
         <w:tc>
           <w:tcPr>
             <w:tcW w:w="3000" w:type="dxa"/>
@@ -3973,12 +3793,6 @@
         </w:tc>
       </w:tr>
       <w:tr>
-        <w:tblPrEx>
-          <w:tblCellMar>
-            <w:top w:w="0" w:type="dxa"/>
-            <w:bottom w:w="0" w:type="dxa"/>
-          </w:tblCellMar>
-        </w:tblPrEx>
         <w:tc>
           <w:tcPr>
             <w:tcW w:w="3000" w:type="dxa"/>
@@ -4150,12 +3964,6 @@
         </w:tc>
       </w:tr>
       <w:tr>
-        <w:tblPrEx>
-          <w:tblCellMar>
-            <w:top w:w="0" w:type="dxa"/>
-            <w:bottom w:w="0" w:type="dxa"/>
-          </w:tblCellMar>
-        </w:tblPrEx>
         <w:tc>
           <w:tcPr>
             <w:tcW w:w="3000" w:type="dxa"/>
@@ -4187,7 +3995,6 @@
                 <w:sz w:val="20"/>
                 <w:szCs w:val="20"/>
               </w:rPr>
-              <w:lastRenderedPageBreak/>
               <w:t xml:space="preserve">App Service </w:t>
             </w:r>
             <w:proofErr w:type="spellStart"/>
@@ -4272,12 +4079,6 @@
         </w:tc>
       </w:tr>
       <w:tr>
-        <w:tblPrEx>
-          <w:tblCellMar>
-            <w:top w:w="0" w:type="dxa"/>
-            <w:bottom w:w="0" w:type="dxa"/>
-          </w:tblCellMar>
-        </w:tblPrEx>
         <w:tc>
           <w:tcPr>
             <w:tcW w:w="3000" w:type="dxa"/>
@@ -4389,12 +4190,6 @@
         </w:tc>
       </w:tr>
       <w:tr>
-        <w:tblPrEx>
-          <w:tblCellMar>
-            <w:top w:w="0" w:type="dxa"/>
-            <w:bottom w:w="0" w:type="dxa"/>
-          </w:tblCellMar>
-        </w:tblPrEx>
         <w:tc>
           <w:tcPr>
             <w:tcW w:w="3000" w:type="dxa"/>
@@ -4548,12 +4343,6 @@
         </w:tc>
       </w:tr>
       <w:tr>
-        <w:tblPrEx>
-          <w:tblCellMar>
-            <w:top w:w="0" w:type="dxa"/>
-            <w:bottom w:w="0" w:type="dxa"/>
-          </w:tblCellMar>
-        </w:tblPrEx>
         <w:tc>
           <w:tcPr>
             <w:tcW w:w="3000" w:type="dxa"/>
@@ -4695,12 +4484,6 @@
         </w:tc>
       </w:tr>
       <w:tr>
-        <w:tblPrEx>
-          <w:tblCellMar>
-            <w:top w:w="0" w:type="dxa"/>
-            <w:bottom w:w="0" w:type="dxa"/>
-          </w:tblCellMar>
-        </w:tblPrEx>
         <w:tc>
           <w:tcPr>
             <w:tcW w:w="3000" w:type="dxa"/>
@@ -4733,6 +4516,7 @@
                 <w:sz w:val="20"/>
                 <w:szCs w:val="20"/>
               </w:rPr>
+              <w:lastRenderedPageBreak/>
               <w:t>Alert</w:t>
             </w:r>
             <w:proofErr w:type="spellEnd"/>
@@ -4865,31 +4649,150 @@
           <w:szCs w:val="20"/>
         </w:rPr>
       </w:pPr>
-      <w:proofErr w:type="gramStart"/>
       <w:r>
         <w:rPr>
           <w:rFonts w:ascii="Segoe UI Emoji" w:hAnsi="Segoe UI Emoji" w:cs="Segoe UI Emoji"/>
           <w:sz w:val="20"/>
           <w:szCs w:val="20"/>
         </w:rPr>
-        <w:t>📸</w:t>
-      </w:r>
-      <w:r>
-        <w:rPr>
-          <w:rFonts w:ascii="Times New Roman" w:hAnsi="Times New Roman" w:cs="Times New Roman"/>
-          <w:sz w:val="20"/>
-          <w:szCs w:val="20"/>
-        </w:rPr>
-        <w:t xml:space="preserve">  Print</w:t>
-      </w:r>
-      <w:proofErr w:type="gramEnd"/>
-      <w:r>
-        <w:rPr>
-          <w:rFonts w:ascii="Times New Roman" w:hAnsi="Times New Roman" w:cs="Times New Roman"/>
-          <w:sz w:val="20"/>
-          <w:szCs w:val="20"/>
-        </w:rPr>
-        <w:t xml:space="preserve"> do App Service </w:t>
+        <w:drawing>
+          <wp:inline distT="0" distB="0" distL="0" distR="0" wp14:anchorId="58A7AB4C" wp14:editId="5F9F0A16">
+            <wp:extent cx="5400040" cy="3548380"/>
+            <wp:effectExtent l="0" t="0" r="0" b="0"/>
+            <wp:docPr id="618248747" name="Imagem 1"/>
+            <wp:cNvGraphicFramePr>
+              <a:graphicFrameLocks xmlns:a="http://schemas.openxmlformats.org/drawingml/2006/main" noChangeAspect="1"/>
+            </wp:cNvGraphicFramePr>
+            <a:graphic xmlns:a="http://schemas.openxmlformats.org/drawingml/2006/main">
+              <a:graphicData uri="http://schemas.openxmlformats.org/drawingml/2006/picture">
+                <pic:pic xmlns:pic="http://schemas.openxmlformats.org/drawingml/2006/picture">
+                  <pic:nvPicPr>
+                    <pic:cNvPr id="618248747" name=""/>
+                    <pic:cNvPicPr/>
+                  </pic:nvPicPr>
+                  <pic:blipFill>
+                    <a:blip r:embed="rId9"/>
+                    <a:stretch>
+                      <a:fillRect/>
+                    </a:stretch>
+                  </pic:blipFill>
+                  <pic:spPr>
+                    <a:xfrm>
+                      <a:off x="0" y="0"/>
+                      <a:ext cx="5400040" cy="3548380"/>
+                    </a:xfrm>
+                    <a:prstGeom prst="rect">
+                      <a:avLst/>
+                    </a:prstGeom>
+                  </pic:spPr>
+                </pic:pic>
+              </a:graphicData>
+            </a:graphic>
+          </wp:inline>
+        </w:drawing>
+      </w:r>
+    </w:p>
+    <w:p>
+      <w:pPr>
+        <w:rPr>
+          <w:rFonts w:ascii="Times New Roman" w:hAnsi="Times New Roman" w:cs="Times New Roman"/>
+          <w:sz w:val="20"/>
+          <w:szCs w:val="20"/>
+        </w:rPr>
+      </w:pPr>
+    </w:p>
+    <w:p>
+      <w:pPr>
+        <w:rPr>
+          <w:rFonts w:ascii="Times New Roman" w:hAnsi="Times New Roman" w:cs="Times New Roman"/>
+          <w:sz w:val="20"/>
+          <w:szCs w:val="20"/>
+        </w:rPr>
+      </w:pPr>
+      <w:r>
+        <w:rPr>
+          <w:rFonts w:ascii="Times New Roman" w:hAnsi="Times New Roman" w:cs="Times New Roman"/>
+          <w:sz w:val="20"/>
+          <w:szCs w:val="20"/>
+        </w:rPr>
+        <w:t>Print das Variáveis de Ambiente configuradas:</w:t>
+      </w:r>
+    </w:p>
+    <w:p>
+      <w:pPr>
+        <w:rPr>
+          <w:rFonts w:ascii="Times New Roman" w:hAnsi="Times New Roman" w:cs="Times New Roman"/>
+          <w:sz w:val="20"/>
+          <w:szCs w:val="20"/>
+        </w:rPr>
+      </w:pPr>
+      <w:r>
+        <w:rPr>
+          <w:rFonts w:ascii="Times New Roman" w:hAnsi="Times New Roman" w:cs="Times New Roman"/>
+          <w:sz w:val="20"/>
+          <w:szCs w:val="20"/>
+        </w:rPr>
+        <w:drawing>
+          <wp:inline distT="0" distB="0" distL="0" distR="0" wp14:anchorId="6953B835" wp14:editId="6BDB059A">
+            <wp:extent cx="5400040" cy="1537335"/>
+            <wp:effectExtent l="0" t="0" r="0" b="5715"/>
+            <wp:docPr id="1080589156" name="Imagem 1"/>
+            <wp:cNvGraphicFramePr>
+              <a:graphicFrameLocks xmlns:a="http://schemas.openxmlformats.org/drawingml/2006/main" noChangeAspect="1"/>
+            </wp:cNvGraphicFramePr>
+            <a:graphic xmlns:a="http://schemas.openxmlformats.org/drawingml/2006/main">
+              <a:graphicData uri="http://schemas.openxmlformats.org/drawingml/2006/picture">
+                <pic:pic xmlns:pic="http://schemas.openxmlformats.org/drawingml/2006/picture">
+                  <pic:nvPicPr>
+                    <pic:cNvPr id="1080589156" name=""/>
+                    <pic:cNvPicPr/>
+                  </pic:nvPicPr>
+                  <pic:blipFill>
+                    <a:blip r:embed="rId10"/>
+                    <a:stretch>
+                      <a:fillRect/>
+                    </a:stretch>
+                  </pic:blipFill>
+                  <pic:spPr>
+                    <a:xfrm>
+                      <a:off x="0" y="0"/>
+                      <a:ext cx="5400040" cy="1537335"/>
+                    </a:xfrm>
+                    <a:prstGeom prst="rect">
+                      <a:avLst/>
+                    </a:prstGeom>
+                  </pic:spPr>
+                </pic:pic>
+              </a:graphicData>
+            </a:graphic>
+          </wp:inline>
+        </w:drawing>
+      </w:r>
+    </w:p>
+    <w:p>
+      <w:pPr>
+        <w:rPr>
+          <w:rFonts w:ascii="Times New Roman" w:hAnsi="Times New Roman" w:cs="Times New Roman"/>
+          <w:sz w:val="20"/>
+          <w:szCs w:val="20"/>
+        </w:rPr>
+      </w:pPr>
+    </w:p>
+    <w:p>
+      <w:pPr>
+        <w:rPr>
+          <w:rFonts w:ascii="Times New Roman" w:hAnsi="Times New Roman" w:cs="Times New Roman"/>
+          <w:sz w:val="20"/>
+          <w:szCs w:val="20"/>
+        </w:rPr>
+      </w:pPr>
+      <w:r>
+        <w:rPr>
+          <w:rFonts w:ascii="Times New Roman" w:hAnsi="Times New Roman" w:cs="Times New Roman"/>
+          <w:sz w:val="20"/>
+          <w:szCs w:val="20"/>
+        </w:rPr>
+        <w:t xml:space="preserve">4.3 Key </w:t>
       </w:r>
       <w:proofErr w:type="spellStart"/>
       <w:r>
@@ -4898,103 +4801,184 @@
           <w:sz w:val="20"/>
           <w:szCs w:val="20"/>
         </w:rPr>
-        <w:t>firewatch</w:t>
+        <w:t>Vault</w:t>
       </w:r>
       <w:proofErr w:type="spellEnd"/>
-      <w:r>
-        <w:rPr>
-          <w:rFonts w:ascii="Times New Roman" w:hAnsi="Times New Roman" w:cs="Times New Roman"/>
-          <w:sz w:val="20"/>
-          <w:szCs w:val="20"/>
-        </w:rPr>
-        <w:t>-orbital no portal Azure</w:t>
-      </w:r>
-    </w:p>
-    <w:p>
-      <w:pPr>
-        <w:rPr>
-          <w:rFonts w:ascii="Times New Roman" w:hAnsi="Times New Roman" w:cs="Times New Roman"/>
-          <w:sz w:val="20"/>
-          <w:szCs w:val="20"/>
-        </w:rPr>
-      </w:pPr>
-    </w:p>
-    <w:p>
-      <w:pPr>
-        <w:rPr>
-          <w:rFonts w:ascii="Times New Roman" w:hAnsi="Times New Roman" w:cs="Times New Roman"/>
-          <w:sz w:val="20"/>
-          <w:szCs w:val="20"/>
-        </w:rPr>
-      </w:pPr>
-      <w:r>
-        <w:rPr>
-          <w:rFonts w:ascii="Times New Roman" w:hAnsi="Times New Roman" w:cs="Times New Roman"/>
-          <w:sz w:val="20"/>
-          <w:szCs w:val="20"/>
-        </w:rPr>
-        <w:t>Print das Variáveis de Ambiente configuradas:</w:t>
-      </w:r>
-    </w:p>
-    <w:p>
-      <w:pPr>
-        <w:rPr>
-          <w:rFonts w:ascii="Times New Roman" w:hAnsi="Times New Roman" w:cs="Times New Roman"/>
-          <w:sz w:val="20"/>
-          <w:szCs w:val="20"/>
-        </w:rPr>
-      </w:pPr>
-      <w:proofErr w:type="gramStart"/>
+    </w:p>
+    <w:p>
+      <w:pPr>
+        <w:rPr>
+          <w:rFonts w:ascii="Times New Roman" w:hAnsi="Times New Roman" w:cs="Times New Roman"/>
+          <w:sz w:val="20"/>
+          <w:szCs w:val="20"/>
+        </w:rPr>
+      </w:pPr>
+      <w:r>
+        <w:rPr>
+          <w:rFonts w:ascii="Times New Roman" w:hAnsi="Times New Roman" w:cs="Times New Roman"/>
+          <w:sz w:val="20"/>
+          <w:szCs w:val="20"/>
+        </w:rPr>
+        <w:t xml:space="preserve">Print do Key </w:t>
+      </w:r>
+      <w:proofErr w:type="spellStart"/>
+      <w:r>
+        <w:rPr>
+          <w:rFonts w:ascii="Times New Roman" w:hAnsi="Times New Roman" w:cs="Times New Roman"/>
+          <w:sz w:val="20"/>
+          <w:szCs w:val="20"/>
+        </w:rPr>
+        <w:t>Vault</w:t>
+      </w:r>
+      <w:proofErr w:type="spellEnd"/>
+      <w:r>
+        <w:rPr>
+          <w:rFonts w:ascii="Times New Roman" w:hAnsi="Times New Roman" w:cs="Times New Roman"/>
+          <w:sz w:val="20"/>
+          <w:szCs w:val="20"/>
+        </w:rPr>
+        <w:t xml:space="preserve"> </w:t>
+      </w:r>
+      <w:proofErr w:type="spellStart"/>
+      <w:r>
+        <w:rPr>
+          <w:rFonts w:ascii="Times New Roman" w:hAnsi="Times New Roman" w:cs="Times New Roman"/>
+          <w:sz w:val="20"/>
+          <w:szCs w:val="20"/>
+        </w:rPr>
+        <w:t>kv-firewatch</w:t>
+      </w:r>
+      <w:proofErr w:type="spellEnd"/>
+      <w:r>
+        <w:rPr>
+          <w:rFonts w:ascii="Times New Roman" w:hAnsi="Times New Roman" w:cs="Times New Roman"/>
+          <w:sz w:val="20"/>
+          <w:szCs w:val="20"/>
+        </w:rPr>
+        <w:t xml:space="preserve"> com o </w:t>
+      </w:r>
+      <w:proofErr w:type="spellStart"/>
+      <w:r>
+        <w:rPr>
+          <w:rFonts w:ascii="Times New Roman" w:hAnsi="Times New Roman" w:cs="Times New Roman"/>
+          <w:sz w:val="20"/>
+          <w:szCs w:val="20"/>
+        </w:rPr>
+        <w:t>secret</w:t>
+      </w:r>
+      <w:proofErr w:type="spellEnd"/>
+      <w:r>
+        <w:rPr>
+          <w:rFonts w:ascii="Times New Roman" w:hAnsi="Times New Roman" w:cs="Times New Roman"/>
+          <w:sz w:val="20"/>
+          <w:szCs w:val="20"/>
+        </w:rPr>
+        <w:t xml:space="preserve"> </w:t>
+      </w:r>
+      <w:proofErr w:type="spellStart"/>
+      <w:r>
+        <w:rPr>
+          <w:rFonts w:ascii="Times New Roman" w:hAnsi="Times New Roman" w:cs="Times New Roman"/>
+          <w:sz w:val="20"/>
+          <w:szCs w:val="20"/>
+        </w:rPr>
+        <w:t>nasa</w:t>
+      </w:r>
+      <w:proofErr w:type="spellEnd"/>
+      <w:r>
+        <w:rPr>
+          <w:rFonts w:ascii="Times New Roman" w:hAnsi="Times New Roman" w:cs="Times New Roman"/>
+          <w:sz w:val="20"/>
+          <w:szCs w:val="20"/>
+        </w:rPr>
+        <w:t>-api-</w:t>
+      </w:r>
+      <w:proofErr w:type="spellStart"/>
+      <w:r>
+        <w:rPr>
+          <w:rFonts w:ascii="Times New Roman" w:hAnsi="Times New Roman" w:cs="Times New Roman"/>
+          <w:sz w:val="20"/>
+          <w:szCs w:val="20"/>
+        </w:rPr>
+        <w:t>key</w:t>
+      </w:r>
+      <w:proofErr w:type="spellEnd"/>
+      <w:r>
+        <w:rPr>
+          <w:rFonts w:ascii="Times New Roman" w:hAnsi="Times New Roman" w:cs="Times New Roman"/>
+          <w:sz w:val="20"/>
+          <w:szCs w:val="20"/>
+        </w:rPr>
+        <w:t>:</w:t>
+      </w:r>
+    </w:p>
+    <w:p>
+      <w:pPr>
+        <w:rPr>
+          <w:rFonts w:ascii="Times New Roman" w:hAnsi="Times New Roman" w:cs="Times New Roman"/>
+          <w:sz w:val="20"/>
+          <w:szCs w:val="20"/>
+        </w:rPr>
+      </w:pPr>
       <w:r>
         <w:rPr>
           <w:rFonts w:ascii="Segoe UI Emoji" w:hAnsi="Segoe UI Emoji" w:cs="Segoe UI Emoji"/>
           <w:sz w:val="20"/>
           <w:szCs w:val="20"/>
         </w:rPr>
-        <w:t>📸</w:t>
-      </w:r>
-      <w:r>
-        <w:rPr>
-          <w:rFonts w:ascii="Times New Roman" w:hAnsi="Times New Roman" w:cs="Times New Roman"/>
-          <w:sz w:val="20"/>
-          <w:szCs w:val="20"/>
-        </w:rPr>
-        <w:t xml:space="preserve">  Print</w:t>
-      </w:r>
-      <w:proofErr w:type="gramEnd"/>
-      <w:r>
-        <w:rPr>
-          <w:rFonts w:ascii="Times New Roman" w:hAnsi="Times New Roman" w:cs="Times New Roman"/>
-          <w:sz w:val="20"/>
-          <w:szCs w:val="20"/>
-        </w:rPr>
-        <w:t xml:space="preserve"> das variáveis NASA_API_KEY, APPINSIGHTS_INSTRUMENTATIONKEY, SCM_DO_BUILD_DURING_DEPLOYMENT</w:t>
-      </w:r>
-    </w:p>
-    <w:p>
-      <w:pPr>
-        <w:rPr>
-          <w:rFonts w:ascii="Times New Roman" w:hAnsi="Times New Roman" w:cs="Times New Roman"/>
-          <w:sz w:val="20"/>
-          <w:szCs w:val="20"/>
-        </w:rPr>
-      </w:pPr>
-    </w:p>
-    <w:p>
-      <w:pPr>
-        <w:rPr>
-          <w:rFonts w:ascii="Times New Roman" w:hAnsi="Times New Roman" w:cs="Times New Roman"/>
-          <w:sz w:val="20"/>
-          <w:szCs w:val="20"/>
-        </w:rPr>
-      </w:pPr>
-      <w:r>
-        <w:rPr>
-          <w:rFonts w:ascii="Times New Roman" w:hAnsi="Times New Roman" w:cs="Times New Roman"/>
-          <w:sz w:val="20"/>
-          <w:szCs w:val="20"/>
-        </w:rPr>
-        <w:t xml:space="preserve">4.3 Key </w:t>
+        <w:drawing>
+          <wp:inline distT="0" distB="0" distL="0" distR="0" wp14:anchorId="230B75C0" wp14:editId="6539A145">
+            <wp:extent cx="5400040" cy="852170"/>
+            <wp:effectExtent l="0" t="0" r="0" b="5080"/>
+            <wp:docPr id="1263806033" name="Imagem 1"/>
+            <wp:cNvGraphicFramePr>
+              <a:graphicFrameLocks xmlns:a="http://schemas.openxmlformats.org/drawingml/2006/main" noChangeAspect="1"/>
+            </wp:cNvGraphicFramePr>
+            <a:graphic xmlns:a="http://schemas.openxmlformats.org/drawingml/2006/main">
+              <a:graphicData uri="http://schemas.openxmlformats.org/drawingml/2006/picture">
+                <pic:pic xmlns:pic="http://schemas.openxmlformats.org/drawingml/2006/picture">
+                  <pic:nvPicPr>
+                    <pic:cNvPr id="1263806033" name=""/>
+                    <pic:cNvPicPr/>
+                  </pic:nvPicPr>
+                  <pic:blipFill>
+                    <a:blip r:embed="rId11"/>
+                    <a:stretch>
+                      <a:fillRect/>
+                    </a:stretch>
+                  </pic:blipFill>
+                  <pic:spPr>
+                    <a:xfrm>
+                      <a:off x="0" y="0"/>
+                      <a:ext cx="5400040" cy="852170"/>
+                    </a:xfrm>
+                    <a:prstGeom prst="rect">
+                      <a:avLst/>
+                    </a:prstGeom>
+                  </pic:spPr>
+                </pic:pic>
+              </a:graphicData>
+            </a:graphic>
+          </wp:inline>
+        </w:drawing>
+      </w:r>
+    </w:p>
+    <w:p>
+      <w:pPr>
+        <w:rPr>
+          <w:rFonts w:ascii="Times New Roman" w:hAnsi="Times New Roman" w:cs="Times New Roman"/>
+          <w:sz w:val="20"/>
+          <w:szCs w:val="20"/>
+        </w:rPr>
+      </w:pPr>
+      <w:r>
+        <w:rPr>
+          <w:rFonts w:ascii="Times New Roman" w:hAnsi="Times New Roman" w:cs="Times New Roman"/>
+          <w:sz w:val="20"/>
+          <w:szCs w:val="20"/>
+        </w:rPr>
+        <w:lastRenderedPageBreak/>
+        <w:t xml:space="preserve">4.4 IAM — Role </w:t>
       </w:r>
       <w:proofErr w:type="spellStart"/>
       <w:r>
@@ -5003,25 +4987,43 @@
           <w:sz w:val="20"/>
           <w:szCs w:val="20"/>
         </w:rPr>
+        <w:t>Assignment</w:t>
+      </w:r>
+      <w:proofErr w:type="spellEnd"/>
+    </w:p>
+    <w:p>
+      <w:pPr>
+        <w:rPr>
+          <w:rFonts w:ascii="Times New Roman" w:hAnsi="Times New Roman" w:cs="Times New Roman"/>
+          <w:sz w:val="20"/>
+          <w:szCs w:val="20"/>
+        </w:rPr>
+      </w:pPr>
+      <w:r>
+        <w:rPr>
+          <w:rFonts w:ascii="Times New Roman" w:hAnsi="Times New Roman" w:cs="Times New Roman"/>
+          <w:sz w:val="20"/>
+          <w:szCs w:val="20"/>
+        </w:rPr>
+        <w:t xml:space="preserve">Foi atribuída a role Key </w:t>
+      </w:r>
+      <w:proofErr w:type="spellStart"/>
+      <w:r>
+        <w:rPr>
+          <w:rFonts w:ascii="Times New Roman" w:hAnsi="Times New Roman" w:cs="Times New Roman"/>
+          <w:sz w:val="20"/>
+          <w:szCs w:val="20"/>
+        </w:rPr>
         <w:t>Vault</w:t>
       </w:r>
       <w:proofErr w:type="spellEnd"/>
-    </w:p>
-    <w:p>
-      <w:pPr>
-        <w:rPr>
-          <w:rFonts w:ascii="Times New Roman" w:hAnsi="Times New Roman" w:cs="Times New Roman"/>
-          <w:sz w:val="20"/>
-          <w:szCs w:val="20"/>
-        </w:rPr>
-      </w:pPr>
-      <w:r>
-        <w:rPr>
-          <w:rFonts w:ascii="Times New Roman" w:hAnsi="Times New Roman" w:cs="Times New Roman"/>
-          <w:sz w:val="20"/>
-          <w:szCs w:val="20"/>
-        </w:rPr>
-        <w:t xml:space="preserve">Print do Key </w:t>
+      <w:r>
+        <w:rPr>
+          <w:rFonts w:ascii="Times New Roman" w:hAnsi="Times New Roman" w:cs="Times New Roman"/>
+          <w:sz w:val="20"/>
+          <w:szCs w:val="20"/>
+        </w:rPr>
+        <w:t xml:space="preserve"> Administrator ao usuário da equipe para gerenciar os </w:t>
       </w:r>
       <w:proofErr w:type="spellStart"/>
       <w:r>
@@ -5030,7 +5032,7 @@
           <w:sz w:val="20"/>
           <w:szCs w:val="20"/>
         </w:rPr>
-        <w:t>Vault</w:t>
+        <w:t>secrets</w:t>
       </w:r>
       <w:proofErr w:type="spellEnd"/>
       <w:r>
@@ -5039,374 +5041,58 @@
           <w:sz w:val="20"/>
           <w:szCs w:val="20"/>
         </w:rPr>
-        <w:t xml:space="preserve"> </w:t>
-      </w:r>
-      <w:proofErr w:type="spellStart"/>
-      <w:r>
-        <w:rPr>
-          <w:rFonts w:ascii="Times New Roman" w:hAnsi="Times New Roman" w:cs="Times New Roman"/>
-          <w:sz w:val="20"/>
-          <w:szCs w:val="20"/>
-        </w:rPr>
-        <w:t>kv-firewatch</w:t>
-      </w:r>
-      <w:proofErr w:type="spellEnd"/>
-      <w:r>
-        <w:rPr>
-          <w:rFonts w:ascii="Times New Roman" w:hAnsi="Times New Roman" w:cs="Times New Roman"/>
-          <w:sz w:val="20"/>
-          <w:szCs w:val="20"/>
-        </w:rPr>
-        <w:t xml:space="preserve"> com o </w:t>
-      </w:r>
-      <w:proofErr w:type="spellStart"/>
-      <w:r>
-        <w:rPr>
-          <w:rFonts w:ascii="Times New Roman" w:hAnsi="Times New Roman" w:cs="Times New Roman"/>
-          <w:sz w:val="20"/>
-          <w:szCs w:val="20"/>
-        </w:rPr>
-        <w:t>secret</w:t>
-      </w:r>
-      <w:proofErr w:type="spellEnd"/>
-      <w:r>
-        <w:rPr>
-          <w:rFonts w:ascii="Times New Roman" w:hAnsi="Times New Roman" w:cs="Times New Roman"/>
-          <w:sz w:val="20"/>
-          <w:szCs w:val="20"/>
-        </w:rPr>
-        <w:t xml:space="preserve"> </w:t>
-      </w:r>
-      <w:proofErr w:type="spellStart"/>
-      <w:r>
-        <w:rPr>
-          <w:rFonts w:ascii="Times New Roman" w:hAnsi="Times New Roman" w:cs="Times New Roman"/>
-          <w:sz w:val="20"/>
-          <w:szCs w:val="20"/>
-        </w:rPr>
-        <w:t>nasa</w:t>
-      </w:r>
-      <w:proofErr w:type="spellEnd"/>
-      <w:r>
-        <w:rPr>
-          <w:rFonts w:ascii="Times New Roman" w:hAnsi="Times New Roman" w:cs="Times New Roman"/>
-          <w:sz w:val="20"/>
-          <w:szCs w:val="20"/>
-        </w:rPr>
-        <w:t>-api-</w:t>
-      </w:r>
-      <w:proofErr w:type="spellStart"/>
-      <w:r>
-        <w:rPr>
-          <w:rFonts w:ascii="Times New Roman" w:hAnsi="Times New Roman" w:cs="Times New Roman"/>
-          <w:sz w:val="20"/>
-          <w:szCs w:val="20"/>
-        </w:rPr>
-        <w:t>key</w:t>
-      </w:r>
-      <w:proofErr w:type="spellEnd"/>
-      <w:r>
-        <w:rPr>
-          <w:rFonts w:ascii="Times New Roman" w:hAnsi="Times New Roman" w:cs="Times New Roman"/>
-          <w:sz w:val="20"/>
-          <w:szCs w:val="20"/>
-        </w:rPr>
-        <w:t>:</w:t>
-      </w:r>
-    </w:p>
-    <w:p>
-      <w:pPr>
-        <w:rPr>
-          <w:rFonts w:ascii="Times New Roman" w:hAnsi="Times New Roman" w:cs="Times New Roman"/>
-          <w:sz w:val="20"/>
-          <w:szCs w:val="20"/>
-        </w:rPr>
-      </w:pPr>
-      <w:proofErr w:type="gramStart"/>
+        <w:t xml:space="preserve"> do cofre:</w:t>
+      </w:r>
+    </w:p>
+    <w:p>
+      <w:pPr>
+        <w:rPr>
+          <w:rFonts w:ascii="Times New Roman" w:hAnsi="Times New Roman" w:cs="Times New Roman"/>
+          <w:sz w:val="20"/>
+          <w:szCs w:val="20"/>
+        </w:rPr>
+      </w:pPr>
       <w:r>
         <w:rPr>
           <w:rFonts w:ascii="Segoe UI Emoji" w:hAnsi="Segoe UI Emoji" w:cs="Segoe UI Emoji"/>
           <w:sz w:val="20"/>
           <w:szCs w:val="20"/>
         </w:rPr>
-        <w:t>📸</w:t>
-      </w:r>
-      <w:r>
-        <w:rPr>
-          <w:rFonts w:ascii="Times New Roman" w:hAnsi="Times New Roman" w:cs="Times New Roman"/>
-          <w:sz w:val="20"/>
-          <w:szCs w:val="20"/>
-        </w:rPr>
-        <w:t xml:space="preserve">  Print</w:t>
-      </w:r>
-      <w:proofErr w:type="gramEnd"/>
-      <w:r>
-        <w:rPr>
-          <w:rFonts w:ascii="Times New Roman" w:hAnsi="Times New Roman" w:cs="Times New Roman"/>
-          <w:sz w:val="20"/>
-          <w:szCs w:val="20"/>
-        </w:rPr>
-        <w:t xml:space="preserve"> do Key </w:t>
-      </w:r>
-      <w:proofErr w:type="spellStart"/>
-      <w:r>
-        <w:rPr>
-          <w:rFonts w:ascii="Times New Roman" w:hAnsi="Times New Roman" w:cs="Times New Roman"/>
-          <w:sz w:val="20"/>
-          <w:szCs w:val="20"/>
-        </w:rPr>
-        <w:t>Vault</w:t>
-      </w:r>
-      <w:proofErr w:type="spellEnd"/>
-      <w:r>
-        <w:rPr>
-          <w:rFonts w:ascii="Times New Roman" w:hAnsi="Times New Roman" w:cs="Times New Roman"/>
-          <w:sz w:val="20"/>
-          <w:szCs w:val="20"/>
-        </w:rPr>
-        <w:t xml:space="preserve"> </w:t>
-      </w:r>
-      <w:proofErr w:type="spellStart"/>
-      <w:r>
-        <w:rPr>
-          <w:rFonts w:ascii="Times New Roman" w:hAnsi="Times New Roman" w:cs="Times New Roman"/>
-          <w:sz w:val="20"/>
-          <w:szCs w:val="20"/>
-        </w:rPr>
-        <w:t>kv-firewatch</w:t>
-      </w:r>
-      <w:proofErr w:type="spellEnd"/>
-      <w:r>
-        <w:rPr>
-          <w:rFonts w:ascii="Times New Roman" w:hAnsi="Times New Roman" w:cs="Times New Roman"/>
-          <w:sz w:val="20"/>
-          <w:szCs w:val="20"/>
-        </w:rPr>
-        <w:t xml:space="preserve"> mostrando o </w:t>
-      </w:r>
-      <w:proofErr w:type="spellStart"/>
-      <w:r>
-        <w:rPr>
-          <w:rFonts w:ascii="Times New Roman" w:hAnsi="Times New Roman" w:cs="Times New Roman"/>
-          <w:sz w:val="20"/>
-          <w:szCs w:val="20"/>
-        </w:rPr>
-        <w:t>secret</w:t>
-      </w:r>
-      <w:proofErr w:type="spellEnd"/>
-      <w:r>
-        <w:rPr>
-          <w:rFonts w:ascii="Times New Roman" w:hAnsi="Times New Roman" w:cs="Times New Roman"/>
-          <w:sz w:val="20"/>
-          <w:szCs w:val="20"/>
-        </w:rPr>
-        <w:t xml:space="preserve"> </w:t>
-      </w:r>
-      <w:proofErr w:type="spellStart"/>
-      <w:r>
-        <w:rPr>
-          <w:rFonts w:ascii="Times New Roman" w:hAnsi="Times New Roman" w:cs="Times New Roman"/>
-          <w:sz w:val="20"/>
-          <w:szCs w:val="20"/>
-        </w:rPr>
-        <w:t>nasa</w:t>
-      </w:r>
-      <w:proofErr w:type="spellEnd"/>
-      <w:r>
-        <w:rPr>
-          <w:rFonts w:ascii="Times New Roman" w:hAnsi="Times New Roman" w:cs="Times New Roman"/>
-          <w:sz w:val="20"/>
-          <w:szCs w:val="20"/>
-        </w:rPr>
-        <w:t>-api-</w:t>
-      </w:r>
-      <w:proofErr w:type="spellStart"/>
-      <w:r>
-        <w:rPr>
-          <w:rFonts w:ascii="Times New Roman" w:hAnsi="Times New Roman" w:cs="Times New Roman"/>
-          <w:sz w:val="20"/>
-          <w:szCs w:val="20"/>
-        </w:rPr>
-        <w:t>key</w:t>
-      </w:r>
-      <w:proofErr w:type="spellEnd"/>
-    </w:p>
-    <w:p>
-      <w:pPr>
-        <w:rPr>
-          <w:rFonts w:ascii="Times New Roman" w:hAnsi="Times New Roman" w:cs="Times New Roman"/>
-          <w:sz w:val="20"/>
-          <w:szCs w:val="20"/>
-        </w:rPr>
-      </w:pPr>
-    </w:p>
-    <w:p>
-      <w:pPr>
-        <w:rPr>
-          <w:rFonts w:ascii="Times New Roman" w:hAnsi="Times New Roman" w:cs="Times New Roman"/>
-          <w:sz w:val="20"/>
-          <w:szCs w:val="20"/>
-        </w:rPr>
-      </w:pPr>
-      <w:r>
-        <w:rPr>
-          <w:rFonts w:ascii="Times New Roman" w:hAnsi="Times New Roman" w:cs="Times New Roman"/>
-          <w:sz w:val="20"/>
-          <w:szCs w:val="20"/>
-        </w:rPr>
-        <w:t xml:space="preserve">4.4 IAM — Role </w:t>
-      </w:r>
-      <w:proofErr w:type="spellStart"/>
-      <w:r>
-        <w:rPr>
-          <w:rFonts w:ascii="Times New Roman" w:hAnsi="Times New Roman" w:cs="Times New Roman"/>
-          <w:sz w:val="20"/>
-          <w:szCs w:val="20"/>
-        </w:rPr>
-        <w:t>Assignment</w:t>
-      </w:r>
-      <w:proofErr w:type="spellEnd"/>
-    </w:p>
-    <w:p>
-      <w:pPr>
-        <w:rPr>
-          <w:rFonts w:ascii="Times New Roman" w:hAnsi="Times New Roman" w:cs="Times New Roman"/>
-          <w:sz w:val="20"/>
-          <w:szCs w:val="20"/>
-        </w:rPr>
-      </w:pPr>
-      <w:r>
-        <w:rPr>
-          <w:rFonts w:ascii="Times New Roman" w:hAnsi="Times New Roman" w:cs="Times New Roman"/>
-          <w:sz w:val="20"/>
-          <w:szCs w:val="20"/>
-        </w:rPr>
-        <w:t xml:space="preserve">Foi atribuída a role Key </w:t>
-      </w:r>
-      <w:proofErr w:type="spellStart"/>
-      <w:r>
-        <w:rPr>
-          <w:rFonts w:ascii="Times New Roman" w:hAnsi="Times New Roman" w:cs="Times New Roman"/>
-          <w:sz w:val="20"/>
-          <w:szCs w:val="20"/>
-        </w:rPr>
-        <w:t>Vault</w:t>
-      </w:r>
-      <w:proofErr w:type="spellEnd"/>
-      <w:r>
-        <w:rPr>
-          <w:rFonts w:ascii="Times New Roman" w:hAnsi="Times New Roman" w:cs="Times New Roman"/>
-          <w:sz w:val="20"/>
-          <w:szCs w:val="20"/>
-        </w:rPr>
-        <w:t xml:space="preserve"> Administrator ao usuário da equipe para gerenciar os </w:t>
-      </w:r>
-      <w:proofErr w:type="spellStart"/>
-      <w:r>
-        <w:rPr>
-          <w:rFonts w:ascii="Times New Roman" w:hAnsi="Times New Roman" w:cs="Times New Roman"/>
-          <w:sz w:val="20"/>
-          <w:szCs w:val="20"/>
-        </w:rPr>
-        <w:t>secrets</w:t>
-      </w:r>
-      <w:proofErr w:type="spellEnd"/>
-      <w:r>
-        <w:rPr>
-          <w:rFonts w:ascii="Times New Roman" w:hAnsi="Times New Roman" w:cs="Times New Roman"/>
-          <w:sz w:val="20"/>
-          <w:szCs w:val="20"/>
-        </w:rPr>
-        <w:t xml:space="preserve"> do cofre:</w:t>
-      </w:r>
-    </w:p>
-    <w:p>
-      <w:pPr>
-        <w:rPr>
-          <w:rFonts w:ascii="Times New Roman" w:hAnsi="Times New Roman" w:cs="Times New Roman"/>
-          <w:sz w:val="20"/>
-          <w:szCs w:val="20"/>
-        </w:rPr>
-      </w:pPr>
-      <w:proofErr w:type="gramStart"/>
-      <w:r>
-        <w:rPr>
-          <w:rFonts w:ascii="Segoe UI Emoji" w:hAnsi="Segoe UI Emoji" w:cs="Segoe UI Emoji"/>
-          <w:sz w:val="20"/>
-          <w:szCs w:val="20"/>
-        </w:rPr>
-        <w:t>📸</w:t>
-      </w:r>
-      <w:r>
-        <w:rPr>
-          <w:rFonts w:ascii="Times New Roman" w:hAnsi="Times New Roman" w:cs="Times New Roman"/>
-          <w:sz w:val="20"/>
-          <w:szCs w:val="20"/>
-        </w:rPr>
-        <w:t xml:space="preserve">  Print</w:t>
-      </w:r>
-      <w:proofErr w:type="gramEnd"/>
-      <w:r>
-        <w:rPr>
-          <w:rFonts w:ascii="Times New Roman" w:hAnsi="Times New Roman" w:cs="Times New Roman"/>
-          <w:sz w:val="20"/>
-          <w:szCs w:val="20"/>
-        </w:rPr>
-        <w:t xml:space="preserve"> do IAM role </w:t>
-      </w:r>
-      <w:proofErr w:type="spellStart"/>
-      <w:r>
-        <w:rPr>
-          <w:rFonts w:ascii="Times New Roman" w:hAnsi="Times New Roman" w:cs="Times New Roman"/>
-          <w:sz w:val="20"/>
-          <w:szCs w:val="20"/>
-        </w:rPr>
-        <w:t>assignment</w:t>
-      </w:r>
-      <w:proofErr w:type="spellEnd"/>
-      <w:r>
-        <w:rPr>
-          <w:rFonts w:ascii="Times New Roman" w:hAnsi="Times New Roman" w:cs="Times New Roman"/>
-          <w:sz w:val="20"/>
-          <w:szCs w:val="20"/>
-        </w:rPr>
-        <w:t xml:space="preserve"> no Key </w:t>
-      </w:r>
-      <w:proofErr w:type="spellStart"/>
-      <w:r>
-        <w:rPr>
-          <w:rFonts w:ascii="Times New Roman" w:hAnsi="Times New Roman" w:cs="Times New Roman"/>
-          <w:sz w:val="20"/>
-          <w:szCs w:val="20"/>
-        </w:rPr>
-        <w:t>Vault</w:t>
-      </w:r>
-      <w:proofErr w:type="spellEnd"/>
-      <w:r>
-        <w:rPr>
-          <w:rFonts w:ascii="Times New Roman" w:hAnsi="Times New Roman" w:cs="Times New Roman"/>
-          <w:sz w:val="20"/>
-          <w:szCs w:val="20"/>
-        </w:rPr>
-        <w:t xml:space="preserve"> (Key </w:t>
-      </w:r>
-      <w:proofErr w:type="spellStart"/>
-      <w:r>
-        <w:rPr>
-          <w:rFonts w:ascii="Times New Roman" w:hAnsi="Times New Roman" w:cs="Times New Roman"/>
-          <w:sz w:val="20"/>
-          <w:szCs w:val="20"/>
-        </w:rPr>
-        <w:t>Vault</w:t>
-      </w:r>
-      <w:proofErr w:type="spellEnd"/>
-      <w:r>
-        <w:rPr>
-          <w:rFonts w:ascii="Times New Roman" w:hAnsi="Times New Roman" w:cs="Times New Roman"/>
-          <w:sz w:val="20"/>
-          <w:szCs w:val="20"/>
-        </w:rPr>
-        <w:t xml:space="preserve"> Administrator)</w:t>
+        <w:drawing>
+          <wp:inline distT="0" distB="0" distL="0" distR="0" wp14:anchorId="3D3EAFA0" wp14:editId="7A384875">
+            <wp:extent cx="5400040" cy="2505710"/>
+            <wp:effectExtent l="0" t="0" r="0" b="8890"/>
+            <wp:docPr id="1045888061" name="Imagem 1"/>
+            <wp:cNvGraphicFramePr>
+              <a:graphicFrameLocks xmlns:a="http://schemas.openxmlformats.org/drawingml/2006/main" noChangeAspect="1"/>
+            </wp:cNvGraphicFramePr>
+            <a:graphic xmlns:a="http://schemas.openxmlformats.org/drawingml/2006/main">
+              <a:graphicData uri="http://schemas.openxmlformats.org/drawingml/2006/picture">
+                <pic:pic xmlns:pic="http://schemas.openxmlformats.org/drawingml/2006/picture">
+                  <pic:nvPicPr>
+                    <pic:cNvPr id="1045888061" name=""/>
+                    <pic:cNvPicPr/>
+                  </pic:nvPicPr>
+                  <pic:blipFill>
+                    <a:blip r:embed="rId12"/>
+                    <a:stretch>
+                      <a:fillRect/>
+                    </a:stretch>
+                  </pic:blipFill>
+                  <pic:spPr>
+                    <a:xfrm>
+                      <a:off x="0" y="0"/>
+                      <a:ext cx="5400040" cy="2505710"/>
+                    </a:xfrm>
+                    <a:prstGeom prst="rect">
+                      <a:avLst/>
+                    </a:prstGeom>
+                  </pic:spPr>
+                </pic:pic>
+              </a:graphicData>
+            </a:graphic>
+          </wp:inline>
+        </w:drawing>
       </w:r>
     </w:p>
     <w:p>
@@ -5592,12 +5278,6 @@
         <w:gridCol w:w="5860"/>
       </w:tblGrid>
       <w:tr>
-        <w:tblPrEx>
-          <w:tblCellMar>
-            <w:top w:w="0" w:type="dxa"/>
-            <w:bottom w:w="0" w:type="dxa"/>
-          </w:tblCellMar>
-        </w:tblPrEx>
         <w:tc>
           <w:tcPr>
             <w:tcW w:w="500" w:type="dxa"/>
@@ -5709,12 +5389,6 @@
         </w:tc>
       </w:tr>
       <w:tr>
-        <w:tblPrEx>
-          <w:tblCellMar>
-            <w:top w:w="0" w:type="dxa"/>
-            <w:bottom w:w="0" w:type="dxa"/>
-          </w:tblCellMar>
-        </w:tblPrEx>
         <w:tc>
           <w:tcPr>
             <w:tcW w:w="500" w:type="dxa"/>
@@ -5855,12 +5529,6 @@
         </w:tc>
       </w:tr>
       <w:tr>
-        <w:tblPrEx>
-          <w:tblCellMar>
-            <w:top w:w="0" w:type="dxa"/>
-            <w:bottom w:w="0" w:type="dxa"/>
-          </w:tblCellMar>
-        </w:tblPrEx>
         <w:tc>
           <w:tcPr>
             <w:tcW w:w="500" w:type="dxa"/>
@@ -5965,12 +5633,6 @@
         </w:tc>
       </w:tr>
       <w:tr>
-        <w:tblPrEx>
-          <w:tblCellMar>
-            <w:top w:w="0" w:type="dxa"/>
-            <w:bottom w:w="0" w:type="dxa"/>
-          </w:tblCellMar>
-        </w:tblPrEx>
         <w:tc>
           <w:tcPr>
             <w:tcW w:w="500" w:type="dxa"/>
@@ -6003,7 +5665,6 @@
                 <w:sz w:val="20"/>
                 <w:szCs w:val="20"/>
               </w:rPr>
-              <w:lastRenderedPageBreak/>
               <w:t>3</w:t>
             </w:r>
           </w:p>
@@ -6112,12 +5773,6 @@
         </w:tc>
       </w:tr>
       <w:tr>
-        <w:tblPrEx>
-          <w:tblCellMar>
-            <w:top w:w="0" w:type="dxa"/>
-            <w:bottom w:w="0" w:type="dxa"/>
-          </w:tblCellMar>
-        </w:tblPrEx>
         <w:tc>
           <w:tcPr>
             <w:tcW w:w="500" w:type="dxa"/>
@@ -6262,12 +5917,6 @@
         </w:tc>
       </w:tr>
       <w:tr>
-        <w:tblPrEx>
-          <w:tblCellMar>
-            <w:top w:w="0" w:type="dxa"/>
-            <w:bottom w:w="0" w:type="dxa"/>
-          </w:tblCellMar>
-        </w:tblPrEx>
         <w:tc>
           <w:tcPr>
             <w:tcW w:w="500" w:type="dxa"/>
@@ -6390,12 +6039,6 @@
         </w:tc>
       </w:tr>
       <w:tr>
-        <w:tblPrEx>
-          <w:tblCellMar>
-            <w:top w:w="0" w:type="dxa"/>
-            <w:bottom w:w="0" w:type="dxa"/>
-          </w:tblCellMar>
-        </w:tblPrEx>
         <w:tc>
           <w:tcPr>
             <w:tcW w:w="500" w:type="dxa"/>
@@ -6528,12 +6171,6 @@
         </w:tc>
       </w:tr>
       <w:tr>
-        <w:tblPrEx>
-          <w:tblCellMar>
-            <w:top w:w="0" w:type="dxa"/>
-            <w:bottom w:w="0" w:type="dxa"/>
-          </w:tblCellMar>
-        </w:tblPrEx>
         <w:tc>
           <w:tcPr>
             <w:tcW w:w="500" w:type="dxa"/>
@@ -6686,12 +6323,6 @@
         </w:tc>
       </w:tr>
       <w:tr>
-        <w:tblPrEx>
-          <w:tblCellMar>
-            <w:top w:w="0" w:type="dxa"/>
-            <w:bottom w:w="0" w:type="dxa"/>
-          </w:tblCellMar>
-        </w:tblPrEx>
         <w:tc>
           <w:tcPr>
             <w:tcW w:w="500" w:type="dxa"/>
@@ -6813,38 +6444,53 @@
           <w:szCs w:val="20"/>
         </w:rPr>
       </w:pPr>
-      <w:r>
-        <w:rPr>
-          <w:rFonts w:ascii="Times New Roman" w:hAnsi="Times New Roman" w:cs="Times New Roman"/>
-          <w:sz w:val="20"/>
-          <w:szCs w:val="20"/>
-        </w:rPr>
+    </w:p>
+    <w:p>
+      <w:pPr>
+        <w:rPr>
+          <w:rFonts w:ascii="Times New Roman" w:hAnsi="Times New Roman" w:cs="Times New Roman"/>
+          <w:sz w:val="20"/>
+          <w:szCs w:val="20"/>
+        </w:rPr>
+      </w:pPr>
+    </w:p>
+    <w:p>
+      <w:pPr>
+        <w:rPr>
+          <w:rFonts w:ascii="Times New Roman" w:hAnsi="Times New Roman" w:cs="Times New Roman"/>
+          <w:sz w:val="20"/>
+          <w:szCs w:val="20"/>
+        </w:rPr>
+      </w:pPr>
+      <w:r>
+        <w:rPr>
+          <w:rFonts w:ascii="Times New Roman" w:hAnsi="Times New Roman" w:cs="Times New Roman"/>
+          <w:sz w:val="20"/>
+          <w:szCs w:val="20"/>
+        </w:rPr>
+        <w:lastRenderedPageBreak/>
         <w:t>5.2 GitHub Secrets Configurados</w:t>
       </w:r>
     </w:p>
     <w:p>
       <w:pPr>
-        <w:rPr>
-          <w:rFonts w:ascii="Times New Roman" w:hAnsi="Times New Roman" w:cs="Times New Roman"/>
-          <w:sz w:val="20"/>
-          <w:szCs w:val="20"/>
-        </w:rPr>
-      </w:pPr>
-      <w:r>
-        <w:rPr>
-          <w:rFonts w:ascii="Times New Roman" w:hAnsi="Times New Roman" w:cs="Times New Roman"/>
-          <w:sz w:val="20"/>
-          <w:szCs w:val="20"/>
-        </w:rPr>
-        <w:t>•</w:t>
-      </w:r>
-      <w:r>
-        <w:rPr>
-          <w:rFonts w:ascii="Times New Roman" w:hAnsi="Times New Roman" w:cs="Times New Roman"/>
-          <w:sz w:val="20"/>
-          <w:szCs w:val="20"/>
-        </w:rPr>
-        <w:tab/>
+        <w:pStyle w:val="PargrafodaLista"/>
+        <w:numPr>
+          <w:ilvl w:val="0"/>
+          <w:numId w:val="10"/>
+        </w:numPr>
+        <w:rPr>
+          <w:rFonts w:ascii="Times New Roman" w:hAnsi="Times New Roman" w:cs="Times New Roman"/>
+          <w:sz w:val="20"/>
+          <w:szCs w:val="20"/>
+        </w:rPr>
+      </w:pPr>
+      <w:r>
+        <w:rPr>
+          <w:rFonts w:ascii="Times New Roman" w:hAnsi="Times New Roman" w:cs="Times New Roman"/>
+          <w:sz w:val="20"/>
+          <w:szCs w:val="20"/>
+        </w:rPr>
         <w:t xml:space="preserve">AZURE_CREDENTIALS — JSON com </w:t>
       </w:r>
       <w:proofErr w:type="spellStart"/>
@@ -6922,27 +6568,23 @@
     </w:p>
     <w:p>
       <w:pPr>
-        <w:rPr>
-          <w:rFonts w:ascii="Times New Roman" w:hAnsi="Times New Roman" w:cs="Times New Roman"/>
-          <w:sz w:val="20"/>
-          <w:szCs w:val="20"/>
-        </w:rPr>
-      </w:pPr>
-      <w:r>
-        <w:rPr>
-          <w:rFonts w:ascii="Times New Roman" w:hAnsi="Times New Roman" w:cs="Times New Roman"/>
-          <w:sz w:val="20"/>
-          <w:szCs w:val="20"/>
-        </w:rPr>
-        <w:t>•</w:t>
-      </w:r>
-      <w:r>
-        <w:rPr>
-          <w:rFonts w:ascii="Times New Roman" w:hAnsi="Times New Roman" w:cs="Times New Roman"/>
-          <w:sz w:val="20"/>
-          <w:szCs w:val="20"/>
-        </w:rPr>
-        <w:tab/>
+        <w:pStyle w:val="PargrafodaLista"/>
+        <w:numPr>
+          <w:ilvl w:val="0"/>
+          <w:numId w:val="10"/>
+        </w:numPr>
+        <w:rPr>
+          <w:rFonts w:ascii="Times New Roman" w:hAnsi="Times New Roman" w:cs="Times New Roman"/>
+          <w:sz w:val="20"/>
+          <w:szCs w:val="20"/>
+        </w:rPr>
+      </w:pPr>
+      <w:r>
+        <w:rPr>
+          <w:rFonts w:ascii="Times New Roman" w:hAnsi="Times New Roman" w:cs="Times New Roman"/>
+          <w:sz w:val="20"/>
+          <w:szCs w:val="20"/>
+        </w:rPr>
         <w:t>AZURE_APP_NAME — Nome do App Service (</w:t>
       </w:r>
       <w:proofErr w:type="spellStart"/>
@@ -6972,6 +6614,15 @@
           <w:szCs w:val="20"/>
         </w:rPr>
       </w:pPr>
+    </w:p>
+    <w:p>
+      <w:pPr>
+        <w:rPr>
+          <w:rFonts w:ascii="Times New Roman" w:hAnsi="Times New Roman" w:cs="Times New Roman"/>
+          <w:sz w:val="20"/>
+          <w:szCs w:val="20"/>
+        </w:rPr>
+      </w:pPr>
       <w:r>
         <w:rPr>
           <w:rFonts w:ascii="Times New Roman" w:hAnsi="Times New Roman" w:cs="Times New Roman"/>
@@ -6989,31 +6640,266 @@
           <w:szCs w:val="20"/>
         </w:rPr>
       </w:pPr>
-      <w:proofErr w:type="gramStart"/>
+      <w:r>
+        <w:rPr>
+          <w:rFonts w:ascii="Times New Roman" w:hAnsi="Times New Roman" w:cs="Times New Roman"/>
+          <w:sz w:val="20"/>
+          <w:szCs w:val="20"/>
+        </w:rPr>
+        <w:drawing>
+          <wp:inline distT="0" distB="0" distL="0" distR="0" wp14:anchorId="46217B0C" wp14:editId="6FCB7E42">
+            <wp:extent cx="5400040" cy="4445635"/>
+            <wp:effectExtent l="0" t="0" r="0" b="0"/>
+            <wp:docPr id="1897306761" name="Imagem 1"/>
+            <wp:cNvGraphicFramePr>
+              <a:graphicFrameLocks xmlns:a="http://schemas.openxmlformats.org/drawingml/2006/main" noChangeAspect="1"/>
+            </wp:cNvGraphicFramePr>
+            <a:graphic xmlns:a="http://schemas.openxmlformats.org/drawingml/2006/main">
+              <a:graphicData uri="http://schemas.openxmlformats.org/drawingml/2006/picture">
+                <pic:pic xmlns:pic="http://schemas.openxmlformats.org/drawingml/2006/picture">
+                  <pic:nvPicPr>
+                    <pic:cNvPr id="1897306761" name=""/>
+                    <pic:cNvPicPr/>
+                  </pic:nvPicPr>
+                  <pic:blipFill>
+                    <a:blip r:embed="rId13"/>
+                    <a:stretch>
+                      <a:fillRect/>
+                    </a:stretch>
+                  </pic:blipFill>
+                  <pic:spPr>
+                    <a:xfrm>
+                      <a:off x="0" y="0"/>
+                      <a:ext cx="5400040" cy="4445635"/>
+                    </a:xfrm>
+                    <a:prstGeom prst="rect">
+                      <a:avLst/>
+                    </a:prstGeom>
+                  </pic:spPr>
+                </pic:pic>
+              </a:graphicData>
+            </a:graphic>
+          </wp:inline>
+        </w:drawing>
+      </w:r>
+    </w:p>
+    <w:p>
+      <w:pPr>
+        <w:rPr>
+          <w:rFonts w:ascii="Times New Roman" w:hAnsi="Times New Roman" w:cs="Times New Roman"/>
+          <w:sz w:val="20"/>
+          <w:szCs w:val="20"/>
+        </w:rPr>
+      </w:pPr>
+    </w:p>
+    <w:p>
+      <w:pPr>
+        <w:rPr>
+          <w:rFonts w:ascii="Times New Roman" w:hAnsi="Times New Roman" w:cs="Times New Roman"/>
+          <w:sz w:val="20"/>
+          <w:szCs w:val="20"/>
+        </w:rPr>
+      </w:pPr>
+    </w:p>
+    <w:p>
+      <w:pPr>
+        <w:rPr>
+          <w:rFonts w:ascii="Times New Roman" w:hAnsi="Times New Roman" w:cs="Times New Roman"/>
+          <w:sz w:val="20"/>
+          <w:szCs w:val="20"/>
+        </w:rPr>
+      </w:pPr>
+    </w:p>
+    <w:p>
+      <w:pPr>
+        <w:rPr>
+          <w:rFonts w:ascii="Times New Roman" w:hAnsi="Times New Roman" w:cs="Times New Roman"/>
+          <w:sz w:val="20"/>
+          <w:szCs w:val="20"/>
+        </w:rPr>
+      </w:pPr>
+    </w:p>
+    <w:p>
+      <w:pPr>
+        <w:rPr>
+          <w:rFonts w:ascii="Times New Roman" w:hAnsi="Times New Roman" w:cs="Times New Roman"/>
+          <w:sz w:val="20"/>
+          <w:szCs w:val="20"/>
+        </w:rPr>
+      </w:pPr>
+    </w:p>
+    <w:p>
+      <w:pPr>
+        <w:rPr>
+          <w:rFonts w:ascii="Times New Roman" w:hAnsi="Times New Roman" w:cs="Times New Roman"/>
+          <w:sz w:val="20"/>
+          <w:szCs w:val="20"/>
+        </w:rPr>
+      </w:pPr>
+    </w:p>
+    <w:p>
+      <w:pPr>
+        <w:rPr>
+          <w:rFonts w:ascii="Times New Roman" w:hAnsi="Times New Roman" w:cs="Times New Roman"/>
+          <w:sz w:val="20"/>
+          <w:szCs w:val="20"/>
+        </w:rPr>
+      </w:pPr>
+    </w:p>
+    <w:p>
+      <w:pPr>
+        <w:rPr>
+          <w:rFonts w:ascii="Times New Roman" w:hAnsi="Times New Roman" w:cs="Times New Roman"/>
+          <w:sz w:val="20"/>
+          <w:szCs w:val="20"/>
+        </w:rPr>
+      </w:pPr>
+    </w:p>
+    <w:p>
+      <w:pPr>
+        <w:rPr>
+          <w:rFonts w:ascii="Times New Roman" w:hAnsi="Times New Roman" w:cs="Times New Roman"/>
+          <w:sz w:val="20"/>
+          <w:szCs w:val="20"/>
+        </w:rPr>
+      </w:pPr>
+    </w:p>
+    <w:p>
+      <w:pPr>
+        <w:rPr>
+          <w:rFonts w:ascii="Times New Roman" w:hAnsi="Times New Roman" w:cs="Times New Roman"/>
+          <w:sz w:val="20"/>
+          <w:szCs w:val="20"/>
+        </w:rPr>
+      </w:pPr>
+    </w:p>
+    <w:p>
+      <w:pPr>
+        <w:rPr>
+          <w:rFonts w:ascii="Times New Roman" w:hAnsi="Times New Roman" w:cs="Times New Roman"/>
+          <w:sz w:val="20"/>
+          <w:szCs w:val="20"/>
+        </w:rPr>
+      </w:pPr>
+    </w:p>
+    <w:p>
+      <w:pPr>
+        <w:rPr>
+          <w:rFonts w:ascii="Times New Roman" w:hAnsi="Times New Roman" w:cs="Times New Roman"/>
+          <w:sz w:val="20"/>
+          <w:szCs w:val="20"/>
+        </w:rPr>
+      </w:pPr>
+      <w:r>
+        <w:rPr>
+          <w:rFonts w:ascii="Times New Roman" w:hAnsi="Times New Roman" w:cs="Times New Roman"/>
+          <w:sz w:val="20"/>
+          <w:szCs w:val="20"/>
+        </w:rPr>
+        <w:lastRenderedPageBreak/>
+        <w:t>5.3 Execuções do Pipeline</w:t>
+      </w:r>
+    </w:p>
+    <w:p>
+      <w:pPr>
+        <w:rPr>
+          <w:rFonts w:ascii="Times New Roman" w:hAnsi="Times New Roman" w:cs="Times New Roman"/>
+          <w:sz w:val="20"/>
+          <w:szCs w:val="20"/>
+        </w:rPr>
+      </w:pPr>
+      <w:r>
+        <w:rPr>
+          <w:rFonts w:ascii="Times New Roman" w:hAnsi="Times New Roman" w:cs="Times New Roman"/>
+          <w:sz w:val="20"/>
+          <w:szCs w:val="20"/>
+        </w:rPr>
+        <w:t>Abaixo, evidência de múltiplas execuções bem-sucedidas do pipeline</w:t>
+      </w:r>
+      <w:r>
+        <w:rPr>
+          <w:rFonts w:ascii="Times New Roman" w:hAnsi="Times New Roman" w:cs="Times New Roman"/>
+          <w:sz w:val="20"/>
+          <w:szCs w:val="20"/>
+        </w:rPr>
+        <w:t>:</w:t>
+      </w:r>
+    </w:p>
+    <w:p>
+      <w:pPr>
+        <w:rPr>
+          <w:rFonts w:ascii="Times New Roman" w:hAnsi="Times New Roman" w:cs="Times New Roman"/>
+          <w:sz w:val="20"/>
+          <w:szCs w:val="20"/>
+        </w:rPr>
+      </w:pPr>
       <w:r>
         <w:rPr>
           <w:rFonts w:ascii="Segoe UI Emoji" w:hAnsi="Segoe UI Emoji" w:cs="Segoe UI Emoji"/>
           <w:sz w:val="20"/>
           <w:szCs w:val="20"/>
         </w:rPr>
-        <w:t>📸</w:t>
-      </w:r>
-      <w:r>
-        <w:rPr>
-          <w:rFonts w:ascii="Times New Roman" w:hAnsi="Times New Roman" w:cs="Times New Roman"/>
-          <w:sz w:val="20"/>
-          <w:szCs w:val="20"/>
-        </w:rPr>
-        <w:t xml:space="preserve">  Print</w:t>
-      </w:r>
-      <w:proofErr w:type="gramEnd"/>
-      <w:r>
-        <w:rPr>
-          <w:rFonts w:ascii="Times New Roman" w:hAnsi="Times New Roman" w:cs="Times New Roman"/>
-          <w:sz w:val="20"/>
-          <w:szCs w:val="20"/>
-        </w:rPr>
-        <w:t xml:space="preserve"> da aba Settings &gt; Secrets &gt; </w:t>
+        <w:drawing>
+          <wp:inline distT="0" distB="0" distL="0" distR="0" wp14:anchorId="322F6BBF" wp14:editId="5AF16521">
+            <wp:extent cx="5443730" cy="2927350"/>
+            <wp:effectExtent l="0" t="0" r="5080" b="6350"/>
+            <wp:docPr id="1968310605" name="Imagem 1"/>
+            <wp:cNvGraphicFramePr>
+              <a:graphicFrameLocks xmlns:a="http://schemas.openxmlformats.org/drawingml/2006/main" noChangeAspect="1"/>
+            </wp:cNvGraphicFramePr>
+            <a:graphic xmlns:a="http://schemas.openxmlformats.org/drawingml/2006/main">
+              <a:graphicData uri="http://schemas.openxmlformats.org/drawingml/2006/picture">
+                <pic:pic xmlns:pic="http://schemas.openxmlformats.org/drawingml/2006/picture">
+                  <pic:nvPicPr>
+                    <pic:cNvPr id="1968310605" name=""/>
+                    <pic:cNvPicPr/>
+                  </pic:nvPicPr>
+                  <pic:blipFill>
+                    <a:blip r:embed="rId14"/>
+                    <a:stretch>
+                      <a:fillRect/>
+                    </a:stretch>
+                  </pic:blipFill>
+                  <pic:spPr>
+                    <a:xfrm>
+                      <a:off x="0" y="0"/>
+                      <a:ext cx="5451371" cy="2931459"/>
+                    </a:xfrm>
+                    <a:prstGeom prst="rect">
+                      <a:avLst/>
+                    </a:prstGeom>
+                  </pic:spPr>
+                </pic:pic>
+              </a:graphicData>
+            </a:graphic>
+          </wp:inline>
+        </w:drawing>
+      </w:r>
+    </w:p>
+    <w:p>
+      <w:pPr>
+        <w:rPr>
+          <w:rFonts w:ascii="Times New Roman" w:hAnsi="Times New Roman" w:cs="Times New Roman"/>
+          <w:sz w:val="20"/>
+          <w:szCs w:val="20"/>
+        </w:rPr>
+      </w:pPr>
+    </w:p>
+    <w:p>
+      <w:pPr>
+        <w:rPr>
+          <w:rFonts w:ascii="Times New Roman" w:hAnsi="Times New Roman" w:cs="Times New Roman"/>
+          <w:sz w:val="20"/>
+          <w:szCs w:val="20"/>
+        </w:rPr>
+      </w:pPr>
+      <w:r>
+        <w:rPr>
+          <w:rFonts w:ascii="Times New Roman" w:hAnsi="Times New Roman" w:cs="Times New Roman"/>
+          <w:sz w:val="20"/>
+          <w:szCs w:val="20"/>
+        </w:rPr>
+        <w:t xml:space="preserve">Print detalhado de um </w:t>
       </w:r>
       <w:proofErr w:type="spellStart"/>
       <w:r>
@@ -7022,7 +6908,7 @@
           <w:sz w:val="20"/>
           <w:szCs w:val="20"/>
         </w:rPr>
-        <w:t>Actions</w:t>
+        <w:t>run</w:t>
       </w:r>
       <w:proofErr w:type="spellEnd"/>
       <w:r>
@@ -7031,262 +6917,59 @@
           <w:sz w:val="20"/>
           <w:szCs w:val="20"/>
         </w:rPr>
-        <w:t xml:space="preserve"> do repositório </w:t>
-      </w:r>
-      <w:proofErr w:type="spellStart"/>
-      <w:r>
-        <w:rPr>
-          <w:rFonts w:ascii="Times New Roman" w:hAnsi="Times New Roman" w:cs="Times New Roman"/>
-          <w:sz w:val="20"/>
-          <w:szCs w:val="20"/>
-        </w:rPr>
-        <w:t>FireWatchOrbital</w:t>
-      </w:r>
-      <w:proofErr w:type="spellEnd"/>
-    </w:p>
-    <w:p>
-      <w:pPr>
-        <w:rPr>
-          <w:rFonts w:ascii="Times New Roman" w:hAnsi="Times New Roman" w:cs="Times New Roman"/>
-          <w:sz w:val="20"/>
-          <w:szCs w:val="20"/>
-        </w:rPr>
-      </w:pPr>
-    </w:p>
-    <w:p>
-      <w:pPr>
-        <w:rPr>
-          <w:rFonts w:ascii="Times New Roman" w:hAnsi="Times New Roman" w:cs="Times New Roman"/>
-          <w:sz w:val="20"/>
-          <w:szCs w:val="20"/>
-        </w:rPr>
-      </w:pPr>
-      <w:r>
-        <w:rPr>
-          <w:rFonts w:ascii="Times New Roman" w:hAnsi="Times New Roman" w:cs="Times New Roman"/>
-          <w:sz w:val="20"/>
-          <w:szCs w:val="20"/>
-        </w:rPr>
-        <w:t>5.3 Execuções do Pipeline</w:t>
-      </w:r>
-    </w:p>
-    <w:p>
-      <w:pPr>
-        <w:rPr>
-          <w:rFonts w:ascii="Times New Roman" w:hAnsi="Times New Roman" w:cs="Times New Roman"/>
-          <w:sz w:val="20"/>
-          <w:szCs w:val="20"/>
-        </w:rPr>
-      </w:pPr>
-      <w:r>
-        <w:rPr>
-          <w:rFonts w:ascii="Times New Roman" w:hAnsi="Times New Roman" w:cs="Times New Roman"/>
-          <w:sz w:val="20"/>
-          <w:szCs w:val="20"/>
-        </w:rPr>
-        <w:t xml:space="preserve">Abaixo, evidência de múltiplas execuções bem-sucedidas do pipeline (mínimo 2 </w:t>
-      </w:r>
-      <w:proofErr w:type="spellStart"/>
-      <w:r>
-        <w:rPr>
-          <w:rFonts w:ascii="Times New Roman" w:hAnsi="Times New Roman" w:cs="Times New Roman"/>
-          <w:sz w:val="20"/>
-          <w:szCs w:val="20"/>
-        </w:rPr>
-        <w:t>deploys</w:t>
-      </w:r>
-      <w:proofErr w:type="spellEnd"/>
-      <w:r>
-        <w:rPr>
-          <w:rFonts w:ascii="Times New Roman" w:hAnsi="Times New Roman" w:cs="Times New Roman"/>
-          <w:sz w:val="20"/>
-          <w:szCs w:val="20"/>
-        </w:rPr>
-        <w:t xml:space="preserve"> distintos exigidos pela disciplina):</w:t>
-      </w:r>
-    </w:p>
-    <w:p>
-      <w:pPr>
-        <w:rPr>
-          <w:rFonts w:ascii="Times New Roman" w:hAnsi="Times New Roman" w:cs="Times New Roman"/>
-          <w:sz w:val="20"/>
-          <w:szCs w:val="20"/>
-        </w:rPr>
-      </w:pPr>
-      <w:proofErr w:type="gramStart"/>
+        <w:t xml:space="preserve"> bem-sucedido com todos os steps concluídos:</w:t>
+      </w:r>
+    </w:p>
+    <w:p>
+      <w:pPr>
+        <w:rPr>
+          <w:rFonts w:ascii="Times New Roman" w:hAnsi="Times New Roman" w:cs="Times New Roman"/>
+          <w:sz w:val="20"/>
+          <w:szCs w:val="20"/>
+        </w:rPr>
+      </w:pPr>
       <w:r>
         <w:rPr>
           <w:rFonts w:ascii="Segoe UI Emoji" w:hAnsi="Segoe UI Emoji" w:cs="Segoe UI Emoji"/>
           <w:sz w:val="20"/>
           <w:szCs w:val="20"/>
         </w:rPr>
-        <w:t>📸</w:t>
-      </w:r>
-      <w:r>
-        <w:rPr>
-          <w:rFonts w:ascii="Times New Roman" w:hAnsi="Times New Roman" w:cs="Times New Roman"/>
-          <w:sz w:val="20"/>
-          <w:szCs w:val="20"/>
-        </w:rPr>
-        <w:t xml:space="preserve">  Print</w:t>
-      </w:r>
-      <w:proofErr w:type="gramEnd"/>
-      <w:r>
-        <w:rPr>
-          <w:rFonts w:ascii="Times New Roman" w:hAnsi="Times New Roman" w:cs="Times New Roman"/>
-          <w:sz w:val="20"/>
-          <w:szCs w:val="20"/>
-        </w:rPr>
-        <w:t xml:space="preserve"> da aba </w:t>
-      </w:r>
-      <w:proofErr w:type="spellStart"/>
-      <w:r>
-        <w:rPr>
-          <w:rFonts w:ascii="Times New Roman" w:hAnsi="Times New Roman" w:cs="Times New Roman"/>
-          <w:sz w:val="20"/>
-          <w:szCs w:val="20"/>
-        </w:rPr>
-        <w:t>Actions</w:t>
-      </w:r>
-      <w:proofErr w:type="spellEnd"/>
-      <w:r>
-        <w:rPr>
-          <w:rFonts w:ascii="Times New Roman" w:hAnsi="Times New Roman" w:cs="Times New Roman"/>
-          <w:sz w:val="20"/>
-          <w:szCs w:val="20"/>
-        </w:rPr>
-        <w:t xml:space="preserve"> do GitHub mostrando múltiplas execuções verdes (</w:t>
-      </w:r>
-      <w:r>
-        <w:rPr>
-          <w:rFonts w:ascii="Segoe UI Emoji" w:hAnsi="Segoe UI Emoji" w:cs="Segoe UI Emoji"/>
-          <w:sz w:val="20"/>
-          <w:szCs w:val="20"/>
-        </w:rPr>
-        <w:t>✅</w:t>
-      </w:r>
-      <w:r>
-        <w:rPr>
-          <w:rFonts w:ascii="Times New Roman" w:hAnsi="Times New Roman" w:cs="Times New Roman"/>
-          <w:sz w:val="20"/>
-          <w:szCs w:val="20"/>
-        </w:rPr>
-        <w:t>)</w:t>
-      </w:r>
-    </w:p>
-    <w:p>
-      <w:pPr>
-        <w:rPr>
-          <w:rFonts w:ascii="Times New Roman" w:hAnsi="Times New Roman" w:cs="Times New Roman"/>
-          <w:sz w:val="20"/>
-          <w:szCs w:val="20"/>
-        </w:rPr>
-      </w:pPr>
-    </w:p>
-    <w:p>
-      <w:pPr>
-        <w:rPr>
-          <w:rFonts w:ascii="Times New Roman" w:hAnsi="Times New Roman" w:cs="Times New Roman"/>
-          <w:sz w:val="20"/>
-          <w:szCs w:val="20"/>
-        </w:rPr>
-      </w:pPr>
-      <w:r>
-        <w:rPr>
-          <w:rFonts w:ascii="Times New Roman" w:hAnsi="Times New Roman" w:cs="Times New Roman"/>
-          <w:sz w:val="20"/>
-          <w:szCs w:val="20"/>
-        </w:rPr>
-        <w:t xml:space="preserve">Print detalhado de um </w:t>
-      </w:r>
-      <w:proofErr w:type="spellStart"/>
-      <w:r>
-        <w:rPr>
-          <w:rFonts w:ascii="Times New Roman" w:hAnsi="Times New Roman" w:cs="Times New Roman"/>
-          <w:sz w:val="20"/>
-          <w:szCs w:val="20"/>
-        </w:rPr>
-        <w:t>run</w:t>
-      </w:r>
-      <w:proofErr w:type="spellEnd"/>
-      <w:r>
-        <w:rPr>
-          <w:rFonts w:ascii="Times New Roman" w:hAnsi="Times New Roman" w:cs="Times New Roman"/>
-          <w:sz w:val="20"/>
-          <w:szCs w:val="20"/>
-        </w:rPr>
-        <w:t xml:space="preserve"> bem-sucedido com todos os steps concluídos:</w:t>
-      </w:r>
-    </w:p>
-    <w:p>
-      <w:pPr>
-        <w:rPr>
-          <w:rFonts w:ascii="Times New Roman" w:hAnsi="Times New Roman" w:cs="Times New Roman"/>
-          <w:sz w:val="20"/>
-          <w:szCs w:val="20"/>
-        </w:rPr>
-      </w:pPr>
-      <w:proofErr w:type="gramStart"/>
-      <w:r>
-        <w:rPr>
-          <w:rFonts w:ascii="Segoe UI Emoji" w:hAnsi="Segoe UI Emoji" w:cs="Segoe UI Emoji"/>
-          <w:sz w:val="20"/>
-          <w:szCs w:val="20"/>
-        </w:rPr>
-        <w:t>📸</w:t>
-      </w:r>
-      <w:r>
-        <w:rPr>
-          <w:rFonts w:ascii="Times New Roman" w:hAnsi="Times New Roman" w:cs="Times New Roman"/>
-          <w:sz w:val="20"/>
-          <w:szCs w:val="20"/>
-        </w:rPr>
-        <w:t xml:space="preserve">  Print</w:t>
-      </w:r>
-      <w:proofErr w:type="gramEnd"/>
-      <w:r>
-        <w:rPr>
-          <w:rFonts w:ascii="Times New Roman" w:hAnsi="Times New Roman" w:cs="Times New Roman"/>
-          <w:sz w:val="20"/>
-          <w:szCs w:val="20"/>
-        </w:rPr>
-        <w:t xml:space="preserve"> do </w:t>
-      </w:r>
-      <w:proofErr w:type="spellStart"/>
-      <w:r>
-        <w:rPr>
-          <w:rFonts w:ascii="Times New Roman" w:hAnsi="Times New Roman" w:cs="Times New Roman"/>
-          <w:sz w:val="20"/>
-          <w:szCs w:val="20"/>
-        </w:rPr>
-        <w:t>run</w:t>
-      </w:r>
-      <w:proofErr w:type="spellEnd"/>
-      <w:r>
-        <w:rPr>
-          <w:rFonts w:ascii="Times New Roman" w:hAnsi="Times New Roman" w:cs="Times New Roman"/>
-          <w:sz w:val="20"/>
-          <w:szCs w:val="20"/>
-        </w:rPr>
-        <w:t xml:space="preserve"> #4 ou superior mostrando todos os steps com </w:t>
-      </w:r>
-      <w:r>
-        <w:rPr>
-          <w:rFonts w:ascii="Segoe UI Emoji" w:hAnsi="Segoe UI Emoji" w:cs="Segoe UI Emoji"/>
-          <w:sz w:val="20"/>
-          <w:szCs w:val="20"/>
-        </w:rPr>
-        <w:t>✅</w:t>
-      </w:r>
-    </w:p>
-    <w:p>
-      <w:pPr>
-        <w:rPr>
-          <w:rFonts w:ascii="Times New Roman" w:hAnsi="Times New Roman" w:cs="Times New Roman"/>
-          <w:sz w:val="20"/>
-          <w:szCs w:val="20"/>
-        </w:rPr>
-      </w:pPr>
+        <w:drawing>
+          <wp:inline distT="0" distB="0" distL="0" distR="0" wp14:anchorId="616A614C" wp14:editId="349E0ACE">
+            <wp:extent cx="5400040" cy="2551430"/>
+            <wp:effectExtent l="0" t="0" r="0" b="1270"/>
+            <wp:docPr id="360529695" name="Imagem 1"/>
+            <wp:cNvGraphicFramePr>
+              <a:graphicFrameLocks xmlns:a="http://schemas.openxmlformats.org/drawingml/2006/main" noChangeAspect="1"/>
+            </wp:cNvGraphicFramePr>
+            <a:graphic xmlns:a="http://schemas.openxmlformats.org/drawingml/2006/main">
+              <a:graphicData uri="http://schemas.openxmlformats.org/drawingml/2006/picture">
+                <pic:pic xmlns:pic="http://schemas.openxmlformats.org/drawingml/2006/picture">
+                  <pic:nvPicPr>
+                    <pic:cNvPr id="360529695" name=""/>
+                    <pic:cNvPicPr/>
+                  </pic:nvPicPr>
+                  <pic:blipFill>
+                    <a:blip r:embed="rId15"/>
+                    <a:stretch>
+                      <a:fillRect/>
+                    </a:stretch>
+                  </pic:blipFill>
+                  <pic:spPr>
+                    <a:xfrm>
+                      <a:off x="0" y="0"/>
+                      <a:ext cx="5400040" cy="2551430"/>
+                    </a:xfrm>
+                    <a:prstGeom prst="rect">
+                      <a:avLst/>
+                    </a:prstGeom>
+                  </pic:spPr>
+                </pic:pic>
+              </a:graphicData>
+            </a:graphic>
+          </wp:inline>
+        </w:drawing>
+      </w:r>
       <w:r>
         <w:rPr>
           <w:rFonts w:ascii="Times New Roman" w:hAnsi="Times New Roman" w:cs="Times New Roman"/>
@@ -7295,6 +6978,15 @@
         </w:rPr>
         <w:t> </w:t>
       </w:r>
+    </w:p>
+    <w:p>
+      <w:pPr>
+        <w:rPr>
+          <w:rFonts w:ascii="Times New Roman" w:hAnsi="Times New Roman" w:cs="Times New Roman"/>
+          <w:sz w:val="20"/>
+          <w:szCs w:val="20"/>
+        </w:rPr>
+      </w:pPr>
     </w:p>
     <w:p>
       <w:pPr>
@@ -7397,12 +7089,6 @@
         <w:gridCol w:w="5860"/>
       </w:tblGrid>
       <w:tr>
-        <w:tblPrEx>
-          <w:tblCellMar>
-            <w:top w:w="0" w:type="dxa"/>
-            <w:bottom w:w="0" w:type="dxa"/>
-          </w:tblCellMar>
-        </w:tblPrEx>
         <w:tc>
           <w:tcPr>
             <w:tcW w:w="3500" w:type="dxa"/>
@@ -7477,12 +7163,6 @@
         </w:tc>
       </w:tr>
       <w:tr>
-        <w:tblPrEx>
-          <w:tblCellMar>
-            <w:top w:w="0" w:type="dxa"/>
-            <w:bottom w:w="0" w:type="dxa"/>
-          </w:tblCellMar>
-        </w:tblPrEx>
         <w:tc>
           <w:tcPr>
             <w:tcW w:w="3500" w:type="dxa"/>
@@ -7514,6 +7194,7 @@
                 <w:sz w:val="20"/>
                 <w:szCs w:val="20"/>
               </w:rPr>
+              <w:lastRenderedPageBreak/>
               <w:t>GitHub Secrets</w:t>
             </w:r>
           </w:p>
@@ -7570,12 +7251,6 @@
         </w:tc>
       </w:tr>
       <w:tr>
-        <w:tblPrEx>
-          <w:tblCellMar>
-            <w:top w:w="0" w:type="dxa"/>
-            <w:bottom w:w="0" w:type="dxa"/>
-          </w:tblCellMar>
-        </w:tblPrEx>
         <w:tc>
           <w:tcPr>
             <w:tcW w:w="3500" w:type="dxa"/>
@@ -7607,7 +7282,6 @@
                 <w:sz w:val="20"/>
                 <w:szCs w:val="20"/>
               </w:rPr>
-              <w:lastRenderedPageBreak/>
               <w:t xml:space="preserve">Azure Key </w:t>
             </w:r>
             <w:proofErr w:type="spellStart"/>
@@ -7722,12 +7396,6 @@
         </w:tc>
       </w:tr>
       <w:tr>
-        <w:tblPrEx>
-          <w:tblCellMar>
-            <w:top w:w="0" w:type="dxa"/>
-            <w:bottom w:w="0" w:type="dxa"/>
-          </w:tblCellMar>
-        </w:tblPrEx>
         <w:tc>
           <w:tcPr>
             <w:tcW w:w="3500" w:type="dxa"/>
@@ -7797,12 +7465,6 @@
         </w:tc>
       </w:tr>
       <w:tr>
-        <w:tblPrEx>
-          <w:tblCellMar>
-            <w:top w:w="0" w:type="dxa"/>
-            <w:bottom w:w="0" w:type="dxa"/>
-          </w:tblCellMar>
-        </w:tblPrEx>
         <w:tc>
           <w:tcPr>
             <w:tcW w:w="3500" w:type="dxa"/>
@@ -7902,12 +7564,6 @@
         </w:tc>
       </w:tr>
       <w:tr>
-        <w:tblPrEx>
-          <w:tblCellMar>
-            <w:top w:w="0" w:type="dxa"/>
-            <w:bottom w:w="0" w:type="dxa"/>
-          </w:tblCellMar>
-        </w:tblPrEx>
         <w:tc>
           <w:tcPr>
             <w:tcW w:w="3500" w:type="dxa"/>
@@ -8085,12 +7741,6 @@
         </w:tc>
       </w:tr>
       <w:tr>
-        <w:tblPrEx>
-          <w:tblCellMar>
-            <w:top w:w="0" w:type="dxa"/>
-            <w:bottom w:w="0" w:type="dxa"/>
-          </w:tblCellMar>
-        </w:tblPrEx>
         <w:tc>
           <w:tcPr>
             <w:tcW w:w="3500" w:type="dxa"/>
@@ -8283,31 +7933,73 @@
           <w:szCs w:val="20"/>
         </w:rPr>
       </w:pPr>
-      <w:proofErr w:type="gramStart"/>
       <w:r>
         <w:rPr>
           <w:rFonts w:ascii="Segoe UI Emoji" w:hAnsi="Segoe UI Emoji" w:cs="Segoe UI Emoji"/>
           <w:sz w:val="20"/>
           <w:szCs w:val="20"/>
         </w:rPr>
-        <w:t>📸</w:t>
-      </w:r>
-      <w:r>
-        <w:rPr>
-          <w:rFonts w:ascii="Times New Roman" w:hAnsi="Times New Roman" w:cs="Times New Roman"/>
-          <w:sz w:val="20"/>
-          <w:szCs w:val="20"/>
-        </w:rPr>
-        <w:t xml:space="preserve">  Print</w:t>
-      </w:r>
-      <w:proofErr w:type="gramEnd"/>
-      <w:r>
-        <w:rPr>
-          <w:rFonts w:ascii="Times New Roman" w:hAnsi="Times New Roman" w:cs="Times New Roman"/>
-          <w:sz w:val="20"/>
-          <w:szCs w:val="20"/>
-        </w:rPr>
-        <w:t xml:space="preserve"> do Azure Key </w:t>
+        <w:drawing>
+          <wp:inline distT="0" distB="0" distL="0" distR="0" wp14:anchorId="59F6938D" wp14:editId="4D70A9E4">
+            <wp:extent cx="5400040" cy="852170"/>
+            <wp:effectExtent l="0" t="0" r="0" b="5080"/>
+            <wp:docPr id="93941828" name="Imagem 1"/>
+            <wp:cNvGraphicFramePr>
+              <a:graphicFrameLocks xmlns:a="http://schemas.openxmlformats.org/drawingml/2006/main" noChangeAspect="1"/>
+            </wp:cNvGraphicFramePr>
+            <a:graphic xmlns:a="http://schemas.openxmlformats.org/drawingml/2006/main">
+              <a:graphicData uri="http://schemas.openxmlformats.org/drawingml/2006/picture">
+                <pic:pic xmlns:pic="http://schemas.openxmlformats.org/drawingml/2006/picture">
+                  <pic:nvPicPr>
+                    <pic:cNvPr id="1263806033" name=""/>
+                    <pic:cNvPicPr/>
+                  </pic:nvPicPr>
+                  <pic:blipFill>
+                    <a:blip r:embed="rId11"/>
+                    <a:stretch>
+                      <a:fillRect/>
+                    </a:stretch>
+                  </pic:blipFill>
+                  <pic:spPr>
+                    <a:xfrm>
+                      <a:off x="0" y="0"/>
+                      <a:ext cx="5400040" cy="852170"/>
+                    </a:xfrm>
+                    <a:prstGeom prst="rect">
+                      <a:avLst/>
+                    </a:prstGeom>
+                  </pic:spPr>
+                </pic:pic>
+              </a:graphicData>
+            </a:graphic>
+          </wp:inline>
+        </w:drawing>
+      </w:r>
+    </w:p>
+    <w:p>
+      <w:pPr>
+        <w:rPr>
+          <w:rFonts w:ascii="Times New Roman" w:hAnsi="Times New Roman" w:cs="Times New Roman"/>
+          <w:sz w:val="20"/>
+          <w:szCs w:val="20"/>
+        </w:rPr>
+      </w:pPr>
+    </w:p>
+    <w:p>
+      <w:pPr>
+        <w:rPr>
+          <w:rFonts w:ascii="Times New Roman" w:hAnsi="Times New Roman" w:cs="Times New Roman"/>
+          <w:sz w:val="20"/>
+          <w:szCs w:val="20"/>
+        </w:rPr>
+      </w:pPr>
+      <w:r>
+        <w:rPr>
+          <w:rFonts w:ascii="Times New Roman" w:hAnsi="Times New Roman" w:cs="Times New Roman"/>
+          <w:sz w:val="20"/>
+          <w:szCs w:val="20"/>
+        </w:rPr>
+        <w:t xml:space="preserve">Print do IAM Role </w:t>
       </w:r>
       <w:proofErr w:type="spellStart"/>
       <w:r>
@@ -8316,6 +8008,24 @@
           <w:sz w:val="20"/>
           <w:szCs w:val="20"/>
         </w:rPr>
+        <w:t>Assignment</w:t>
+      </w:r>
+      <w:proofErr w:type="spellEnd"/>
+      <w:r>
+        <w:rPr>
+          <w:rFonts w:ascii="Times New Roman" w:hAnsi="Times New Roman" w:cs="Times New Roman"/>
+          <w:sz w:val="20"/>
+          <w:szCs w:val="20"/>
+        </w:rPr>
+        <w:t xml:space="preserve"> no Key </w:t>
+      </w:r>
+      <w:proofErr w:type="spellStart"/>
+      <w:r>
+        <w:rPr>
+          <w:rFonts w:ascii="Times New Roman" w:hAnsi="Times New Roman" w:cs="Times New Roman"/>
+          <w:sz w:val="20"/>
+          <w:szCs w:val="20"/>
+        </w:rPr>
         <w:t>Vault</w:t>
       </w:r>
       <w:proofErr w:type="spellEnd"/>
@@ -8325,7 +8035,110 @@
           <w:sz w:val="20"/>
           <w:szCs w:val="20"/>
         </w:rPr>
-        <w:t xml:space="preserve"> </w:t>
+        <w:t>:</w:t>
+      </w:r>
+    </w:p>
+    <w:p>
+      <w:pPr>
+        <w:rPr>
+          <w:rFonts w:ascii="Times New Roman" w:hAnsi="Times New Roman" w:cs="Times New Roman"/>
+          <w:sz w:val="20"/>
+          <w:szCs w:val="20"/>
+        </w:rPr>
+      </w:pPr>
+      <w:r>
+        <w:rPr>
+          <w:rFonts w:ascii="Segoe UI Emoji" w:hAnsi="Segoe UI Emoji" w:cs="Segoe UI Emoji"/>
+          <w:sz w:val="20"/>
+          <w:szCs w:val="20"/>
+        </w:rPr>
+        <w:drawing>
+          <wp:inline distT="0" distB="0" distL="0" distR="0" wp14:anchorId="15B02A85" wp14:editId="712D72D7">
+            <wp:extent cx="5400040" cy="2505710"/>
+            <wp:effectExtent l="0" t="0" r="0" b="8890"/>
+            <wp:docPr id="1791607046" name="Imagem 1"/>
+            <wp:cNvGraphicFramePr>
+              <a:graphicFrameLocks xmlns:a="http://schemas.openxmlformats.org/drawingml/2006/main" noChangeAspect="1"/>
+            </wp:cNvGraphicFramePr>
+            <a:graphic xmlns:a="http://schemas.openxmlformats.org/drawingml/2006/main">
+              <a:graphicData uri="http://schemas.openxmlformats.org/drawingml/2006/picture">
+                <pic:pic xmlns:pic="http://schemas.openxmlformats.org/drawingml/2006/picture">
+                  <pic:nvPicPr>
+                    <pic:cNvPr id="1045888061" name=""/>
+                    <pic:cNvPicPr/>
+                  </pic:nvPicPr>
+                  <pic:blipFill>
+                    <a:blip r:embed="rId12"/>
+                    <a:stretch>
+                      <a:fillRect/>
+                    </a:stretch>
+                  </pic:blipFill>
+                  <pic:spPr>
+                    <a:xfrm>
+                      <a:off x="0" y="0"/>
+                      <a:ext cx="5400040" cy="2505710"/>
+                    </a:xfrm>
+                    <a:prstGeom prst="rect">
+                      <a:avLst/>
+                    </a:prstGeom>
+                  </pic:spPr>
+                </pic:pic>
+              </a:graphicData>
+            </a:graphic>
+          </wp:inline>
+        </w:drawing>
+      </w:r>
+      <w:r>
+        <w:rPr>
+          <w:rFonts w:ascii="Times New Roman" w:hAnsi="Times New Roman" w:cs="Times New Roman"/>
+          <w:sz w:val="20"/>
+          <w:szCs w:val="20"/>
+        </w:rPr>
+        <w:t> </w:t>
+      </w:r>
+    </w:p>
+    <w:p>
+      <w:pPr>
+        <w:rPr>
+          <w:rFonts w:ascii="Times New Roman" w:hAnsi="Times New Roman" w:cs="Times New Roman"/>
+          <w:sz w:val="20"/>
+          <w:szCs w:val="20"/>
+        </w:rPr>
+      </w:pPr>
+    </w:p>
+    <w:p>
+      <w:pPr>
+        <w:rPr>
+          <w:rFonts w:ascii="Times New Roman" w:hAnsi="Times New Roman" w:cs="Times New Roman"/>
+          <w:sz w:val="20"/>
+          <w:szCs w:val="20"/>
+        </w:rPr>
+      </w:pPr>
+      <w:r>
+        <w:rPr>
+          <w:rFonts w:ascii="Times New Roman" w:hAnsi="Times New Roman" w:cs="Times New Roman"/>
+          <w:sz w:val="20"/>
+          <w:szCs w:val="20"/>
+        </w:rPr>
+        <w:lastRenderedPageBreak/>
+        <w:t>7. Monitoramento</w:t>
+      </w:r>
+    </w:p>
+    <w:p>
+      <w:pPr>
+        <w:rPr>
+          <w:rFonts w:ascii="Times New Roman" w:hAnsi="Times New Roman" w:cs="Times New Roman"/>
+          <w:sz w:val="20"/>
+          <w:szCs w:val="20"/>
+        </w:rPr>
+      </w:pPr>
+      <w:r>
+        <w:rPr>
+          <w:rFonts w:ascii="Times New Roman" w:hAnsi="Times New Roman" w:cs="Times New Roman"/>
+          <w:sz w:val="20"/>
+          <w:szCs w:val="20"/>
+        </w:rPr>
+        <w:t xml:space="preserve">7.1 </w:t>
       </w:r>
       <w:proofErr w:type="spellStart"/>
       <w:r>
@@ -8334,7 +8147,7 @@
           <w:sz w:val="20"/>
           <w:szCs w:val="20"/>
         </w:rPr>
-        <w:t>kv-firewatch</w:t>
+        <w:t>Application</w:t>
       </w:r>
       <w:proofErr w:type="spellEnd"/>
       <w:r>
@@ -8343,7 +8156,24 @@
           <w:sz w:val="20"/>
           <w:szCs w:val="20"/>
         </w:rPr>
-        <w:t xml:space="preserve"> com </w:t>
+        <w:t xml:space="preserve"> Insights</w:t>
+      </w:r>
+    </w:p>
+    <w:p>
+      <w:pPr>
+        <w:rPr>
+          <w:rFonts w:ascii="Times New Roman" w:hAnsi="Times New Roman" w:cs="Times New Roman"/>
+          <w:sz w:val="20"/>
+          <w:szCs w:val="20"/>
+        </w:rPr>
+      </w:pPr>
+      <w:r>
+        <w:rPr>
+          <w:rFonts w:ascii="Times New Roman" w:hAnsi="Times New Roman" w:cs="Times New Roman"/>
+          <w:sz w:val="20"/>
+          <w:szCs w:val="20"/>
+        </w:rPr>
+        <w:t xml:space="preserve">O </w:t>
       </w:r>
       <w:proofErr w:type="spellStart"/>
       <w:r>
@@ -8352,7 +8182,7 @@
           <w:sz w:val="20"/>
           <w:szCs w:val="20"/>
         </w:rPr>
-        <w:t>secret</w:t>
+        <w:t>Application</w:t>
       </w:r>
       <w:proofErr w:type="spellEnd"/>
       <w:r>
@@ -8361,253 +8191,6 @@
           <w:sz w:val="20"/>
           <w:szCs w:val="20"/>
         </w:rPr>
-        <w:t xml:space="preserve"> </w:t>
-      </w:r>
-      <w:proofErr w:type="spellStart"/>
-      <w:r>
-        <w:rPr>
-          <w:rFonts w:ascii="Times New Roman" w:hAnsi="Times New Roman" w:cs="Times New Roman"/>
-          <w:sz w:val="20"/>
-          <w:szCs w:val="20"/>
-        </w:rPr>
-        <w:t>nasa</w:t>
-      </w:r>
-      <w:proofErr w:type="spellEnd"/>
-      <w:r>
-        <w:rPr>
-          <w:rFonts w:ascii="Times New Roman" w:hAnsi="Times New Roman" w:cs="Times New Roman"/>
-          <w:sz w:val="20"/>
-          <w:szCs w:val="20"/>
-        </w:rPr>
-        <w:t>-api-</w:t>
-      </w:r>
-      <w:proofErr w:type="spellStart"/>
-      <w:r>
-        <w:rPr>
-          <w:rFonts w:ascii="Times New Roman" w:hAnsi="Times New Roman" w:cs="Times New Roman"/>
-          <w:sz w:val="20"/>
-          <w:szCs w:val="20"/>
-        </w:rPr>
-        <w:t>key</w:t>
-      </w:r>
-      <w:proofErr w:type="spellEnd"/>
-    </w:p>
-    <w:p>
-      <w:pPr>
-        <w:rPr>
-          <w:rFonts w:ascii="Times New Roman" w:hAnsi="Times New Roman" w:cs="Times New Roman"/>
-          <w:sz w:val="20"/>
-          <w:szCs w:val="20"/>
-        </w:rPr>
-      </w:pPr>
-    </w:p>
-    <w:p>
-      <w:pPr>
-        <w:rPr>
-          <w:rFonts w:ascii="Times New Roman" w:hAnsi="Times New Roman" w:cs="Times New Roman"/>
-          <w:sz w:val="20"/>
-          <w:szCs w:val="20"/>
-        </w:rPr>
-      </w:pPr>
-      <w:r>
-        <w:rPr>
-          <w:rFonts w:ascii="Times New Roman" w:hAnsi="Times New Roman" w:cs="Times New Roman"/>
-          <w:sz w:val="20"/>
-          <w:szCs w:val="20"/>
-        </w:rPr>
-        <w:t xml:space="preserve">Print do IAM Role </w:t>
-      </w:r>
-      <w:proofErr w:type="spellStart"/>
-      <w:r>
-        <w:rPr>
-          <w:rFonts w:ascii="Times New Roman" w:hAnsi="Times New Roman" w:cs="Times New Roman"/>
-          <w:sz w:val="20"/>
-          <w:szCs w:val="20"/>
-        </w:rPr>
-        <w:t>Assignment</w:t>
-      </w:r>
-      <w:proofErr w:type="spellEnd"/>
-      <w:r>
-        <w:rPr>
-          <w:rFonts w:ascii="Times New Roman" w:hAnsi="Times New Roman" w:cs="Times New Roman"/>
-          <w:sz w:val="20"/>
-          <w:szCs w:val="20"/>
-        </w:rPr>
-        <w:t xml:space="preserve"> no Key </w:t>
-      </w:r>
-      <w:proofErr w:type="spellStart"/>
-      <w:r>
-        <w:rPr>
-          <w:rFonts w:ascii="Times New Roman" w:hAnsi="Times New Roman" w:cs="Times New Roman"/>
-          <w:sz w:val="20"/>
-          <w:szCs w:val="20"/>
-        </w:rPr>
-        <w:t>Vault</w:t>
-      </w:r>
-      <w:proofErr w:type="spellEnd"/>
-      <w:r>
-        <w:rPr>
-          <w:rFonts w:ascii="Times New Roman" w:hAnsi="Times New Roman" w:cs="Times New Roman"/>
-          <w:sz w:val="20"/>
-          <w:szCs w:val="20"/>
-        </w:rPr>
-        <w:t>:</w:t>
-      </w:r>
-    </w:p>
-    <w:p>
-      <w:pPr>
-        <w:rPr>
-          <w:rFonts w:ascii="Times New Roman" w:hAnsi="Times New Roman" w:cs="Times New Roman"/>
-          <w:sz w:val="20"/>
-          <w:szCs w:val="20"/>
-        </w:rPr>
-      </w:pPr>
-      <w:proofErr w:type="gramStart"/>
-      <w:r>
-        <w:rPr>
-          <w:rFonts w:ascii="Segoe UI Emoji" w:hAnsi="Segoe UI Emoji" w:cs="Segoe UI Emoji"/>
-          <w:sz w:val="20"/>
-          <w:szCs w:val="20"/>
-        </w:rPr>
-        <w:t>📸</w:t>
-      </w:r>
-      <w:r>
-        <w:rPr>
-          <w:rFonts w:ascii="Times New Roman" w:hAnsi="Times New Roman" w:cs="Times New Roman"/>
-          <w:sz w:val="20"/>
-          <w:szCs w:val="20"/>
-        </w:rPr>
-        <w:t xml:space="preserve">  Print</w:t>
-      </w:r>
-      <w:proofErr w:type="gramEnd"/>
-      <w:r>
-        <w:rPr>
-          <w:rFonts w:ascii="Times New Roman" w:hAnsi="Times New Roman" w:cs="Times New Roman"/>
-          <w:sz w:val="20"/>
-          <w:szCs w:val="20"/>
-        </w:rPr>
-        <w:t xml:space="preserve"> do controle de acesso IAM — role Key </w:t>
-      </w:r>
-      <w:proofErr w:type="spellStart"/>
-      <w:r>
-        <w:rPr>
-          <w:rFonts w:ascii="Times New Roman" w:hAnsi="Times New Roman" w:cs="Times New Roman"/>
-          <w:sz w:val="20"/>
-          <w:szCs w:val="20"/>
-        </w:rPr>
-        <w:t>Vault</w:t>
-      </w:r>
-      <w:proofErr w:type="spellEnd"/>
-      <w:r>
-        <w:rPr>
-          <w:rFonts w:ascii="Times New Roman" w:hAnsi="Times New Roman" w:cs="Times New Roman"/>
-          <w:sz w:val="20"/>
-          <w:szCs w:val="20"/>
-        </w:rPr>
-        <w:t xml:space="preserve"> Administrator atribuída</w:t>
-      </w:r>
-    </w:p>
-    <w:p>
-      <w:pPr>
-        <w:rPr>
-          <w:rFonts w:ascii="Times New Roman" w:hAnsi="Times New Roman" w:cs="Times New Roman"/>
-          <w:sz w:val="20"/>
-          <w:szCs w:val="20"/>
-        </w:rPr>
-      </w:pPr>
-      <w:r>
-        <w:rPr>
-          <w:rFonts w:ascii="Times New Roman" w:hAnsi="Times New Roman" w:cs="Times New Roman"/>
-          <w:sz w:val="20"/>
-          <w:szCs w:val="20"/>
-        </w:rPr>
-        <w:t> </w:t>
-      </w:r>
-    </w:p>
-    <w:p>
-      <w:pPr>
-        <w:rPr>
-          <w:rFonts w:ascii="Times New Roman" w:hAnsi="Times New Roman" w:cs="Times New Roman"/>
-          <w:sz w:val="20"/>
-          <w:szCs w:val="20"/>
-        </w:rPr>
-      </w:pPr>
-      <w:r>
-        <w:rPr>
-          <w:rFonts w:ascii="Times New Roman" w:hAnsi="Times New Roman" w:cs="Times New Roman"/>
-          <w:sz w:val="20"/>
-          <w:szCs w:val="20"/>
-        </w:rPr>
-        <w:t>7. Monitoramento</w:t>
-      </w:r>
-    </w:p>
-    <w:p>
-      <w:pPr>
-        <w:rPr>
-          <w:rFonts w:ascii="Times New Roman" w:hAnsi="Times New Roman" w:cs="Times New Roman"/>
-          <w:sz w:val="20"/>
-          <w:szCs w:val="20"/>
-        </w:rPr>
-      </w:pPr>
-      <w:r>
-        <w:rPr>
-          <w:rFonts w:ascii="Times New Roman" w:hAnsi="Times New Roman" w:cs="Times New Roman"/>
-          <w:sz w:val="20"/>
-          <w:szCs w:val="20"/>
-        </w:rPr>
-        <w:t xml:space="preserve">7.1 </w:t>
-      </w:r>
-      <w:proofErr w:type="spellStart"/>
-      <w:r>
-        <w:rPr>
-          <w:rFonts w:ascii="Times New Roman" w:hAnsi="Times New Roman" w:cs="Times New Roman"/>
-          <w:sz w:val="20"/>
-          <w:szCs w:val="20"/>
-        </w:rPr>
-        <w:t>Application</w:t>
-      </w:r>
-      <w:proofErr w:type="spellEnd"/>
-      <w:r>
-        <w:rPr>
-          <w:rFonts w:ascii="Times New Roman" w:hAnsi="Times New Roman" w:cs="Times New Roman"/>
-          <w:sz w:val="20"/>
-          <w:szCs w:val="20"/>
-        </w:rPr>
-        <w:t xml:space="preserve"> Insights</w:t>
-      </w:r>
-    </w:p>
-    <w:p>
-      <w:pPr>
-        <w:rPr>
-          <w:rFonts w:ascii="Times New Roman" w:hAnsi="Times New Roman" w:cs="Times New Roman"/>
-          <w:sz w:val="20"/>
-          <w:szCs w:val="20"/>
-        </w:rPr>
-      </w:pPr>
-      <w:r>
-        <w:rPr>
-          <w:rFonts w:ascii="Times New Roman" w:hAnsi="Times New Roman" w:cs="Times New Roman"/>
-          <w:sz w:val="20"/>
-          <w:szCs w:val="20"/>
-        </w:rPr>
-        <w:t xml:space="preserve">O </w:t>
-      </w:r>
-      <w:proofErr w:type="spellStart"/>
-      <w:r>
-        <w:rPr>
-          <w:rFonts w:ascii="Times New Roman" w:hAnsi="Times New Roman" w:cs="Times New Roman"/>
-          <w:sz w:val="20"/>
-          <w:szCs w:val="20"/>
-        </w:rPr>
-        <w:t>Application</w:t>
-      </w:r>
-      <w:proofErr w:type="spellEnd"/>
-      <w:r>
-        <w:rPr>
-          <w:rFonts w:ascii="Times New Roman" w:hAnsi="Times New Roman" w:cs="Times New Roman"/>
-          <w:sz w:val="20"/>
-          <w:szCs w:val="20"/>
-        </w:rPr>
         <w:t xml:space="preserve"> Insights foi criado e conectado ao App Service através das variáveis de ambiente APPINSIGHTS_INSTRUMENTATIONKEY e APPLICATIONINSIGHTS_CONNECTION_STRING. Isso permite rastrear requisições, falhas, latência e dependências da aplicação.</w:t>
       </w:r>
     </w:p>
@@ -8619,15 +8202,6 @@
           <w:szCs w:val="20"/>
         </w:rPr>
       </w:pPr>
-    </w:p>
-    <w:p>
-      <w:pPr>
-        <w:rPr>
-          <w:rFonts w:ascii="Times New Roman" w:hAnsi="Times New Roman" w:cs="Times New Roman"/>
-          <w:sz w:val="20"/>
-          <w:szCs w:val="20"/>
-        </w:rPr>
-      </w:pPr>
       <w:r>
         <w:rPr>
           <w:rFonts w:ascii="Times New Roman" w:hAnsi="Times New Roman" w:cs="Times New Roman"/>
@@ -8635,359 +8209,6 @@
           <w:szCs w:val="20"/>
         </w:rPr>
         <w:t>Configuração do recurso:</w:t>
-      </w:r>
-    </w:p>
-    <w:p>
-      <w:pPr>
-        <w:rPr>
-          <w:rFonts w:ascii="Times New Roman" w:hAnsi="Times New Roman" w:cs="Times New Roman"/>
-          <w:sz w:val="20"/>
-          <w:szCs w:val="20"/>
-        </w:rPr>
-      </w:pPr>
-      <w:r>
-        <w:rPr>
-          <w:rFonts w:ascii="Times New Roman" w:hAnsi="Times New Roman" w:cs="Times New Roman"/>
-          <w:sz w:val="20"/>
-          <w:szCs w:val="20"/>
-        </w:rPr>
-        <w:t>•</w:t>
-      </w:r>
-      <w:r>
-        <w:rPr>
-          <w:rFonts w:ascii="Times New Roman" w:hAnsi="Times New Roman" w:cs="Times New Roman"/>
-          <w:sz w:val="20"/>
-          <w:szCs w:val="20"/>
-        </w:rPr>
-        <w:tab/>
-        <w:t>Nome: insights-</w:t>
-      </w:r>
-      <w:proofErr w:type="spellStart"/>
-      <w:r>
-        <w:rPr>
-          <w:rFonts w:ascii="Times New Roman" w:hAnsi="Times New Roman" w:cs="Times New Roman"/>
-          <w:sz w:val="20"/>
-          <w:szCs w:val="20"/>
-        </w:rPr>
-        <w:t>firewatch</w:t>
-      </w:r>
-      <w:proofErr w:type="spellEnd"/>
-    </w:p>
-    <w:p>
-      <w:pPr>
-        <w:rPr>
-          <w:rFonts w:ascii="Times New Roman" w:hAnsi="Times New Roman" w:cs="Times New Roman"/>
-          <w:sz w:val="20"/>
-          <w:szCs w:val="20"/>
-        </w:rPr>
-      </w:pPr>
-      <w:r>
-        <w:rPr>
-          <w:rFonts w:ascii="Times New Roman" w:hAnsi="Times New Roman" w:cs="Times New Roman"/>
-          <w:sz w:val="20"/>
-          <w:szCs w:val="20"/>
-        </w:rPr>
-        <w:t>•</w:t>
-      </w:r>
-      <w:r>
-        <w:rPr>
-          <w:rFonts w:ascii="Times New Roman" w:hAnsi="Times New Roman" w:cs="Times New Roman"/>
-          <w:sz w:val="20"/>
-          <w:szCs w:val="20"/>
-        </w:rPr>
-        <w:tab/>
-        <w:t xml:space="preserve">Tipo: Web </w:t>
-      </w:r>
-      <w:proofErr w:type="spellStart"/>
-      <w:r>
-        <w:rPr>
-          <w:rFonts w:ascii="Times New Roman" w:hAnsi="Times New Roman" w:cs="Times New Roman"/>
-          <w:sz w:val="20"/>
-          <w:szCs w:val="20"/>
-        </w:rPr>
-        <w:t>Application</w:t>
-      </w:r>
-      <w:proofErr w:type="spellEnd"/>
-    </w:p>
-    <w:p>
-      <w:pPr>
-        <w:rPr>
-          <w:rFonts w:ascii="Times New Roman" w:hAnsi="Times New Roman" w:cs="Times New Roman"/>
-          <w:sz w:val="20"/>
-          <w:szCs w:val="20"/>
-        </w:rPr>
-      </w:pPr>
-      <w:r>
-        <w:rPr>
-          <w:rFonts w:ascii="Times New Roman" w:hAnsi="Times New Roman" w:cs="Times New Roman"/>
-          <w:sz w:val="20"/>
-          <w:szCs w:val="20"/>
-        </w:rPr>
-        <w:t>•</w:t>
-      </w:r>
-      <w:r>
-        <w:rPr>
-          <w:rFonts w:ascii="Times New Roman" w:hAnsi="Times New Roman" w:cs="Times New Roman"/>
-          <w:sz w:val="20"/>
-          <w:szCs w:val="20"/>
-        </w:rPr>
-        <w:tab/>
-        <w:t xml:space="preserve">Região: </w:t>
-      </w:r>
-      <w:proofErr w:type="spellStart"/>
-      <w:r>
-        <w:rPr>
-          <w:rFonts w:ascii="Times New Roman" w:hAnsi="Times New Roman" w:cs="Times New Roman"/>
-          <w:sz w:val="20"/>
-          <w:szCs w:val="20"/>
-        </w:rPr>
-        <w:t>Brazil</w:t>
-      </w:r>
-      <w:proofErr w:type="spellEnd"/>
-      <w:r>
-        <w:rPr>
-          <w:rFonts w:ascii="Times New Roman" w:hAnsi="Times New Roman" w:cs="Times New Roman"/>
-          <w:sz w:val="20"/>
-          <w:szCs w:val="20"/>
-        </w:rPr>
-        <w:t xml:space="preserve"> South</w:t>
-      </w:r>
-    </w:p>
-    <w:p>
-      <w:pPr>
-        <w:rPr>
-          <w:rFonts w:ascii="Times New Roman" w:hAnsi="Times New Roman" w:cs="Times New Roman"/>
-          <w:sz w:val="20"/>
-          <w:szCs w:val="20"/>
-        </w:rPr>
-      </w:pPr>
-      <w:r>
-        <w:rPr>
-          <w:rFonts w:ascii="Times New Roman" w:hAnsi="Times New Roman" w:cs="Times New Roman"/>
-          <w:sz w:val="20"/>
-          <w:szCs w:val="20"/>
-        </w:rPr>
-        <w:t>•</w:t>
-      </w:r>
-      <w:r>
-        <w:rPr>
-          <w:rFonts w:ascii="Times New Roman" w:hAnsi="Times New Roman" w:cs="Times New Roman"/>
-          <w:sz w:val="20"/>
-          <w:szCs w:val="20"/>
-        </w:rPr>
-        <w:tab/>
-        <w:t>Retenção de dados: 90 dias</w:t>
-      </w:r>
-    </w:p>
-    <w:p>
-      <w:pPr>
-        <w:rPr>
-          <w:rFonts w:ascii="Times New Roman" w:hAnsi="Times New Roman" w:cs="Times New Roman"/>
-          <w:sz w:val="20"/>
-          <w:szCs w:val="20"/>
-        </w:rPr>
-      </w:pPr>
-      <w:r>
-        <w:rPr>
-          <w:rFonts w:ascii="Times New Roman" w:hAnsi="Times New Roman" w:cs="Times New Roman"/>
-          <w:sz w:val="20"/>
-          <w:szCs w:val="20"/>
-        </w:rPr>
-        <w:t>•</w:t>
-      </w:r>
-      <w:r>
-        <w:rPr>
-          <w:rFonts w:ascii="Times New Roman" w:hAnsi="Times New Roman" w:cs="Times New Roman"/>
-          <w:sz w:val="20"/>
-          <w:szCs w:val="20"/>
-        </w:rPr>
-        <w:tab/>
-      </w:r>
-      <w:proofErr w:type="spellStart"/>
-      <w:r>
-        <w:rPr>
-          <w:rFonts w:ascii="Times New Roman" w:hAnsi="Times New Roman" w:cs="Times New Roman"/>
-          <w:sz w:val="20"/>
-          <w:szCs w:val="20"/>
-        </w:rPr>
-        <w:t>InstrumentationKey</w:t>
-      </w:r>
-      <w:proofErr w:type="spellEnd"/>
-      <w:r>
-        <w:rPr>
-          <w:rFonts w:ascii="Times New Roman" w:hAnsi="Times New Roman" w:cs="Times New Roman"/>
-          <w:sz w:val="20"/>
-          <w:szCs w:val="20"/>
-        </w:rPr>
-        <w:t>: e4554d31-f46f-4f26-9fd4-d97d29110b02</w:t>
-      </w:r>
-    </w:p>
-    <w:p>
-      <w:pPr>
-        <w:rPr>
-          <w:rFonts w:ascii="Times New Roman" w:hAnsi="Times New Roman" w:cs="Times New Roman"/>
-          <w:sz w:val="20"/>
-          <w:szCs w:val="20"/>
-        </w:rPr>
-      </w:pPr>
-    </w:p>
-    <w:p>
-      <w:pPr>
-        <w:rPr>
-          <w:rFonts w:ascii="Times New Roman" w:hAnsi="Times New Roman" w:cs="Times New Roman"/>
-          <w:sz w:val="20"/>
-          <w:szCs w:val="20"/>
-        </w:rPr>
-      </w:pPr>
-      <w:r>
-        <w:rPr>
-          <w:rFonts w:ascii="Times New Roman" w:hAnsi="Times New Roman" w:cs="Times New Roman"/>
-          <w:sz w:val="20"/>
-          <w:szCs w:val="20"/>
-        </w:rPr>
-        <w:t xml:space="preserve">Print do </w:t>
-      </w:r>
-      <w:proofErr w:type="spellStart"/>
-      <w:r>
-        <w:rPr>
-          <w:rFonts w:ascii="Times New Roman" w:hAnsi="Times New Roman" w:cs="Times New Roman"/>
-          <w:sz w:val="20"/>
-          <w:szCs w:val="20"/>
-        </w:rPr>
-        <w:t>Application</w:t>
-      </w:r>
-      <w:proofErr w:type="spellEnd"/>
-      <w:r>
-        <w:rPr>
-          <w:rFonts w:ascii="Times New Roman" w:hAnsi="Times New Roman" w:cs="Times New Roman"/>
-          <w:sz w:val="20"/>
-          <w:szCs w:val="20"/>
-        </w:rPr>
-        <w:t xml:space="preserve"> Insights no portal Azure:</w:t>
-      </w:r>
-    </w:p>
-    <w:p>
-      <w:pPr>
-        <w:rPr>
-          <w:rFonts w:ascii="Times New Roman" w:hAnsi="Times New Roman" w:cs="Times New Roman"/>
-          <w:sz w:val="20"/>
-          <w:szCs w:val="20"/>
-        </w:rPr>
-      </w:pPr>
-      <w:proofErr w:type="gramStart"/>
-      <w:r>
-        <w:rPr>
-          <w:rFonts w:ascii="Segoe UI Emoji" w:hAnsi="Segoe UI Emoji" w:cs="Segoe UI Emoji"/>
-          <w:sz w:val="20"/>
-          <w:szCs w:val="20"/>
-        </w:rPr>
-        <w:t>📸</w:t>
-      </w:r>
-      <w:r>
-        <w:rPr>
-          <w:rFonts w:ascii="Times New Roman" w:hAnsi="Times New Roman" w:cs="Times New Roman"/>
-          <w:sz w:val="20"/>
-          <w:szCs w:val="20"/>
-        </w:rPr>
-        <w:t xml:space="preserve">  Print</w:t>
-      </w:r>
-      <w:proofErr w:type="gramEnd"/>
-      <w:r>
-        <w:rPr>
-          <w:rFonts w:ascii="Times New Roman" w:hAnsi="Times New Roman" w:cs="Times New Roman"/>
-          <w:sz w:val="20"/>
-          <w:szCs w:val="20"/>
-        </w:rPr>
-        <w:t xml:space="preserve"> do </w:t>
-      </w:r>
-      <w:proofErr w:type="spellStart"/>
-      <w:r>
-        <w:rPr>
-          <w:rFonts w:ascii="Times New Roman" w:hAnsi="Times New Roman" w:cs="Times New Roman"/>
-          <w:sz w:val="20"/>
-          <w:szCs w:val="20"/>
-        </w:rPr>
-        <w:t>Application</w:t>
-      </w:r>
-      <w:proofErr w:type="spellEnd"/>
-      <w:r>
-        <w:rPr>
-          <w:rFonts w:ascii="Times New Roman" w:hAnsi="Times New Roman" w:cs="Times New Roman"/>
-          <w:sz w:val="20"/>
-          <w:szCs w:val="20"/>
-        </w:rPr>
-        <w:t xml:space="preserve"> Insights insights-</w:t>
-      </w:r>
-      <w:proofErr w:type="spellStart"/>
-      <w:r>
-        <w:rPr>
-          <w:rFonts w:ascii="Times New Roman" w:hAnsi="Times New Roman" w:cs="Times New Roman"/>
-          <w:sz w:val="20"/>
-          <w:szCs w:val="20"/>
-        </w:rPr>
-        <w:t>firewatch</w:t>
-      </w:r>
-      <w:proofErr w:type="spellEnd"/>
-      <w:r>
-        <w:rPr>
-          <w:rFonts w:ascii="Times New Roman" w:hAnsi="Times New Roman" w:cs="Times New Roman"/>
-          <w:sz w:val="20"/>
-          <w:szCs w:val="20"/>
-        </w:rPr>
-        <w:t xml:space="preserve"> no portal Azure</w:t>
-      </w:r>
-    </w:p>
-    <w:p>
-      <w:pPr>
-        <w:rPr>
-          <w:rFonts w:ascii="Times New Roman" w:hAnsi="Times New Roman" w:cs="Times New Roman"/>
-          <w:sz w:val="20"/>
-          <w:szCs w:val="20"/>
-        </w:rPr>
-      </w:pPr>
-      <w:r>
-        <w:rPr>
-          <w:rFonts w:ascii="Times New Roman" w:hAnsi="Times New Roman" w:cs="Times New Roman"/>
-          <w:sz w:val="20"/>
-          <w:szCs w:val="20"/>
-        </w:rPr>
-        <w:lastRenderedPageBreak/>
-        <w:t xml:space="preserve">7.2 </w:t>
-      </w:r>
-      <w:proofErr w:type="spellStart"/>
-      <w:r>
-        <w:rPr>
-          <w:rFonts w:ascii="Times New Roman" w:hAnsi="Times New Roman" w:cs="Times New Roman"/>
-          <w:sz w:val="20"/>
-          <w:szCs w:val="20"/>
-        </w:rPr>
-        <w:t>Alert</w:t>
-      </w:r>
-      <w:proofErr w:type="spellEnd"/>
-      <w:r>
-        <w:rPr>
-          <w:rFonts w:ascii="Times New Roman" w:hAnsi="Times New Roman" w:cs="Times New Roman"/>
-          <w:sz w:val="20"/>
-          <w:szCs w:val="20"/>
-        </w:rPr>
-        <w:t xml:space="preserve"> Rule</w:t>
-      </w:r>
-    </w:p>
-    <w:p>
-      <w:pPr>
-        <w:rPr>
-          <w:rFonts w:ascii="Times New Roman" w:hAnsi="Times New Roman" w:cs="Times New Roman"/>
-          <w:sz w:val="20"/>
-          <w:szCs w:val="20"/>
-        </w:rPr>
-      </w:pPr>
-      <w:r>
-        <w:rPr>
-          <w:rFonts w:ascii="Times New Roman" w:hAnsi="Times New Roman" w:cs="Times New Roman"/>
-          <w:sz w:val="20"/>
-          <w:szCs w:val="20"/>
-        </w:rPr>
-        <w:t>Foi configurada uma regra de alerta para detectar erros HTTP 5xx na aplicação:</w:t>
       </w:r>
     </w:p>
     <w:p>
@@ -8995,7 +8216,7 @@
         <w:pStyle w:val="PargrafodaLista"/>
         <w:numPr>
           <w:ilvl w:val="0"/>
-          <w:numId w:val="2"/>
+          <w:numId w:val="10"/>
         </w:numPr>
         <w:rPr>
           <w:rFonts w:ascii="Times New Roman" w:hAnsi="Times New Roman" w:cs="Times New Roman"/>
@@ -9009,15 +8230,25 @@
           <w:sz w:val="20"/>
           <w:szCs w:val="20"/>
         </w:rPr>
-        <w:t>Nome: alert-firewatch-5xx</w:t>
-      </w:r>
+        <w:t>Nome: insights-</w:t>
+      </w:r>
+      <w:proofErr w:type="spellStart"/>
+      <w:r>
+        <w:rPr>
+          <w:rFonts w:ascii="Times New Roman" w:hAnsi="Times New Roman" w:cs="Times New Roman"/>
+          <w:sz w:val="20"/>
+          <w:szCs w:val="20"/>
+        </w:rPr>
+        <w:t>firewatch</w:t>
+      </w:r>
+      <w:proofErr w:type="spellEnd"/>
     </w:p>
     <w:p>
       <w:pPr>
         <w:pStyle w:val="PargrafodaLista"/>
         <w:numPr>
           <w:ilvl w:val="0"/>
-          <w:numId w:val="2"/>
+          <w:numId w:val="10"/>
         </w:numPr>
         <w:rPr>
           <w:rFonts w:ascii="Times New Roman" w:hAnsi="Times New Roman" w:cs="Times New Roman"/>
@@ -9031,15 +8262,25 @@
           <w:sz w:val="20"/>
           <w:szCs w:val="20"/>
         </w:rPr>
-        <w:t>Métrica monitorada: Http5xx (erros do servidor)</w:t>
-      </w:r>
+        <w:t xml:space="preserve">Tipo: Web </w:t>
+      </w:r>
+      <w:proofErr w:type="spellStart"/>
+      <w:r>
+        <w:rPr>
+          <w:rFonts w:ascii="Times New Roman" w:hAnsi="Times New Roman" w:cs="Times New Roman"/>
+          <w:sz w:val="20"/>
+          <w:szCs w:val="20"/>
+        </w:rPr>
+        <w:t>Application</w:t>
+      </w:r>
+      <w:proofErr w:type="spellEnd"/>
     </w:p>
     <w:p>
       <w:pPr>
         <w:pStyle w:val="PargrafodaLista"/>
         <w:numPr>
           <w:ilvl w:val="0"/>
-          <w:numId w:val="2"/>
+          <w:numId w:val="10"/>
         </w:numPr>
         <w:rPr>
           <w:rFonts w:ascii="Times New Roman" w:hAnsi="Times New Roman" w:cs="Times New Roman"/>
@@ -9053,7 +8294,25 @@
           <w:sz w:val="20"/>
           <w:szCs w:val="20"/>
         </w:rPr>
-        <w:t>Condição: contagem &gt; 5 ocorrências</w:t>
+        <w:t xml:space="preserve">Região: </w:t>
+      </w:r>
+      <w:proofErr w:type="spellStart"/>
+      <w:r>
+        <w:rPr>
+          <w:rFonts w:ascii="Times New Roman" w:hAnsi="Times New Roman" w:cs="Times New Roman"/>
+          <w:sz w:val="20"/>
+          <w:szCs w:val="20"/>
+        </w:rPr>
+        <w:t>Brazil</w:t>
+      </w:r>
+      <w:proofErr w:type="spellEnd"/>
+      <w:r>
+        <w:rPr>
+          <w:rFonts w:ascii="Times New Roman" w:hAnsi="Times New Roman" w:cs="Times New Roman"/>
+          <w:sz w:val="20"/>
+          <w:szCs w:val="20"/>
+        </w:rPr>
+        <w:t xml:space="preserve"> South</w:t>
       </w:r>
     </w:p>
     <w:p>
@@ -9061,7 +8320,7 @@
         <w:pStyle w:val="PargrafodaLista"/>
         <w:numPr>
           <w:ilvl w:val="0"/>
-          <w:numId w:val="2"/>
+          <w:numId w:val="10"/>
         </w:numPr>
         <w:rPr>
           <w:rFonts w:ascii="Times New Roman" w:hAnsi="Times New Roman" w:cs="Times New Roman"/>
@@ -9075,7 +8334,7 @@
           <w:sz w:val="20"/>
           <w:szCs w:val="20"/>
         </w:rPr>
-        <w:t>Janela de avaliação: 5 minutos</w:t>
+        <w:t>Retenção de dados: 90 dias</w:t>
       </w:r>
     </w:p>
     <w:p>
@@ -9083,7 +8342,7 @@
         <w:pStyle w:val="PargrafodaLista"/>
         <w:numPr>
           <w:ilvl w:val="0"/>
-          <w:numId w:val="2"/>
+          <w:numId w:val="10"/>
         </w:numPr>
         <w:rPr>
           <w:rFonts w:ascii="Times New Roman" w:hAnsi="Times New Roman" w:cs="Times New Roman"/>
@@ -9091,13 +8350,179 @@
           <w:szCs w:val="20"/>
         </w:rPr>
       </w:pPr>
-      <w:r>
-        <w:rPr>
-          <w:rFonts w:ascii="Times New Roman" w:hAnsi="Times New Roman" w:cs="Times New Roman"/>
-          <w:sz w:val="20"/>
-          <w:szCs w:val="20"/>
-        </w:rPr>
-        <w:t>Frequência de avaliação: 1 minuto</w:t>
+      <w:proofErr w:type="spellStart"/>
+      <w:r>
+        <w:rPr>
+          <w:rFonts w:ascii="Times New Roman" w:hAnsi="Times New Roman" w:cs="Times New Roman"/>
+          <w:sz w:val="20"/>
+          <w:szCs w:val="20"/>
+        </w:rPr>
+        <w:t>InstrumentationKey</w:t>
+      </w:r>
+      <w:proofErr w:type="spellEnd"/>
+      <w:r>
+        <w:rPr>
+          <w:rFonts w:ascii="Times New Roman" w:hAnsi="Times New Roman" w:cs="Times New Roman"/>
+          <w:sz w:val="20"/>
+          <w:szCs w:val="20"/>
+        </w:rPr>
+        <w:t>: e4554d31-f46f-4f26-9fd4-d97d29110b02</w:t>
+      </w:r>
+    </w:p>
+    <w:p>
+      <w:pPr>
+        <w:rPr>
+          <w:rFonts w:ascii="Times New Roman" w:hAnsi="Times New Roman" w:cs="Times New Roman"/>
+          <w:sz w:val="20"/>
+          <w:szCs w:val="20"/>
+        </w:rPr>
+      </w:pPr>
+    </w:p>
+    <w:p>
+      <w:pPr>
+        <w:rPr>
+          <w:rFonts w:ascii="Times New Roman" w:hAnsi="Times New Roman" w:cs="Times New Roman"/>
+          <w:sz w:val="20"/>
+          <w:szCs w:val="20"/>
+        </w:rPr>
+      </w:pPr>
+      <w:r>
+        <w:rPr>
+          <w:rFonts w:ascii="Times New Roman" w:hAnsi="Times New Roman" w:cs="Times New Roman"/>
+          <w:sz w:val="20"/>
+          <w:szCs w:val="20"/>
+        </w:rPr>
+        <w:t xml:space="preserve">Print do </w:t>
+      </w:r>
+      <w:proofErr w:type="spellStart"/>
+      <w:r>
+        <w:rPr>
+          <w:rFonts w:ascii="Times New Roman" w:hAnsi="Times New Roman" w:cs="Times New Roman"/>
+          <w:sz w:val="20"/>
+          <w:szCs w:val="20"/>
+        </w:rPr>
+        <w:t>Application</w:t>
+      </w:r>
+      <w:proofErr w:type="spellEnd"/>
+      <w:r>
+        <w:rPr>
+          <w:rFonts w:ascii="Times New Roman" w:hAnsi="Times New Roman" w:cs="Times New Roman"/>
+          <w:sz w:val="20"/>
+          <w:szCs w:val="20"/>
+        </w:rPr>
+        <w:t xml:space="preserve"> Insights no portal Azure:</w:t>
+      </w:r>
+    </w:p>
+    <w:p>
+      <w:pPr>
+        <w:rPr>
+          <w:rFonts w:ascii="Times New Roman" w:hAnsi="Times New Roman" w:cs="Times New Roman"/>
+          <w:sz w:val="20"/>
+          <w:szCs w:val="20"/>
+        </w:rPr>
+      </w:pPr>
+      <w:r>
+        <w:rPr>
+          <w:rFonts w:ascii="Segoe UI Emoji" w:hAnsi="Segoe UI Emoji" w:cs="Segoe UI Emoji"/>
+          <w:sz w:val="20"/>
+          <w:szCs w:val="20"/>
+        </w:rPr>
+        <w:drawing>
+          <wp:inline distT="0" distB="0" distL="0" distR="0" wp14:anchorId="51D43CDB" wp14:editId="106A2C7E">
+            <wp:extent cx="5400040" cy="2475865"/>
+            <wp:effectExtent l="0" t="0" r="0" b="635"/>
+            <wp:docPr id="487957854" name="Imagem 1"/>
+            <wp:cNvGraphicFramePr>
+              <a:graphicFrameLocks xmlns:a="http://schemas.openxmlformats.org/drawingml/2006/main" noChangeAspect="1"/>
+            </wp:cNvGraphicFramePr>
+            <a:graphic xmlns:a="http://schemas.openxmlformats.org/drawingml/2006/main">
+              <a:graphicData uri="http://schemas.openxmlformats.org/drawingml/2006/picture">
+                <pic:pic xmlns:pic="http://schemas.openxmlformats.org/drawingml/2006/picture">
+                  <pic:nvPicPr>
+                    <pic:cNvPr id="487957854" name=""/>
+                    <pic:cNvPicPr/>
+                  </pic:nvPicPr>
+                  <pic:blipFill>
+                    <a:blip r:embed="rId16"/>
+                    <a:stretch>
+                      <a:fillRect/>
+                    </a:stretch>
+                  </pic:blipFill>
+                  <pic:spPr>
+                    <a:xfrm>
+                      <a:off x="0" y="0"/>
+                      <a:ext cx="5400040" cy="2475865"/>
+                    </a:xfrm>
+                    <a:prstGeom prst="rect">
+                      <a:avLst/>
+                    </a:prstGeom>
+                  </pic:spPr>
+                </pic:pic>
+              </a:graphicData>
+            </a:graphic>
+          </wp:inline>
+        </w:drawing>
+      </w:r>
+    </w:p>
+    <w:p>
+      <w:pPr>
+        <w:rPr>
+          <w:rFonts w:ascii="Times New Roman" w:hAnsi="Times New Roman" w:cs="Times New Roman"/>
+          <w:sz w:val="20"/>
+          <w:szCs w:val="20"/>
+        </w:rPr>
+      </w:pPr>
+    </w:p>
+    <w:p>
+      <w:pPr>
+        <w:rPr>
+          <w:rFonts w:ascii="Times New Roman" w:hAnsi="Times New Roman" w:cs="Times New Roman"/>
+          <w:sz w:val="20"/>
+          <w:szCs w:val="20"/>
+        </w:rPr>
+      </w:pPr>
+      <w:r>
+        <w:rPr>
+          <w:rFonts w:ascii="Times New Roman" w:hAnsi="Times New Roman" w:cs="Times New Roman"/>
+          <w:sz w:val="20"/>
+          <w:szCs w:val="20"/>
+        </w:rPr>
+        <w:t xml:space="preserve">7.2 </w:t>
+      </w:r>
+      <w:proofErr w:type="spellStart"/>
+      <w:r>
+        <w:rPr>
+          <w:rFonts w:ascii="Times New Roman" w:hAnsi="Times New Roman" w:cs="Times New Roman"/>
+          <w:sz w:val="20"/>
+          <w:szCs w:val="20"/>
+        </w:rPr>
+        <w:t>Alert</w:t>
+      </w:r>
+      <w:proofErr w:type="spellEnd"/>
+      <w:r>
+        <w:rPr>
+          <w:rFonts w:ascii="Times New Roman" w:hAnsi="Times New Roman" w:cs="Times New Roman"/>
+          <w:sz w:val="20"/>
+          <w:szCs w:val="20"/>
+        </w:rPr>
+        <w:t xml:space="preserve"> Rule</w:t>
+      </w:r>
+    </w:p>
+    <w:p>
+      <w:pPr>
+        <w:rPr>
+          <w:rFonts w:ascii="Times New Roman" w:hAnsi="Times New Roman" w:cs="Times New Roman"/>
+          <w:sz w:val="20"/>
+          <w:szCs w:val="20"/>
+        </w:rPr>
+      </w:pPr>
+      <w:r>
+        <w:rPr>
+          <w:rFonts w:ascii="Times New Roman" w:hAnsi="Times New Roman" w:cs="Times New Roman"/>
+          <w:sz w:val="20"/>
+          <w:szCs w:val="20"/>
+        </w:rPr>
+        <w:t>Foi configurada uma regra de alerta para detectar erros HTTP 5xx na aplicação:</w:t>
       </w:r>
     </w:p>
     <w:p>
@@ -9105,7 +8530,7 @@
         <w:pStyle w:val="PargrafodaLista"/>
         <w:numPr>
           <w:ilvl w:val="0"/>
-          <w:numId w:val="2"/>
+          <w:numId w:val="12"/>
         </w:numPr>
         <w:rPr>
           <w:rFonts w:ascii="Times New Roman" w:hAnsi="Times New Roman" w:cs="Times New Roman"/>
@@ -9119,25 +8544,7 @@
           <w:sz w:val="20"/>
           <w:szCs w:val="20"/>
         </w:rPr>
-        <w:t>Severidade: 2 (</w:t>
-      </w:r>
-      <w:proofErr w:type="spellStart"/>
-      <w:r>
-        <w:rPr>
-          <w:rFonts w:ascii="Times New Roman" w:hAnsi="Times New Roman" w:cs="Times New Roman"/>
-          <w:sz w:val="20"/>
-          <w:szCs w:val="20"/>
-        </w:rPr>
-        <w:t>Warning</w:t>
-      </w:r>
-      <w:proofErr w:type="spellEnd"/>
-      <w:r>
-        <w:rPr>
-          <w:rFonts w:ascii="Times New Roman" w:hAnsi="Times New Roman" w:cs="Times New Roman"/>
-          <w:sz w:val="20"/>
-          <w:szCs w:val="20"/>
-        </w:rPr>
-        <w:t>)</w:t>
+        <w:t>Nome: alert-firewatch-5xx</w:t>
       </w:r>
     </w:p>
     <w:p>
@@ -9145,7 +8552,7 @@
         <w:pStyle w:val="PargrafodaLista"/>
         <w:numPr>
           <w:ilvl w:val="0"/>
-          <w:numId w:val="2"/>
+          <w:numId w:val="12"/>
         </w:numPr>
         <w:rPr>
           <w:rFonts w:ascii="Times New Roman" w:hAnsi="Times New Roman" w:cs="Times New Roman"/>
@@ -9159,6 +8566,134 @@
           <w:sz w:val="20"/>
           <w:szCs w:val="20"/>
         </w:rPr>
+        <w:t>Métrica monitorada: Http5xx (erros do servidor)</w:t>
+      </w:r>
+    </w:p>
+    <w:p>
+      <w:pPr>
+        <w:pStyle w:val="PargrafodaLista"/>
+        <w:numPr>
+          <w:ilvl w:val="0"/>
+          <w:numId w:val="12"/>
+        </w:numPr>
+        <w:rPr>
+          <w:rFonts w:ascii="Times New Roman" w:hAnsi="Times New Roman" w:cs="Times New Roman"/>
+          <w:sz w:val="20"/>
+          <w:szCs w:val="20"/>
+        </w:rPr>
+      </w:pPr>
+      <w:r>
+        <w:rPr>
+          <w:rFonts w:ascii="Times New Roman" w:hAnsi="Times New Roman" w:cs="Times New Roman"/>
+          <w:sz w:val="20"/>
+          <w:szCs w:val="20"/>
+        </w:rPr>
+        <w:t>Condição: contagem &gt; 5 ocorrências</w:t>
+      </w:r>
+    </w:p>
+    <w:p>
+      <w:pPr>
+        <w:pStyle w:val="PargrafodaLista"/>
+        <w:numPr>
+          <w:ilvl w:val="0"/>
+          <w:numId w:val="12"/>
+        </w:numPr>
+        <w:rPr>
+          <w:rFonts w:ascii="Times New Roman" w:hAnsi="Times New Roman" w:cs="Times New Roman"/>
+          <w:sz w:val="20"/>
+          <w:szCs w:val="20"/>
+        </w:rPr>
+      </w:pPr>
+      <w:r>
+        <w:rPr>
+          <w:rFonts w:ascii="Times New Roman" w:hAnsi="Times New Roman" w:cs="Times New Roman"/>
+          <w:sz w:val="20"/>
+          <w:szCs w:val="20"/>
+        </w:rPr>
+        <w:t>Janela de avaliação: 5 minutos</w:t>
+      </w:r>
+    </w:p>
+    <w:p>
+      <w:pPr>
+        <w:pStyle w:val="PargrafodaLista"/>
+        <w:numPr>
+          <w:ilvl w:val="0"/>
+          <w:numId w:val="12"/>
+        </w:numPr>
+        <w:rPr>
+          <w:rFonts w:ascii="Times New Roman" w:hAnsi="Times New Roman" w:cs="Times New Roman"/>
+          <w:sz w:val="20"/>
+          <w:szCs w:val="20"/>
+        </w:rPr>
+      </w:pPr>
+      <w:r>
+        <w:rPr>
+          <w:rFonts w:ascii="Times New Roman" w:hAnsi="Times New Roman" w:cs="Times New Roman"/>
+          <w:sz w:val="20"/>
+          <w:szCs w:val="20"/>
+        </w:rPr>
+        <w:t>Frequência de avaliação: 1 minuto</w:t>
+      </w:r>
+    </w:p>
+    <w:p>
+      <w:pPr>
+        <w:pStyle w:val="PargrafodaLista"/>
+        <w:numPr>
+          <w:ilvl w:val="0"/>
+          <w:numId w:val="12"/>
+        </w:numPr>
+        <w:rPr>
+          <w:rFonts w:ascii="Times New Roman" w:hAnsi="Times New Roman" w:cs="Times New Roman"/>
+          <w:sz w:val="20"/>
+          <w:szCs w:val="20"/>
+        </w:rPr>
+      </w:pPr>
+      <w:r>
+        <w:rPr>
+          <w:rFonts w:ascii="Times New Roman" w:hAnsi="Times New Roman" w:cs="Times New Roman"/>
+          <w:sz w:val="20"/>
+          <w:szCs w:val="20"/>
+        </w:rPr>
+        <w:t>Severidade: 2 (</w:t>
+      </w:r>
+      <w:proofErr w:type="spellStart"/>
+      <w:r>
+        <w:rPr>
+          <w:rFonts w:ascii="Times New Roman" w:hAnsi="Times New Roman" w:cs="Times New Roman"/>
+          <w:sz w:val="20"/>
+          <w:szCs w:val="20"/>
+        </w:rPr>
+        <w:t>Warning</w:t>
+      </w:r>
+      <w:proofErr w:type="spellEnd"/>
+      <w:r>
+        <w:rPr>
+          <w:rFonts w:ascii="Times New Roman" w:hAnsi="Times New Roman" w:cs="Times New Roman"/>
+          <w:sz w:val="20"/>
+          <w:szCs w:val="20"/>
+        </w:rPr>
+        <w:t>)</w:t>
+      </w:r>
+    </w:p>
+    <w:p>
+      <w:pPr>
+        <w:pStyle w:val="PargrafodaLista"/>
+        <w:numPr>
+          <w:ilvl w:val="0"/>
+          <w:numId w:val="12"/>
+        </w:numPr>
+        <w:rPr>
+          <w:rFonts w:ascii="Times New Roman" w:hAnsi="Times New Roman" w:cs="Times New Roman"/>
+          <w:sz w:val="20"/>
+          <w:szCs w:val="20"/>
+        </w:rPr>
+      </w:pPr>
+      <w:r>
+        <w:rPr>
+          <w:rFonts w:ascii="Times New Roman" w:hAnsi="Times New Roman" w:cs="Times New Roman"/>
+          <w:sz w:val="20"/>
+          <w:szCs w:val="20"/>
+        </w:rPr>
         <w:t xml:space="preserve">Escopo: App Service </w:t>
       </w:r>
       <w:proofErr w:type="spellStart"/>
@@ -9197,12 +8732,49 @@
           <w:szCs w:val="20"/>
         </w:rPr>
       </w:pPr>
-      <w:r>
-        <w:rPr>
-          <w:rFonts w:ascii="Times New Roman" w:hAnsi="Times New Roman" w:cs="Times New Roman"/>
-          <w:sz w:val="20"/>
-          <w:szCs w:val="20"/>
-        </w:rPr>
+    </w:p>
+    <w:p>
+      <w:pPr>
+        <w:rPr>
+          <w:rFonts w:ascii="Times New Roman" w:hAnsi="Times New Roman" w:cs="Times New Roman"/>
+          <w:sz w:val="20"/>
+          <w:szCs w:val="20"/>
+        </w:rPr>
+      </w:pPr>
+    </w:p>
+    <w:p>
+      <w:pPr>
+        <w:rPr>
+          <w:rFonts w:ascii="Times New Roman" w:hAnsi="Times New Roman" w:cs="Times New Roman"/>
+          <w:sz w:val="20"/>
+          <w:szCs w:val="20"/>
+        </w:rPr>
+      </w:pPr>
+    </w:p>
+    <w:p>
+      <w:pPr>
+        <w:rPr>
+          <w:rFonts w:ascii="Times New Roman" w:hAnsi="Times New Roman" w:cs="Times New Roman"/>
+          <w:sz w:val="20"/>
+          <w:szCs w:val="20"/>
+        </w:rPr>
+      </w:pPr>
+    </w:p>
+    <w:p>
+      <w:pPr>
+        <w:rPr>
+          <w:rFonts w:ascii="Times New Roman" w:hAnsi="Times New Roman" w:cs="Times New Roman"/>
+          <w:sz w:val="20"/>
+          <w:szCs w:val="20"/>
+        </w:rPr>
+      </w:pPr>
+      <w:r>
+        <w:rPr>
+          <w:rFonts w:ascii="Times New Roman" w:hAnsi="Times New Roman" w:cs="Times New Roman"/>
+          <w:sz w:val="20"/>
+          <w:szCs w:val="20"/>
+        </w:rPr>
+        <w:lastRenderedPageBreak/>
         <w:t xml:space="preserve">Print da </w:t>
       </w:r>
       <w:proofErr w:type="spellStart"/>
@@ -9232,31 +8804,73 @@
           <w:szCs w:val="20"/>
         </w:rPr>
       </w:pPr>
-      <w:proofErr w:type="gramStart"/>
       <w:r>
         <w:rPr>
           <w:rFonts w:ascii="Segoe UI Emoji" w:hAnsi="Segoe UI Emoji" w:cs="Segoe UI Emoji"/>
           <w:sz w:val="20"/>
           <w:szCs w:val="20"/>
         </w:rPr>
-        <w:t>📸</w:t>
-      </w:r>
-      <w:r>
-        <w:rPr>
-          <w:rFonts w:ascii="Times New Roman" w:hAnsi="Times New Roman" w:cs="Times New Roman"/>
-          <w:sz w:val="20"/>
-          <w:szCs w:val="20"/>
-        </w:rPr>
-        <w:t xml:space="preserve">  Print</w:t>
-      </w:r>
-      <w:proofErr w:type="gramEnd"/>
-      <w:r>
-        <w:rPr>
-          <w:rFonts w:ascii="Times New Roman" w:hAnsi="Times New Roman" w:cs="Times New Roman"/>
-          <w:sz w:val="20"/>
-          <w:szCs w:val="20"/>
-        </w:rPr>
-        <w:t xml:space="preserve"> da </w:t>
+        <w:drawing>
+          <wp:inline distT="0" distB="0" distL="0" distR="0" wp14:anchorId="4C2EA92A" wp14:editId="113D0B2B">
+            <wp:extent cx="5400040" cy="1332230"/>
+            <wp:effectExtent l="0" t="0" r="0" b="1270"/>
+            <wp:docPr id="792669064" name="Imagem 1"/>
+            <wp:cNvGraphicFramePr>
+              <a:graphicFrameLocks xmlns:a="http://schemas.openxmlformats.org/drawingml/2006/main" noChangeAspect="1"/>
+            </wp:cNvGraphicFramePr>
+            <a:graphic xmlns:a="http://schemas.openxmlformats.org/drawingml/2006/main">
+              <a:graphicData uri="http://schemas.openxmlformats.org/drawingml/2006/picture">
+                <pic:pic xmlns:pic="http://schemas.openxmlformats.org/drawingml/2006/picture">
+                  <pic:nvPicPr>
+                    <pic:cNvPr id="792669064" name=""/>
+                    <pic:cNvPicPr/>
+                  </pic:nvPicPr>
+                  <pic:blipFill>
+                    <a:blip r:embed="rId17"/>
+                    <a:stretch>
+                      <a:fillRect/>
+                    </a:stretch>
+                  </pic:blipFill>
+                  <pic:spPr>
+                    <a:xfrm>
+                      <a:off x="0" y="0"/>
+                      <a:ext cx="5400040" cy="1332230"/>
+                    </a:xfrm>
+                    <a:prstGeom prst="rect">
+                      <a:avLst/>
+                    </a:prstGeom>
+                  </pic:spPr>
+                </pic:pic>
+              </a:graphicData>
+            </a:graphic>
+          </wp:inline>
+        </w:drawing>
+      </w:r>
+    </w:p>
+    <w:p>
+      <w:pPr>
+        <w:rPr>
+          <w:rFonts w:ascii="Times New Roman" w:hAnsi="Times New Roman" w:cs="Times New Roman"/>
+          <w:sz w:val="20"/>
+          <w:szCs w:val="20"/>
+        </w:rPr>
+      </w:pPr>
+    </w:p>
+    <w:p>
+      <w:pPr>
+        <w:rPr>
+          <w:rFonts w:ascii="Times New Roman" w:hAnsi="Times New Roman" w:cs="Times New Roman"/>
+          <w:sz w:val="20"/>
+          <w:szCs w:val="20"/>
+        </w:rPr>
+      </w:pPr>
+      <w:r>
+        <w:rPr>
+          <w:rFonts w:ascii="Times New Roman" w:hAnsi="Times New Roman" w:cs="Times New Roman"/>
+          <w:sz w:val="20"/>
+          <w:szCs w:val="20"/>
+        </w:rPr>
+        <w:t xml:space="preserve">7.3 Health </w:t>
       </w:r>
       <w:proofErr w:type="spellStart"/>
       <w:r>
@@ -9265,42 +8879,25 @@
           <w:sz w:val="20"/>
           <w:szCs w:val="20"/>
         </w:rPr>
-        <w:t>Alert</w:t>
+        <w:t>Check</w:t>
       </w:r>
       <w:proofErr w:type="spellEnd"/>
-      <w:r>
-        <w:rPr>
-          <w:rFonts w:ascii="Times New Roman" w:hAnsi="Times New Roman" w:cs="Times New Roman"/>
-          <w:sz w:val="20"/>
-          <w:szCs w:val="20"/>
-        </w:rPr>
-        <w:t xml:space="preserve"> Rule alert-firewatch-5xx no portal Azure (Monitor &gt; Alerts)</w:t>
-      </w:r>
-    </w:p>
-    <w:p>
-      <w:pPr>
-        <w:rPr>
-          <w:rFonts w:ascii="Times New Roman" w:hAnsi="Times New Roman" w:cs="Times New Roman"/>
-          <w:sz w:val="20"/>
-          <w:szCs w:val="20"/>
-        </w:rPr>
-      </w:pPr>
-    </w:p>
-    <w:p>
-      <w:pPr>
-        <w:rPr>
-          <w:rFonts w:ascii="Times New Roman" w:hAnsi="Times New Roman" w:cs="Times New Roman"/>
-          <w:sz w:val="20"/>
-          <w:szCs w:val="20"/>
-        </w:rPr>
-      </w:pPr>
-      <w:r>
-        <w:rPr>
-          <w:rFonts w:ascii="Times New Roman" w:hAnsi="Times New Roman" w:cs="Times New Roman"/>
-          <w:sz w:val="20"/>
-          <w:szCs w:val="20"/>
-        </w:rPr>
-        <w:t xml:space="preserve">7.3 Health </w:t>
+    </w:p>
+    <w:p>
+      <w:pPr>
+        <w:rPr>
+          <w:rFonts w:ascii="Times New Roman" w:hAnsi="Times New Roman" w:cs="Times New Roman"/>
+          <w:sz w:val="20"/>
+          <w:szCs w:val="20"/>
+        </w:rPr>
+      </w:pPr>
+      <w:r>
+        <w:rPr>
+          <w:rFonts w:ascii="Times New Roman" w:hAnsi="Times New Roman" w:cs="Times New Roman"/>
+          <w:sz w:val="20"/>
+          <w:szCs w:val="20"/>
+        </w:rPr>
+        <w:t xml:space="preserve">O </w:t>
       </w:r>
       <w:proofErr w:type="spellStart"/>
       <w:r>
@@ -9309,25 +8906,16 @@
           <w:sz w:val="20"/>
           <w:szCs w:val="20"/>
         </w:rPr>
-        <w:t>Check</w:t>
+        <w:t>endpoint</w:t>
       </w:r>
       <w:proofErr w:type="spellEnd"/>
-    </w:p>
-    <w:p>
-      <w:pPr>
-        <w:rPr>
-          <w:rFonts w:ascii="Times New Roman" w:hAnsi="Times New Roman" w:cs="Times New Roman"/>
-          <w:sz w:val="20"/>
-          <w:szCs w:val="20"/>
-        </w:rPr>
-      </w:pPr>
-      <w:r>
-        <w:rPr>
-          <w:rFonts w:ascii="Times New Roman" w:hAnsi="Times New Roman" w:cs="Times New Roman"/>
-          <w:sz w:val="20"/>
-          <w:szCs w:val="20"/>
-        </w:rPr>
-        <w:t xml:space="preserve">O </w:t>
+      <w:r>
+        <w:rPr>
+          <w:rFonts w:ascii="Times New Roman" w:hAnsi="Times New Roman" w:cs="Times New Roman"/>
+          <w:sz w:val="20"/>
+          <w:szCs w:val="20"/>
+        </w:rPr>
+        <w:t xml:space="preserve"> /</w:t>
       </w:r>
       <w:proofErr w:type="spellStart"/>
       <w:r>
@@ -9336,7 +8924,7 @@
           <w:sz w:val="20"/>
           <w:szCs w:val="20"/>
         </w:rPr>
-        <w:t>endpoint</w:t>
+        <w:t>health</w:t>
       </w:r>
       <w:proofErr w:type="spellEnd"/>
       <w:r>
@@ -9345,7 +8933,7 @@
           <w:sz w:val="20"/>
           <w:szCs w:val="20"/>
         </w:rPr>
-        <w:t xml:space="preserve"> /</w:t>
+        <w:t xml:space="preserve"> foi implementado especificamente para integração com o monitoramento do Azure. Ele retorna o status da aplicação, versão, </w:t>
       </w:r>
       <w:proofErr w:type="spellStart"/>
       <w:r>
@@ -9354,7 +8942,7 @@
           <w:sz w:val="20"/>
           <w:szCs w:val="20"/>
         </w:rPr>
-        <w:t>health</w:t>
+        <w:t>timestamp</w:t>
       </w:r>
       <w:proofErr w:type="spellEnd"/>
       <w:r>
@@ -9363,36 +8951,8 @@
           <w:sz w:val="20"/>
           <w:szCs w:val="20"/>
         </w:rPr>
-        <w:t xml:space="preserve"> foi implementado especificamente para integração com o monitoramento do Azure. Ele retorna o status da aplicação, versão, </w:t>
-      </w:r>
-      <w:proofErr w:type="spellStart"/>
-      <w:r>
-        <w:rPr>
-          <w:rFonts w:ascii="Times New Roman" w:hAnsi="Times New Roman" w:cs="Times New Roman"/>
-          <w:sz w:val="20"/>
-          <w:szCs w:val="20"/>
-        </w:rPr>
-        <w:t>timestamp</w:t>
-      </w:r>
-      <w:proofErr w:type="spellEnd"/>
-      <w:r>
-        <w:rPr>
-          <w:rFonts w:ascii="Times New Roman" w:hAnsi="Times New Roman" w:cs="Times New Roman"/>
-          <w:sz w:val="20"/>
-          <w:szCs w:val="20"/>
-        </w:rPr>
         <w:t xml:space="preserve"> e se a NASA API Key está configurada:</w:t>
       </w:r>
-    </w:p>
-    <w:p>
-      <w:pPr>
-        <w:jc w:val="center"/>
-        <w:rPr>
-          <w:rFonts w:ascii="Times New Roman" w:hAnsi="Times New Roman" w:cs="Times New Roman"/>
-          <w:sz w:val="20"/>
-          <w:szCs w:val="20"/>
-        </w:rPr>
-      </w:pPr>
       <w:r>
         <w:rPr>
           <w:rFonts w:ascii="Times New Roman" w:hAnsi="Times New Roman" w:cs="Times New Roman"/>
@@ -9404,6 +8964,7 @@
       <w:r>
         <w:rPr>
           <w:rFonts w:ascii="Times New Roman" w:hAnsi="Times New Roman" w:cs="Times New Roman"/>
+          <w:noProof/>
           <w:sz w:val="20"/>
           <w:szCs w:val="20"/>
         </w:rPr>
@@ -9423,7 +8984,7 @@
                     <pic:cNvPicPr/>
                   </pic:nvPicPr>
                   <pic:blipFill>
-                    <a:blip r:embed="rId7"/>
+                    <a:blip r:embed="rId18"/>
                     <a:stretch>
                       <a:fillRect/>
                     </a:stretch>
@@ -9475,7 +9036,15 @@
           <w:sz w:val="20"/>
           <w:szCs w:val="20"/>
         </w:rPr>
-        <w:t>9. Conclusão Técnica</w:t>
+        <w:t>8</w:t>
+      </w:r>
+      <w:r>
+        <w:rPr>
+          <w:rFonts w:ascii="Times New Roman" w:hAnsi="Times New Roman" w:cs="Times New Roman"/>
+          <w:sz w:val="20"/>
+          <w:szCs w:val="20"/>
+        </w:rPr>
+        <w:t>. Conclusão Técnica</w:t>
       </w:r>
     </w:p>
     <w:p>
@@ -9581,7 +9150,15 @@
           <w:sz w:val="20"/>
           <w:szCs w:val="20"/>
         </w:rPr>
-        <w:t>9.2 Impacto Real</w:t>
+        <w:t>8</w:t>
+      </w:r>
+      <w:r>
+        <w:rPr>
+          <w:rFonts w:ascii="Times New Roman" w:hAnsi="Times New Roman" w:cs="Times New Roman"/>
+          <w:sz w:val="20"/>
+          <w:szCs w:val="20"/>
+        </w:rPr>
+        <w:t>.2 Impacto Real</w:t>
       </w:r>
     </w:p>
     <w:p>
@@ -9764,7 +9341,7 @@
         </w:rPr>
         <w:t xml:space="preserve">GitHub: </w:t>
       </w:r>
-      <w:hyperlink r:id="rId8" w:history="1">
+      <w:hyperlink r:id="rId19" w:history="1">
         <w:r>
           <w:rPr>
             <w:rStyle w:val="Hyperlink"/>
@@ -9799,7 +9376,7 @@
         </w:rPr>
         <w:t xml:space="preserve">: </w:t>
       </w:r>
-      <w:hyperlink r:id="rId9" w:history="1">
+      <w:hyperlink r:id="rId20" w:history="1">
         <w:r>
           <w:rPr>
             <w:rStyle w:val="Hyperlink"/>
@@ -9823,15 +9400,15 @@
 <file path=word/numbering.xml><?xml version="1.0" encoding="utf-8"?>
 <w:numbering xmlns:wpc="http://schemas.microsoft.com/office/word/2010/wordprocessingCanvas" xmlns:cx="http://schemas.microsoft.com/office/drawing/2014/chartex" xmlns:cx1="http://schemas.microsoft.com/office/drawing/2015/9/8/chartex" xmlns:cx2="http://schemas.microsoft.com/office/drawing/2015/10/21/chartex" xmlns:cx3="http://schemas.microsoft.com/office/drawing/2016/5/9/chartex" xmlns:cx4="http://schemas.microsoft.com/office/drawing/2016/5/10/chartex" xmlns:cx5="http://schemas.microsoft.com/office/drawing/2016/5/11/chartex" xmlns:cx6="http://schemas.microsoft.com/office/drawing/2016/5/12/chartex" xmlns:cx7="http://schemas.microsoft.com/office/drawing/2016/5/13/chartex" xmlns:cx8="http://schemas.microsoft.com/office/drawing/2016/5/14/chartex" xmlns:mc="http://schemas.openxmlformats.org/markup-compatibility/2006" xmlns:aink="http://schemas.microsoft.com/office/drawing/2016/ink" xmlns:am3d="http://schemas.microsoft.com/office/drawing/2017/model3d" xmlns:o="urn:schemas-microsoft-com:office:office" xmlns:oel="http://schemas.microsoft.com/office/2019/extlst" xmlns:r="http://schemas.openxmlformats.org/officeDocument/2006/relationships" xmlns:m="http://schemas.openxmlformats.org/officeDocument/2006/math" xmlns:v="urn:schemas-microsoft-com:vml" xmlns:wp14="http://schemas.microsoft.com/office/word/2010/wordprocessingDrawing" xmlns:wp="http://schemas.openxmlformats.org/drawingml/2006/wordprocessingDrawing" xmlns:w10="urn:schemas-microsoft-com:office:word" xmlns:w="http://schemas.openxmlformats.org/wordprocessingml/2006/main" xmlns:w14="http://schemas.microsoft.com/office/word/2010/wordml" xmlns:w15="http://schemas.microsoft.com/office/word/2012/wordml" xmlns:w16cex="http://schemas.microsoft.com/office/word/2018/wordml/cex" xmlns:w16cid="http://schemas.microsoft.com/office/word/2016/wordml/cid" xmlns:w16="http://schemas.microsoft.com/office/word/2018/wordml" xmlns:w16du="http://schemas.microsoft.com/office/word/2023/wordml/word16du" xmlns:w16sdtdh="http://schemas.microsoft.com/office/word/2020/wordml/sdtdatahash" xmlns:w16sdtfl="http://schemas.microsoft.com/office/word/2024/wordml/sdtformatlock" xmlns:w16se="http://schemas.microsoft.com/office/word/2015/wordml/symex" xmlns:wpg="http://schemas.microsoft.com/office/word/2010/wordprocessingGroup" xmlns:wpi="http://schemas.microsoft.com/office/word/2010/wordprocessingInk" xmlns:wne="http://schemas.microsoft.com/office/word/2006/wordml" xmlns:wps="http://schemas.microsoft.com/office/word/2010/wordprocessingShape" mc:Ignorable="w14 w15 w16se w16cid w16 w16cex w16sdtdh w16sdtfl w16du wp14">
   <w:abstractNum w:abstractNumId="0" w15:restartNumberingAfterBreak="0">
-    <w:nsid w:val="1BFF3347"/>
+    <w:nsid w:val="122136AF"/>
     <w:multiLevelType w:val="hybridMultilevel"/>
-    <w:tmpl w:val="D70EDF9C"/>
-    <w:lvl w:ilvl="0" w:tplc="1A4E6B58">
+    <w:tmpl w:val="4488A622"/>
+    <w:lvl w:ilvl="0" w:tplc="B73CF7B8">
       <w:numFmt w:val="bullet"/>
       <w:lvlText w:val="•"/>
       <w:lvlJc w:val="left"/>
       <w:pPr>
-        <w:ind w:left="1068" w:hanging="708"/>
+        <w:ind w:left="1428" w:hanging="708"/>
       </w:pPr>
       <w:rPr>
         <w:rFonts w:ascii="Times New Roman" w:eastAsiaTheme="minorHAnsi" w:hAnsi="Times New Roman" w:cs="Times New Roman" w:hint="default"/>
@@ -9843,7 +9420,7 @@
       <w:lvlText w:val="o"/>
       <w:lvlJc w:val="left"/>
       <w:pPr>
-        <w:ind w:left="1440" w:hanging="360"/>
+        <w:ind w:left="1800" w:hanging="360"/>
       </w:pPr>
       <w:rPr>
         <w:rFonts w:ascii="Courier New" w:hAnsi="Courier New" w:cs="Courier New" w:hint="default"/>
@@ -9855,7 +9432,7 @@
       <w:lvlText w:val=""/>
       <w:lvlJc w:val="left"/>
       <w:pPr>
-        <w:ind w:left="2160" w:hanging="360"/>
+        <w:ind w:left="2520" w:hanging="360"/>
       </w:pPr>
       <w:rPr>
         <w:rFonts w:ascii="Wingdings" w:hAnsi="Wingdings" w:hint="default"/>
@@ -9867,7 +9444,7 @@
       <w:lvlText w:val=""/>
       <w:lvlJc w:val="left"/>
       <w:pPr>
-        <w:ind w:left="2880" w:hanging="360"/>
+        <w:ind w:left="3240" w:hanging="360"/>
       </w:pPr>
       <w:rPr>
         <w:rFonts w:ascii="Symbol" w:hAnsi="Symbol" w:hint="default"/>
@@ -9879,7 +9456,7 @@
       <w:lvlText w:val="o"/>
       <w:lvlJc w:val="left"/>
       <w:pPr>
-        <w:ind w:left="3600" w:hanging="360"/>
+        <w:ind w:left="3960" w:hanging="360"/>
       </w:pPr>
       <w:rPr>
         <w:rFonts w:ascii="Courier New" w:hAnsi="Courier New" w:cs="Courier New" w:hint="default"/>
@@ -9891,7 +9468,7 @@
       <w:lvlText w:val=""/>
       <w:lvlJc w:val="left"/>
       <w:pPr>
-        <w:ind w:left="4320" w:hanging="360"/>
+        <w:ind w:left="4680" w:hanging="360"/>
       </w:pPr>
       <w:rPr>
         <w:rFonts w:ascii="Wingdings" w:hAnsi="Wingdings" w:hint="default"/>
@@ -9903,7 +9480,7 @@
       <w:lvlText w:val=""/>
       <w:lvlJc w:val="left"/>
       <w:pPr>
-        <w:ind w:left="5040" w:hanging="360"/>
+        <w:ind w:left="5400" w:hanging="360"/>
       </w:pPr>
       <w:rPr>
         <w:rFonts w:ascii="Symbol" w:hAnsi="Symbol" w:hint="default"/>
@@ -9915,7 +9492,7 @@
       <w:lvlText w:val="o"/>
       <w:lvlJc w:val="left"/>
       <w:pPr>
-        <w:ind w:left="5760" w:hanging="360"/>
+        <w:ind w:left="6120" w:hanging="360"/>
       </w:pPr>
       <w:rPr>
         <w:rFonts w:ascii="Courier New" w:hAnsi="Courier New" w:cs="Courier New" w:hint="default"/>
@@ -9927,7 +9504,7 @@
       <w:lvlText w:val=""/>
       <w:lvlJc w:val="left"/>
       <w:pPr>
-        <w:ind w:left="6480" w:hanging="360"/>
+        <w:ind w:left="6840" w:hanging="360"/>
       </w:pPr>
       <w:rPr>
         <w:rFonts w:ascii="Wingdings" w:hAnsi="Wingdings" w:hint="default"/>
@@ -9935,10 +9512,10 @@
     </w:lvl>
   </w:abstractNum>
   <w:abstractNum w:abstractNumId="1" w15:restartNumberingAfterBreak="0">
-    <w:nsid w:val="3BA6076B"/>
+    <w:nsid w:val="166A2363"/>
     <w:multiLevelType w:val="hybridMultilevel"/>
-    <w:tmpl w:val="77265D78"/>
-    <w:lvl w:ilvl="0" w:tplc="1A4E6B58">
+    <w:tmpl w:val="A97681CC"/>
+    <w:lvl w:ilvl="0" w:tplc="B73CF7B8">
       <w:numFmt w:val="bullet"/>
       <w:lvlText w:val="•"/>
       <w:lvlJc w:val="left"/>
@@ -10047,9 +9624,9 @@
     </w:lvl>
   </w:abstractNum>
   <w:abstractNum w:abstractNumId="2" w15:restartNumberingAfterBreak="0">
-    <w:nsid w:val="5A4A1D4D"/>
+    <w:nsid w:val="1BFF3347"/>
     <w:multiLevelType w:val="hybridMultilevel"/>
-    <w:tmpl w:val="7512BFE4"/>
+    <w:tmpl w:val="D70EDF9C"/>
     <w:lvl w:ilvl="0" w:tplc="1A4E6B58">
       <w:numFmt w:val="bullet"/>
       <w:lvlText w:val="•"/>
@@ -10159,10 +9736,10 @@
     </w:lvl>
   </w:abstractNum>
   <w:abstractNum w:abstractNumId="3" w15:restartNumberingAfterBreak="0">
-    <w:nsid w:val="642248A4"/>
+    <w:nsid w:val="34421162"/>
     <w:multiLevelType w:val="hybridMultilevel"/>
-    <w:tmpl w:val="0430233A"/>
-    <w:lvl w:ilvl="0" w:tplc="1A4E6B58">
+    <w:tmpl w:val="18722B66"/>
+    <w:lvl w:ilvl="0" w:tplc="B73CF7B8">
       <w:numFmt w:val="bullet"/>
       <w:lvlText w:val="•"/>
       <w:lvlJc w:val="left"/>
@@ -10271,16 +9848,240 @@
     </w:lvl>
   </w:abstractNum>
   <w:abstractNum w:abstractNumId="4" w15:restartNumberingAfterBreak="0">
-    <w:nsid w:val="75FC2063"/>
+    <w:nsid w:val="3BA6076B"/>
     <w:multiLevelType w:val="hybridMultilevel"/>
-    <w:tmpl w:val="7D06EB8C"/>
+    <w:tmpl w:val="77265D78"/>
+    <w:lvl w:ilvl="0" w:tplc="1A4E6B58">
+      <w:numFmt w:val="bullet"/>
+      <w:lvlText w:val="•"/>
+      <w:lvlJc w:val="left"/>
+      <w:pPr>
+        <w:ind w:left="1068" w:hanging="708"/>
+      </w:pPr>
+      <w:rPr>
+        <w:rFonts w:ascii="Times New Roman" w:eastAsiaTheme="minorHAnsi" w:hAnsi="Times New Roman" w:cs="Times New Roman" w:hint="default"/>
+      </w:rPr>
+    </w:lvl>
+    <w:lvl w:ilvl="1" w:tplc="04160003" w:tentative="1">
+      <w:start w:val="1"/>
+      <w:numFmt w:val="bullet"/>
+      <w:lvlText w:val="o"/>
+      <w:lvlJc w:val="left"/>
+      <w:pPr>
+        <w:ind w:left="1440" w:hanging="360"/>
+      </w:pPr>
+      <w:rPr>
+        <w:rFonts w:ascii="Courier New" w:hAnsi="Courier New" w:cs="Courier New" w:hint="default"/>
+      </w:rPr>
+    </w:lvl>
+    <w:lvl w:ilvl="2" w:tplc="04160005" w:tentative="1">
+      <w:start w:val="1"/>
+      <w:numFmt w:val="bullet"/>
+      <w:lvlText w:val=""/>
+      <w:lvlJc w:val="left"/>
+      <w:pPr>
+        <w:ind w:left="2160" w:hanging="360"/>
+      </w:pPr>
+      <w:rPr>
+        <w:rFonts w:ascii="Wingdings" w:hAnsi="Wingdings" w:hint="default"/>
+      </w:rPr>
+    </w:lvl>
+    <w:lvl w:ilvl="3" w:tplc="04160001" w:tentative="1">
+      <w:start w:val="1"/>
+      <w:numFmt w:val="bullet"/>
+      <w:lvlText w:val=""/>
+      <w:lvlJc w:val="left"/>
+      <w:pPr>
+        <w:ind w:left="2880" w:hanging="360"/>
+      </w:pPr>
+      <w:rPr>
+        <w:rFonts w:ascii="Symbol" w:hAnsi="Symbol" w:hint="default"/>
+      </w:rPr>
+    </w:lvl>
+    <w:lvl w:ilvl="4" w:tplc="04160003" w:tentative="1">
+      <w:start w:val="1"/>
+      <w:numFmt w:val="bullet"/>
+      <w:lvlText w:val="o"/>
+      <w:lvlJc w:val="left"/>
+      <w:pPr>
+        <w:ind w:left="3600" w:hanging="360"/>
+      </w:pPr>
+      <w:rPr>
+        <w:rFonts w:ascii="Courier New" w:hAnsi="Courier New" w:cs="Courier New" w:hint="default"/>
+      </w:rPr>
+    </w:lvl>
+    <w:lvl w:ilvl="5" w:tplc="04160005" w:tentative="1">
+      <w:start w:val="1"/>
+      <w:numFmt w:val="bullet"/>
+      <w:lvlText w:val=""/>
+      <w:lvlJc w:val="left"/>
+      <w:pPr>
+        <w:ind w:left="4320" w:hanging="360"/>
+      </w:pPr>
+      <w:rPr>
+        <w:rFonts w:ascii="Wingdings" w:hAnsi="Wingdings" w:hint="default"/>
+      </w:rPr>
+    </w:lvl>
+    <w:lvl w:ilvl="6" w:tplc="04160001" w:tentative="1">
+      <w:start w:val="1"/>
+      <w:numFmt w:val="bullet"/>
+      <w:lvlText w:val=""/>
+      <w:lvlJc w:val="left"/>
+      <w:pPr>
+        <w:ind w:left="5040" w:hanging="360"/>
+      </w:pPr>
+      <w:rPr>
+        <w:rFonts w:ascii="Symbol" w:hAnsi="Symbol" w:hint="default"/>
+      </w:rPr>
+    </w:lvl>
+    <w:lvl w:ilvl="7" w:tplc="04160003" w:tentative="1">
+      <w:start w:val="1"/>
+      <w:numFmt w:val="bullet"/>
+      <w:lvlText w:val="o"/>
+      <w:lvlJc w:val="left"/>
+      <w:pPr>
+        <w:ind w:left="5760" w:hanging="360"/>
+      </w:pPr>
+      <w:rPr>
+        <w:rFonts w:ascii="Courier New" w:hAnsi="Courier New" w:cs="Courier New" w:hint="default"/>
+      </w:rPr>
+    </w:lvl>
+    <w:lvl w:ilvl="8" w:tplc="04160005" w:tentative="1">
+      <w:start w:val="1"/>
+      <w:numFmt w:val="bullet"/>
+      <w:lvlText w:val=""/>
+      <w:lvlJc w:val="left"/>
+      <w:pPr>
+        <w:ind w:left="6480" w:hanging="360"/>
+      </w:pPr>
+      <w:rPr>
+        <w:rFonts w:ascii="Wingdings" w:hAnsi="Wingdings" w:hint="default"/>
+      </w:rPr>
+    </w:lvl>
+  </w:abstractNum>
+  <w:abstractNum w:abstractNumId="5" w15:restartNumberingAfterBreak="0">
+    <w:nsid w:val="5A4A1D4D"/>
+    <w:multiLevelType w:val="hybridMultilevel"/>
+    <w:tmpl w:val="7512BFE4"/>
+    <w:lvl w:ilvl="0" w:tplc="1A4E6B58">
+      <w:numFmt w:val="bullet"/>
+      <w:lvlText w:val="•"/>
+      <w:lvlJc w:val="left"/>
+      <w:pPr>
+        <w:ind w:left="1068" w:hanging="708"/>
+      </w:pPr>
+      <w:rPr>
+        <w:rFonts w:ascii="Times New Roman" w:eastAsiaTheme="minorHAnsi" w:hAnsi="Times New Roman" w:cs="Times New Roman" w:hint="default"/>
+      </w:rPr>
+    </w:lvl>
+    <w:lvl w:ilvl="1" w:tplc="04160003" w:tentative="1">
+      <w:start w:val="1"/>
+      <w:numFmt w:val="bullet"/>
+      <w:lvlText w:val="o"/>
+      <w:lvlJc w:val="left"/>
+      <w:pPr>
+        <w:ind w:left="1440" w:hanging="360"/>
+      </w:pPr>
+      <w:rPr>
+        <w:rFonts w:ascii="Courier New" w:hAnsi="Courier New" w:cs="Courier New" w:hint="default"/>
+      </w:rPr>
+    </w:lvl>
+    <w:lvl w:ilvl="2" w:tplc="04160005" w:tentative="1">
+      <w:start w:val="1"/>
+      <w:numFmt w:val="bullet"/>
+      <w:lvlText w:val=""/>
+      <w:lvlJc w:val="left"/>
+      <w:pPr>
+        <w:ind w:left="2160" w:hanging="360"/>
+      </w:pPr>
+      <w:rPr>
+        <w:rFonts w:ascii="Wingdings" w:hAnsi="Wingdings" w:hint="default"/>
+      </w:rPr>
+    </w:lvl>
+    <w:lvl w:ilvl="3" w:tplc="04160001" w:tentative="1">
+      <w:start w:val="1"/>
+      <w:numFmt w:val="bullet"/>
+      <w:lvlText w:val=""/>
+      <w:lvlJc w:val="left"/>
+      <w:pPr>
+        <w:ind w:left="2880" w:hanging="360"/>
+      </w:pPr>
+      <w:rPr>
+        <w:rFonts w:ascii="Symbol" w:hAnsi="Symbol" w:hint="default"/>
+      </w:rPr>
+    </w:lvl>
+    <w:lvl w:ilvl="4" w:tplc="04160003" w:tentative="1">
+      <w:start w:val="1"/>
+      <w:numFmt w:val="bullet"/>
+      <w:lvlText w:val="o"/>
+      <w:lvlJc w:val="left"/>
+      <w:pPr>
+        <w:ind w:left="3600" w:hanging="360"/>
+      </w:pPr>
+      <w:rPr>
+        <w:rFonts w:ascii="Courier New" w:hAnsi="Courier New" w:cs="Courier New" w:hint="default"/>
+      </w:rPr>
+    </w:lvl>
+    <w:lvl w:ilvl="5" w:tplc="04160005" w:tentative="1">
+      <w:start w:val="1"/>
+      <w:numFmt w:val="bullet"/>
+      <w:lvlText w:val=""/>
+      <w:lvlJc w:val="left"/>
+      <w:pPr>
+        <w:ind w:left="4320" w:hanging="360"/>
+      </w:pPr>
+      <w:rPr>
+        <w:rFonts w:ascii="Wingdings" w:hAnsi="Wingdings" w:hint="default"/>
+      </w:rPr>
+    </w:lvl>
+    <w:lvl w:ilvl="6" w:tplc="04160001" w:tentative="1">
+      <w:start w:val="1"/>
+      <w:numFmt w:val="bullet"/>
+      <w:lvlText w:val=""/>
+      <w:lvlJc w:val="left"/>
+      <w:pPr>
+        <w:ind w:left="5040" w:hanging="360"/>
+      </w:pPr>
+      <w:rPr>
+        <w:rFonts w:ascii="Symbol" w:hAnsi="Symbol" w:hint="default"/>
+      </w:rPr>
+    </w:lvl>
+    <w:lvl w:ilvl="7" w:tplc="04160003" w:tentative="1">
+      <w:start w:val="1"/>
+      <w:numFmt w:val="bullet"/>
+      <w:lvlText w:val="o"/>
+      <w:lvlJc w:val="left"/>
+      <w:pPr>
+        <w:ind w:left="5760" w:hanging="360"/>
+      </w:pPr>
+      <w:rPr>
+        <w:rFonts w:ascii="Courier New" w:hAnsi="Courier New" w:cs="Courier New" w:hint="default"/>
+      </w:rPr>
+    </w:lvl>
+    <w:lvl w:ilvl="8" w:tplc="04160005" w:tentative="1">
+      <w:start w:val="1"/>
+      <w:numFmt w:val="bullet"/>
+      <w:lvlText w:val=""/>
+      <w:lvlJc w:val="left"/>
+      <w:pPr>
+        <w:ind w:left="6480" w:hanging="360"/>
+      </w:pPr>
+      <w:rPr>
+        <w:rFonts w:ascii="Wingdings" w:hAnsi="Wingdings" w:hint="default"/>
+      </w:rPr>
+    </w:lvl>
+  </w:abstractNum>
+  <w:abstractNum w:abstractNumId="6" w15:restartNumberingAfterBreak="0">
+    <w:nsid w:val="5E274F86"/>
+    <w:multiLevelType w:val="hybridMultilevel"/>
+    <w:tmpl w:val="062055CC"/>
     <w:lvl w:ilvl="0" w:tplc="04160001">
       <w:start w:val="1"/>
       <w:numFmt w:val="bullet"/>
       <w:lvlText w:val=""/>
       <w:lvlJc w:val="left"/>
       <w:pPr>
-        <w:ind w:left="720" w:hanging="360"/>
+        <w:ind w:left="1080" w:hanging="360"/>
       </w:pPr>
       <w:rPr>
         <w:rFonts w:ascii="Symbol" w:hAnsi="Symbol" w:hint="default"/>
@@ -10292,7 +10093,7 @@
       <w:lvlText w:val="o"/>
       <w:lvlJc w:val="left"/>
       <w:pPr>
-        <w:ind w:left="1440" w:hanging="360"/>
+        <w:ind w:left="1800" w:hanging="360"/>
       </w:pPr>
       <w:rPr>
         <w:rFonts w:ascii="Courier New" w:hAnsi="Courier New" w:cs="Courier New" w:hint="default"/>
@@ -10304,7 +10105,7 @@
       <w:lvlText w:val=""/>
       <w:lvlJc w:val="left"/>
       <w:pPr>
-        <w:ind w:left="2160" w:hanging="360"/>
+        <w:ind w:left="2520" w:hanging="360"/>
       </w:pPr>
       <w:rPr>
         <w:rFonts w:ascii="Wingdings" w:hAnsi="Wingdings" w:hint="default"/>
@@ -10316,7 +10117,7 @@
       <w:lvlText w:val=""/>
       <w:lvlJc w:val="left"/>
       <w:pPr>
-        <w:ind w:left="2880" w:hanging="360"/>
+        <w:ind w:left="3240" w:hanging="360"/>
       </w:pPr>
       <w:rPr>
         <w:rFonts w:ascii="Symbol" w:hAnsi="Symbol" w:hint="default"/>
@@ -10328,7 +10129,7 @@
       <w:lvlText w:val="o"/>
       <w:lvlJc w:val="left"/>
       <w:pPr>
-        <w:ind w:left="3600" w:hanging="360"/>
+        <w:ind w:left="3960" w:hanging="360"/>
       </w:pPr>
       <w:rPr>
         <w:rFonts w:ascii="Courier New" w:hAnsi="Courier New" w:cs="Courier New" w:hint="default"/>
@@ -10340,7 +10141,7 @@
       <w:lvlText w:val=""/>
       <w:lvlJc w:val="left"/>
       <w:pPr>
-        <w:ind w:left="4320" w:hanging="360"/>
+        <w:ind w:left="4680" w:hanging="360"/>
       </w:pPr>
       <w:rPr>
         <w:rFonts w:ascii="Wingdings" w:hAnsi="Wingdings" w:hint="default"/>
@@ -10352,7 +10153,7 @@
       <w:lvlText w:val=""/>
       <w:lvlJc w:val="left"/>
       <w:pPr>
-        <w:ind w:left="5040" w:hanging="360"/>
+        <w:ind w:left="5400" w:hanging="360"/>
       </w:pPr>
       <w:rPr>
         <w:rFonts w:ascii="Symbol" w:hAnsi="Symbol" w:hint="default"/>
@@ -10364,7 +10165,7 @@
       <w:lvlText w:val="o"/>
       <w:lvlJc w:val="left"/>
       <w:pPr>
-        <w:ind w:left="5760" w:hanging="360"/>
+        <w:ind w:left="6120" w:hanging="360"/>
       </w:pPr>
       <w:rPr>
         <w:rFonts w:ascii="Courier New" w:hAnsi="Courier New" w:cs="Courier New" w:hint="default"/>
@@ -10376,6 +10177,569 @@
       <w:lvlText w:val=""/>
       <w:lvlJc w:val="left"/>
       <w:pPr>
+        <w:ind w:left="6840" w:hanging="360"/>
+      </w:pPr>
+      <w:rPr>
+        <w:rFonts w:ascii="Wingdings" w:hAnsi="Wingdings" w:hint="default"/>
+      </w:rPr>
+    </w:lvl>
+  </w:abstractNum>
+  <w:abstractNum w:abstractNumId="7" w15:restartNumberingAfterBreak="0">
+    <w:nsid w:val="5E8C7234"/>
+    <w:multiLevelType w:val="hybridMultilevel"/>
+    <w:tmpl w:val="0C7E8BB6"/>
+    <w:lvl w:ilvl="0" w:tplc="04160001">
+      <w:start w:val="1"/>
+      <w:numFmt w:val="bullet"/>
+      <w:lvlText w:val=""/>
+      <w:lvlJc w:val="left"/>
+      <w:pPr>
+        <w:ind w:left="1080" w:hanging="360"/>
+      </w:pPr>
+      <w:rPr>
+        <w:rFonts w:ascii="Symbol" w:hAnsi="Symbol" w:hint="default"/>
+      </w:rPr>
+    </w:lvl>
+    <w:lvl w:ilvl="1" w:tplc="04160003" w:tentative="1">
+      <w:start w:val="1"/>
+      <w:numFmt w:val="bullet"/>
+      <w:lvlText w:val="o"/>
+      <w:lvlJc w:val="left"/>
+      <w:pPr>
+        <w:ind w:left="1800" w:hanging="360"/>
+      </w:pPr>
+      <w:rPr>
+        <w:rFonts w:ascii="Courier New" w:hAnsi="Courier New" w:cs="Courier New" w:hint="default"/>
+      </w:rPr>
+    </w:lvl>
+    <w:lvl w:ilvl="2" w:tplc="04160005" w:tentative="1">
+      <w:start w:val="1"/>
+      <w:numFmt w:val="bullet"/>
+      <w:lvlText w:val=""/>
+      <w:lvlJc w:val="left"/>
+      <w:pPr>
+        <w:ind w:left="2520" w:hanging="360"/>
+      </w:pPr>
+      <w:rPr>
+        <w:rFonts w:ascii="Wingdings" w:hAnsi="Wingdings" w:hint="default"/>
+      </w:rPr>
+    </w:lvl>
+    <w:lvl w:ilvl="3" w:tplc="04160001" w:tentative="1">
+      <w:start w:val="1"/>
+      <w:numFmt w:val="bullet"/>
+      <w:lvlText w:val=""/>
+      <w:lvlJc w:val="left"/>
+      <w:pPr>
+        <w:ind w:left="3240" w:hanging="360"/>
+      </w:pPr>
+      <w:rPr>
+        <w:rFonts w:ascii="Symbol" w:hAnsi="Symbol" w:hint="default"/>
+      </w:rPr>
+    </w:lvl>
+    <w:lvl w:ilvl="4" w:tplc="04160003" w:tentative="1">
+      <w:start w:val="1"/>
+      <w:numFmt w:val="bullet"/>
+      <w:lvlText w:val="o"/>
+      <w:lvlJc w:val="left"/>
+      <w:pPr>
+        <w:ind w:left="3960" w:hanging="360"/>
+      </w:pPr>
+      <w:rPr>
+        <w:rFonts w:ascii="Courier New" w:hAnsi="Courier New" w:cs="Courier New" w:hint="default"/>
+      </w:rPr>
+    </w:lvl>
+    <w:lvl w:ilvl="5" w:tplc="04160005" w:tentative="1">
+      <w:start w:val="1"/>
+      <w:numFmt w:val="bullet"/>
+      <w:lvlText w:val=""/>
+      <w:lvlJc w:val="left"/>
+      <w:pPr>
+        <w:ind w:left="4680" w:hanging="360"/>
+      </w:pPr>
+      <w:rPr>
+        <w:rFonts w:ascii="Wingdings" w:hAnsi="Wingdings" w:hint="default"/>
+      </w:rPr>
+    </w:lvl>
+    <w:lvl w:ilvl="6" w:tplc="04160001" w:tentative="1">
+      <w:start w:val="1"/>
+      <w:numFmt w:val="bullet"/>
+      <w:lvlText w:val=""/>
+      <w:lvlJc w:val="left"/>
+      <w:pPr>
+        <w:ind w:left="5400" w:hanging="360"/>
+      </w:pPr>
+      <w:rPr>
+        <w:rFonts w:ascii="Symbol" w:hAnsi="Symbol" w:hint="default"/>
+      </w:rPr>
+    </w:lvl>
+    <w:lvl w:ilvl="7" w:tplc="04160003" w:tentative="1">
+      <w:start w:val="1"/>
+      <w:numFmt w:val="bullet"/>
+      <w:lvlText w:val="o"/>
+      <w:lvlJc w:val="left"/>
+      <w:pPr>
+        <w:ind w:left="6120" w:hanging="360"/>
+      </w:pPr>
+      <w:rPr>
+        <w:rFonts w:ascii="Courier New" w:hAnsi="Courier New" w:cs="Courier New" w:hint="default"/>
+      </w:rPr>
+    </w:lvl>
+    <w:lvl w:ilvl="8" w:tplc="04160005" w:tentative="1">
+      <w:start w:val="1"/>
+      <w:numFmt w:val="bullet"/>
+      <w:lvlText w:val=""/>
+      <w:lvlJc w:val="left"/>
+      <w:pPr>
+        <w:ind w:left="6840" w:hanging="360"/>
+      </w:pPr>
+      <w:rPr>
+        <w:rFonts w:ascii="Wingdings" w:hAnsi="Wingdings" w:hint="default"/>
+      </w:rPr>
+    </w:lvl>
+  </w:abstractNum>
+  <w:abstractNum w:abstractNumId="8" w15:restartNumberingAfterBreak="0">
+    <w:nsid w:val="610A7689"/>
+    <w:multiLevelType w:val="hybridMultilevel"/>
+    <w:tmpl w:val="8918F5FC"/>
+    <w:lvl w:ilvl="0" w:tplc="04160001">
+      <w:start w:val="1"/>
+      <w:numFmt w:val="bullet"/>
+      <w:lvlText w:val=""/>
+      <w:lvlJc w:val="left"/>
+      <w:pPr>
+        <w:ind w:left="720" w:hanging="360"/>
+      </w:pPr>
+      <w:rPr>
+        <w:rFonts w:ascii="Symbol" w:hAnsi="Symbol" w:hint="default"/>
+      </w:rPr>
+    </w:lvl>
+    <w:lvl w:ilvl="1" w:tplc="04160003" w:tentative="1">
+      <w:start w:val="1"/>
+      <w:numFmt w:val="bullet"/>
+      <w:lvlText w:val="o"/>
+      <w:lvlJc w:val="left"/>
+      <w:pPr>
+        <w:ind w:left="1440" w:hanging="360"/>
+      </w:pPr>
+      <w:rPr>
+        <w:rFonts w:ascii="Courier New" w:hAnsi="Courier New" w:cs="Courier New" w:hint="default"/>
+      </w:rPr>
+    </w:lvl>
+    <w:lvl w:ilvl="2" w:tplc="04160005" w:tentative="1">
+      <w:start w:val="1"/>
+      <w:numFmt w:val="bullet"/>
+      <w:lvlText w:val=""/>
+      <w:lvlJc w:val="left"/>
+      <w:pPr>
+        <w:ind w:left="2160" w:hanging="360"/>
+      </w:pPr>
+      <w:rPr>
+        <w:rFonts w:ascii="Wingdings" w:hAnsi="Wingdings" w:hint="default"/>
+      </w:rPr>
+    </w:lvl>
+    <w:lvl w:ilvl="3" w:tplc="04160001" w:tentative="1">
+      <w:start w:val="1"/>
+      <w:numFmt w:val="bullet"/>
+      <w:lvlText w:val=""/>
+      <w:lvlJc w:val="left"/>
+      <w:pPr>
+        <w:ind w:left="2880" w:hanging="360"/>
+      </w:pPr>
+      <w:rPr>
+        <w:rFonts w:ascii="Symbol" w:hAnsi="Symbol" w:hint="default"/>
+      </w:rPr>
+    </w:lvl>
+    <w:lvl w:ilvl="4" w:tplc="04160003" w:tentative="1">
+      <w:start w:val="1"/>
+      <w:numFmt w:val="bullet"/>
+      <w:lvlText w:val="o"/>
+      <w:lvlJc w:val="left"/>
+      <w:pPr>
+        <w:ind w:left="3600" w:hanging="360"/>
+      </w:pPr>
+      <w:rPr>
+        <w:rFonts w:ascii="Courier New" w:hAnsi="Courier New" w:cs="Courier New" w:hint="default"/>
+      </w:rPr>
+    </w:lvl>
+    <w:lvl w:ilvl="5" w:tplc="04160005" w:tentative="1">
+      <w:start w:val="1"/>
+      <w:numFmt w:val="bullet"/>
+      <w:lvlText w:val=""/>
+      <w:lvlJc w:val="left"/>
+      <w:pPr>
+        <w:ind w:left="4320" w:hanging="360"/>
+      </w:pPr>
+      <w:rPr>
+        <w:rFonts w:ascii="Wingdings" w:hAnsi="Wingdings" w:hint="default"/>
+      </w:rPr>
+    </w:lvl>
+    <w:lvl w:ilvl="6" w:tplc="04160001" w:tentative="1">
+      <w:start w:val="1"/>
+      <w:numFmt w:val="bullet"/>
+      <w:lvlText w:val=""/>
+      <w:lvlJc w:val="left"/>
+      <w:pPr>
+        <w:ind w:left="5040" w:hanging="360"/>
+      </w:pPr>
+      <w:rPr>
+        <w:rFonts w:ascii="Symbol" w:hAnsi="Symbol" w:hint="default"/>
+      </w:rPr>
+    </w:lvl>
+    <w:lvl w:ilvl="7" w:tplc="04160003" w:tentative="1">
+      <w:start w:val="1"/>
+      <w:numFmt w:val="bullet"/>
+      <w:lvlText w:val="o"/>
+      <w:lvlJc w:val="left"/>
+      <w:pPr>
+        <w:ind w:left="5760" w:hanging="360"/>
+      </w:pPr>
+      <w:rPr>
+        <w:rFonts w:ascii="Courier New" w:hAnsi="Courier New" w:cs="Courier New" w:hint="default"/>
+      </w:rPr>
+    </w:lvl>
+    <w:lvl w:ilvl="8" w:tplc="04160005" w:tentative="1">
+      <w:start w:val="1"/>
+      <w:numFmt w:val="bullet"/>
+      <w:lvlText w:val=""/>
+      <w:lvlJc w:val="left"/>
+      <w:pPr>
+        <w:ind w:left="6480" w:hanging="360"/>
+      </w:pPr>
+      <w:rPr>
+        <w:rFonts w:ascii="Wingdings" w:hAnsi="Wingdings" w:hint="default"/>
+      </w:rPr>
+    </w:lvl>
+  </w:abstractNum>
+  <w:abstractNum w:abstractNumId="9" w15:restartNumberingAfterBreak="0">
+    <w:nsid w:val="642248A4"/>
+    <w:multiLevelType w:val="hybridMultilevel"/>
+    <w:tmpl w:val="0430233A"/>
+    <w:lvl w:ilvl="0" w:tplc="1A4E6B58">
+      <w:numFmt w:val="bullet"/>
+      <w:lvlText w:val="•"/>
+      <w:lvlJc w:val="left"/>
+      <w:pPr>
+        <w:ind w:left="1068" w:hanging="708"/>
+      </w:pPr>
+      <w:rPr>
+        <w:rFonts w:ascii="Times New Roman" w:eastAsiaTheme="minorHAnsi" w:hAnsi="Times New Roman" w:cs="Times New Roman" w:hint="default"/>
+      </w:rPr>
+    </w:lvl>
+    <w:lvl w:ilvl="1" w:tplc="04160003" w:tentative="1">
+      <w:start w:val="1"/>
+      <w:numFmt w:val="bullet"/>
+      <w:lvlText w:val="o"/>
+      <w:lvlJc w:val="left"/>
+      <w:pPr>
+        <w:ind w:left="1440" w:hanging="360"/>
+      </w:pPr>
+      <w:rPr>
+        <w:rFonts w:ascii="Courier New" w:hAnsi="Courier New" w:cs="Courier New" w:hint="default"/>
+      </w:rPr>
+    </w:lvl>
+    <w:lvl w:ilvl="2" w:tplc="04160005" w:tentative="1">
+      <w:start w:val="1"/>
+      <w:numFmt w:val="bullet"/>
+      <w:lvlText w:val=""/>
+      <w:lvlJc w:val="left"/>
+      <w:pPr>
+        <w:ind w:left="2160" w:hanging="360"/>
+      </w:pPr>
+      <w:rPr>
+        <w:rFonts w:ascii="Wingdings" w:hAnsi="Wingdings" w:hint="default"/>
+      </w:rPr>
+    </w:lvl>
+    <w:lvl w:ilvl="3" w:tplc="04160001" w:tentative="1">
+      <w:start w:val="1"/>
+      <w:numFmt w:val="bullet"/>
+      <w:lvlText w:val=""/>
+      <w:lvlJc w:val="left"/>
+      <w:pPr>
+        <w:ind w:left="2880" w:hanging="360"/>
+      </w:pPr>
+      <w:rPr>
+        <w:rFonts w:ascii="Symbol" w:hAnsi="Symbol" w:hint="default"/>
+      </w:rPr>
+    </w:lvl>
+    <w:lvl w:ilvl="4" w:tplc="04160003" w:tentative="1">
+      <w:start w:val="1"/>
+      <w:numFmt w:val="bullet"/>
+      <w:lvlText w:val="o"/>
+      <w:lvlJc w:val="left"/>
+      <w:pPr>
+        <w:ind w:left="3600" w:hanging="360"/>
+      </w:pPr>
+      <w:rPr>
+        <w:rFonts w:ascii="Courier New" w:hAnsi="Courier New" w:cs="Courier New" w:hint="default"/>
+      </w:rPr>
+    </w:lvl>
+    <w:lvl w:ilvl="5" w:tplc="04160005" w:tentative="1">
+      <w:start w:val="1"/>
+      <w:numFmt w:val="bullet"/>
+      <w:lvlText w:val=""/>
+      <w:lvlJc w:val="left"/>
+      <w:pPr>
+        <w:ind w:left="4320" w:hanging="360"/>
+      </w:pPr>
+      <w:rPr>
+        <w:rFonts w:ascii="Wingdings" w:hAnsi="Wingdings" w:hint="default"/>
+      </w:rPr>
+    </w:lvl>
+    <w:lvl w:ilvl="6" w:tplc="04160001" w:tentative="1">
+      <w:start w:val="1"/>
+      <w:numFmt w:val="bullet"/>
+      <w:lvlText w:val=""/>
+      <w:lvlJc w:val="left"/>
+      <w:pPr>
+        <w:ind w:left="5040" w:hanging="360"/>
+      </w:pPr>
+      <w:rPr>
+        <w:rFonts w:ascii="Symbol" w:hAnsi="Symbol" w:hint="default"/>
+      </w:rPr>
+    </w:lvl>
+    <w:lvl w:ilvl="7" w:tplc="04160003" w:tentative="1">
+      <w:start w:val="1"/>
+      <w:numFmt w:val="bullet"/>
+      <w:lvlText w:val="o"/>
+      <w:lvlJc w:val="left"/>
+      <w:pPr>
+        <w:ind w:left="5760" w:hanging="360"/>
+      </w:pPr>
+      <w:rPr>
+        <w:rFonts w:ascii="Courier New" w:hAnsi="Courier New" w:cs="Courier New" w:hint="default"/>
+      </w:rPr>
+    </w:lvl>
+    <w:lvl w:ilvl="8" w:tplc="04160005" w:tentative="1">
+      <w:start w:val="1"/>
+      <w:numFmt w:val="bullet"/>
+      <w:lvlText w:val=""/>
+      <w:lvlJc w:val="left"/>
+      <w:pPr>
+        <w:ind w:left="6480" w:hanging="360"/>
+      </w:pPr>
+      <w:rPr>
+        <w:rFonts w:ascii="Wingdings" w:hAnsi="Wingdings" w:hint="default"/>
+      </w:rPr>
+    </w:lvl>
+  </w:abstractNum>
+  <w:abstractNum w:abstractNumId="10" w15:restartNumberingAfterBreak="0">
+    <w:nsid w:val="68D57FB6"/>
+    <w:multiLevelType w:val="hybridMultilevel"/>
+    <w:tmpl w:val="7D2A3D0A"/>
+    <w:lvl w:ilvl="0" w:tplc="B73CF7B8">
+      <w:numFmt w:val="bullet"/>
+      <w:lvlText w:val="•"/>
+      <w:lvlJc w:val="left"/>
+      <w:pPr>
+        <w:ind w:left="1428" w:hanging="708"/>
+      </w:pPr>
+      <w:rPr>
+        <w:rFonts w:ascii="Times New Roman" w:eastAsiaTheme="minorHAnsi" w:hAnsi="Times New Roman" w:cs="Times New Roman" w:hint="default"/>
+      </w:rPr>
+    </w:lvl>
+    <w:lvl w:ilvl="1" w:tplc="04160003" w:tentative="1">
+      <w:start w:val="1"/>
+      <w:numFmt w:val="bullet"/>
+      <w:lvlText w:val="o"/>
+      <w:lvlJc w:val="left"/>
+      <w:pPr>
+        <w:ind w:left="1800" w:hanging="360"/>
+      </w:pPr>
+      <w:rPr>
+        <w:rFonts w:ascii="Courier New" w:hAnsi="Courier New" w:cs="Courier New" w:hint="default"/>
+      </w:rPr>
+    </w:lvl>
+    <w:lvl w:ilvl="2" w:tplc="04160005" w:tentative="1">
+      <w:start w:val="1"/>
+      <w:numFmt w:val="bullet"/>
+      <w:lvlText w:val=""/>
+      <w:lvlJc w:val="left"/>
+      <w:pPr>
+        <w:ind w:left="2520" w:hanging="360"/>
+      </w:pPr>
+      <w:rPr>
+        <w:rFonts w:ascii="Wingdings" w:hAnsi="Wingdings" w:hint="default"/>
+      </w:rPr>
+    </w:lvl>
+    <w:lvl w:ilvl="3" w:tplc="04160001" w:tentative="1">
+      <w:start w:val="1"/>
+      <w:numFmt w:val="bullet"/>
+      <w:lvlText w:val=""/>
+      <w:lvlJc w:val="left"/>
+      <w:pPr>
+        <w:ind w:left="3240" w:hanging="360"/>
+      </w:pPr>
+      <w:rPr>
+        <w:rFonts w:ascii="Symbol" w:hAnsi="Symbol" w:hint="default"/>
+      </w:rPr>
+    </w:lvl>
+    <w:lvl w:ilvl="4" w:tplc="04160003" w:tentative="1">
+      <w:start w:val="1"/>
+      <w:numFmt w:val="bullet"/>
+      <w:lvlText w:val="o"/>
+      <w:lvlJc w:val="left"/>
+      <w:pPr>
+        <w:ind w:left="3960" w:hanging="360"/>
+      </w:pPr>
+      <w:rPr>
+        <w:rFonts w:ascii="Courier New" w:hAnsi="Courier New" w:cs="Courier New" w:hint="default"/>
+      </w:rPr>
+    </w:lvl>
+    <w:lvl w:ilvl="5" w:tplc="04160005" w:tentative="1">
+      <w:start w:val="1"/>
+      <w:numFmt w:val="bullet"/>
+      <w:lvlText w:val=""/>
+      <w:lvlJc w:val="left"/>
+      <w:pPr>
+        <w:ind w:left="4680" w:hanging="360"/>
+      </w:pPr>
+      <w:rPr>
+        <w:rFonts w:ascii="Wingdings" w:hAnsi="Wingdings" w:hint="default"/>
+      </w:rPr>
+    </w:lvl>
+    <w:lvl w:ilvl="6" w:tplc="04160001" w:tentative="1">
+      <w:start w:val="1"/>
+      <w:numFmt w:val="bullet"/>
+      <w:lvlText w:val=""/>
+      <w:lvlJc w:val="left"/>
+      <w:pPr>
+        <w:ind w:left="5400" w:hanging="360"/>
+      </w:pPr>
+      <w:rPr>
+        <w:rFonts w:ascii="Symbol" w:hAnsi="Symbol" w:hint="default"/>
+      </w:rPr>
+    </w:lvl>
+    <w:lvl w:ilvl="7" w:tplc="04160003" w:tentative="1">
+      <w:start w:val="1"/>
+      <w:numFmt w:val="bullet"/>
+      <w:lvlText w:val="o"/>
+      <w:lvlJc w:val="left"/>
+      <w:pPr>
+        <w:ind w:left="6120" w:hanging="360"/>
+      </w:pPr>
+      <w:rPr>
+        <w:rFonts w:ascii="Courier New" w:hAnsi="Courier New" w:cs="Courier New" w:hint="default"/>
+      </w:rPr>
+    </w:lvl>
+    <w:lvl w:ilvl="8" w:tplc="04160005" w:tentative="1">
+      <w:start w:val="1"/>
+      <w:numFmt w:val="bullet"/>
+      <w:lvlText w:val=""/>
+      <w:lvlJc w:val="left"/>
+      <w:pPr>
+        <w:ind w:left="6840" w:hanging="360"/>
+      </w:pPr>
+      <w:rPr>
+        <w:rFonts w:ascii="Wingdings" w:hAnsi="Wingdings" w:hint="default"/>
+      </w:rPr>
+    </w:lvl>
+  </w:abstractNum>
+  <w:abstractNum w:abstractNumId="11" w15:restartNumberingAfterBreak="0">
+    <w:nsid w:val="75FC2063"/>
+    <w:multiLevelType w:val="hybridMultilevel"/>
+    <w:tmpl w:val="7D06EB8C"/>
+    <w:lvl w:ilvl="0" w:tplc="04160001">
+      <w:start w:val="1"/>
+      <w:numFmt w:val="bullet"/>
+      <w:lvlText w:val=""/>
+      <w:lvlJc w:val="left"/>
+      <w:pPr>
+        <w:ind w:left="720" w:hanging="360"/>
+      </w:pPr>
+      <w:rPr>
+        <w:rFonts w:ascii="Symbol" w:hAnsi="Symbol" w:hint="default"/>
+      </w:rPr>
+    </w:lvl>
+    <w:lvl w:ilvl="1" w:tplc="04160003" w:tentative="1">
+      <w:start w:val="1"/>
+      <w:numFmt w:val="bullet"/>
+      <w:lvlText w:val="o"/>
+      <w:lvlJc w:val="left"/>
+      <w:pPr>
+        <w:ind w:left="1440" w:hanging="360"/>
+      </w:pPr>
+      <w:rPr>
+        <w:rFonts w:ascii="Courier New" w:hAnsi="Courier New" w:cs="Courier New" w:hint="default"/>
+      </w:rPr>
+    </w:lvl>
+    <w:lvl w:ilvl="2" w:tplc="04160005" w:tentative="1">
+      <w:start w:val="1"/>
+      <w:numFmt w:val="bullet"/>
+      <w:lvlText w:val=""/>
+      <w:lvlJc w:val="left"/>
+      <w:pPr>
+        <w:ind w:left="2160" w:hanging="360"/>
+      </w:pPr>
+      <w:rPr>
+        <w:rFonts w:ascii="Wingdings" w:hAnsi="Wingdings" w:hint="default"/>
+      </w:rPr>
+    </w:lvl>
+    <w:lvl w:ilvl="3" w:tplc="04160001" w:tentative="1">
+      <w:start w:val="1"/>
+      <w:numFmt w:val="bullet"/>
+      <w:lvlText w:val=""/>
+      <w:lvlJc w:val="left"/>
+      <w:pPr>
+        <w:ind w:left="2880" w:hanging="360"/>
+      </w:pPr>
+      <w:rPr>
+        <w:rFonts w:ascii="Symbol" w:hAnsi="Symbol" w:hint="default"/>
+      </w:rPr>
+    </w:lvl>
+    <w:lvl w:ilvl="4" w:tplc="04160003" w:tentative="1">
+      <w:start w:val="1"/>
+      <w:numFmt w:val="bullet"/>
+      <w:lvlText w:val="o"/>
+      <w:lvlJc w:val="left"/>
+      <w:pPr>
+        <w:ind w:left="3600" w:hanging="360"/>
+      </w:pPr>
+      <w:rPr>
+        <w:rFonts w:ascii="Courier New" w:hAnsi="Courier New" w:cs="Courier New" w:hint="default"/>
+      </w:rPr>
+    </w:lvl>
+    <w:lvl w:ilvl="5" w:tplc="04160005" w:tentative="1">
+      <w:start w:val="1"/>
+      <w:numFmt w:val="bullet"/>
+      <w:lvlText w:val=""/>
+      <w:lvlJc w:val="left"/>
+      <w:pPr>
+        <w:ind w:left="4320" w:hanging="360"/>
+      </w:pPr>
+      <w:rPr>
+        <w:rFonts w:ascii="Wingdings" w:hAnsi="Wingdings" w:hint="default"/>
+      </w:rPr>
+    </w:lvl>
+    <w:lvl w:ilvl="6" w:tplc="04160001" w:tentative="1">
+      <w:start w:val="1"/>
+      <w:numFmt w:val="bullet"/>
+      <w:lvlText w:val=""/>
+      <w:lvlJc w:val="left"/>
+      <w:pPr>
+        <w:ind w:left="5040" w:hanging="360"/>
+      </w:pPr>
+      <w:rPr>
+        <w:rFonts w:ascii="Symbol" w:hAnsi="Symbol" w:hint="default"/>
+      </w:rPr>
+    </w:lvl>
+    <w:lvl w:ilvl="7" w:tplc="04160003" w:tentative="1">
+      <w:start w:val="1"/>
+      <w:numFmt w:val="bullet"/>
+      <w:lvlText w:val="o"/>
+      <w:lvlJc w:val="left"/>
+      <w:pPr>
+        <w:ind w:left="5760" w:hanging="360"/>
+      </w:pPr>
+      <w:rPr>
+        <w:rFonts w:ascii="Courier New" w:hAnsi="Courier New" w:cs="Courier New" w:hint="default"/>
+      </w:rPr>
+    </w:lvl>
+    <w:lvl w:ilvl="8" w:tplc="04160005" w:tentative="1">
+      <w:start w:val="1"/>
+      <w:numFmt w:val="bullet"/>
+      <w:lvlText w:val=""/>
+      <w:lvlJc w:val="left"/>
+      <w:pPr>
         <w:ind w:left="6480" w:hanging="360"/>
       </w:pPr>
       <w:rPr>
@@ -10384,19 +10748,40 @@
     </w:lvl>
   </w:abstractNum>
   <w:num w:numId="1" w16cid:durableId="916209497">
+    <w:abstractNumId w:val="11"/>
+  </w:num>
+  <w:num w:numId="2" w16cid:durableId="732583381">
+    <w:abstractNumId w:val="5"/>
+  </w:num>
+  <w:num w:numId="3" w16cid:durableId="916670392">
+    <w:abstractNumId w:val="2"/>
+  </w:num>
+  <w:num w:numId="4" w16cid:durableId="563221854">
+    <w:abstractNumId w:val="9"/>
+  </w:num>
+  <w:num w:numId="5" w16cid:durableId="1987078002">
     <w:abstractNumId w:val="4"/>
   </w:num>
-  <w:num w:numId="2" w16cid:durableId="732583381">
-    <w:abstractNumId w:val="2"/>
+  <w:num w:numId="6" w16cid:durableId="1573465333">
+    <w:abstractNumId w:val="6"/>
   </w:num>
-  <w:num w:numId="3" w16cid:durableId="916670392">
-    <w:abstractNumId w:val="0"/>
+  <w:num w:numId="7" w16cid:durableId="412164340">
+    <w:abstractNumId w:val="7"/>
   </w:num>
-  <w:num w:numId="4" w16cid:durableId="563221854">
+  <w:num w:numId="8" w16cid:durableId="819075455">
+    <w:abstractNumId w:val="8"/>
+  </w:num>
+  <w:num w:numId="9" w16cid:durableId="383525448">
     <w:abstractNumId w:val="3"/>
   </w:num>
-  <w:num w:numId="5" w16cid:durableId="1987078002">
+  <w:num w:numId="10" w16cid:durableId="1412657849">
+    <w:abstractNumId w:val="10"/>
+  </w:num>
+  <w:num w:numId="11" w16cid:durableId="1975326541">
     <w:abstractNumId w:val="1"/>
+  </w:num>
+  <w:num w:numId="12" w16cid:durableId="1788548811">
+    <w:abstractNumId w:val="0"/>
   </w:num>
 </w:numbering>
 </file>
@@ -11004,6 +11389,7 @@
   <w:style w:type="character" w:default="1" w:styleId="Fontepargpadro">
     <w:name w:val="Default Paragraph Font"/>
     <w:uiPriority w:val="1"/>
+    <w:semiHidden/>
     <w:unhideWhenUsed/>
   </w:style>
   <w:style w:type="table" w:default="1" w:styleId="Tabelanormal">
